--- a/Midterm_Batsogianni.docx
+++ b/Midterm_Batsogianni.docx
@@ -1191,7 +1191,39 @@
           <w:rFonts w:ascii="Arial" w:hAnsi="Arial" w:cs="Arial"/>
           <w:lang w:val="en-US"/>
         </w:rPr>
-        <w:t xml:space="preserve"> the “querySelector” and “querySelectorAll()” </w:t>
+        <w:t xml:space="preserve"> the “</w:t>
+      </w:r>
+      <w:proofErr w:type="spellStart"/>
+      <w:r>
+        <w:rPr>
+          <w:rFonts w:ascii="Arial" w:hAnsi="Arial" w:cs="Arial"/>
+          <w:lang w:val="en-US"/>
+        </w:rPr>
+        <w:t>querySelector</w:t>
+      </w:r>
+      <w:proofErr w:type="spellEnd"/>
+      <w:r>
+        <w:rPr>
+          <w:rFonts w:ascii="Arial" w:hAnsi="Arial" w:cs="Arial"/>
+          <w:lang w:val="en-US"/>
+        </w:rPr>
+        <w:t>” and “</w:t>
+      </w:r>
+      <w:proofErr w:type="spellStart"/>
+      <w:r>
+        <w:rPr>
+          <w:rFonts w:ascii="Arial" w:hAnsi="Arial" w:cs="Arial"/>
+          <w:lang w:val="en-US"/>
+        </w:rPr>
+        <w:t>querySelectorAll</w:t>
+      </w:r>
+      <w:proofErr w:type="spellEnd"/>
+      <w:r>
+        <w:rPr>
+          <w:rFonts w:ascii="Arial" w:hAnsi="Arial" w:cs="Arial"/>
+          <w:lang w:val="en-US"/>
+        </w:rPr>
+        <w:t xml:space="preserve">()” </w:t>
       </w:r>
       <w:r>
         <w:rPr>
@@ -1650,7 +1682,7 @@
           <w:rFonts w:ascii="Arial" w:hAnsi="Arial" w:cs="Arial"/>
           <w:lang w:val="en-US"/>
         </w:rPr>
-        <w:t xml:space="preserve">The GitHub Repository link: </w:t>
+        <w:t>The GitHub Repository link:</w:t>
       </w:r>
     </w:p>
     <w:p>
@@ -1660,412 +1692,16 @@
           <w:lang w:val="en-US"/>
         </w:rPr>
       </w:pPr>
-      <w:r>
-        <w:rPr>
-          <w:rFonts w:ascii="Arial" w:hAnsi="Arial" w:cs="Arial"/>
-          <w:lang w:val="en-US"/>
-        </w:rPr>
-        <w:t xml:space="preserve">Google Chrome LightHouse was used to </w:t>
-      </w:r>
-      <w:r>
-        <w:rPr>
-          <w:rFonts w:ascii="Arial" w:hAnsi="Arial" w:cs="Arial"/>
-          <w:lang w:val="en-US"/>
-        </w:rPr>
-        <w:t>evaluate website’s accessibility, SEO and performance</w:t>
-      </w:r>
-      <w:r>
-        <w:rPr>
-          <w:rFonts w:ascii="Arial" w:hAnsi="Arial" w:cs="Arial"/>
-          <w:lang w:val="en-US"/>
-        </w:rPr>
-        <w:t xml:space="preserve"> when it was complete</w:t>
-      </w:r>
-      <w:r>
-        <w:rPr>
-          <w:rFonts w:ascii="Arial" w:hAnsi="Arial" w:cs="Arial"/>
-          <w:lang w:val="en-US"/>
-        </w:rPr>
-        <w:t>.</w:t>
-      </w:r>
-      <w:r>
-        <w:rPr>
-          <w:rFonts w:ascii="Arial" w:hAnsi="Arial" w:cs="Arial"/>
-          <w:lang w:val="en-US"/>
-        </w:rPr>
-        <w:t xml:space="preserve"> In the screenshots, we can see th</w:t>
-      </w:r>
-      <w:r>
-        <w:rPr>
-          <w:rFonts w:ascii="Arial" w:hAnsi="Arial" w:cs="Arial"/>
-          <w:lang w:val="en-US"/>
-        </w:rPr>
-        <w:t xml:space="preserve">e results </w:t>
-      </w:r>
-      <w:r>
-        <w:rPr>
-          <w:rFonts w:ascii="Arial" w:hAnsi="Arial" w:cs="Arial"/>
-          <w:lang w:val="en-US"/>
-        </w:rPr>
-        <w:t xml:space="preserve">from the audits </w:t>
-      </w:r>
-      <w:r>
-        <w:rPr>
-          <w:rFonts w:ascii="Arial" w:hAnsi="Arial" w:cs="Arial"/>
-          <w:lang w:val="en-US"/>
-        </w:rPr>
-        <w:t xml:space="preserve">which </w:t>
-      </w:r>
-      <w:r>
-        <w:rPr>
-          <w:rFonts w:ascii="Arial" w:hAnsi="Arial" w:cs="Arial"/>
-          <w:lang w:val="en-US"/>
-        </w:rPr>
-        <w:t>confirm</w:t>
-      </w:r>
-      <w:r>
-        <w:rPr>
-          <w:rFonts w:ascii="Arial" w:hAnsi="Arial" w:cs="Arial"/>
-          <w:lang w:val="en-US"/>
-        </w:rPr>
-        <w:t xml:space="preserve"> that the website uses</w:t>
-      </w:r>
-      <w:r>
-        <w:rPr>
-          <w:rFonts w:ascii="Arial" w:hAnsi="Arial" w:cs="Arial"/>
-          <w:lang w:val="en-US"/>
-        </w:rPr>
-        <w:t xml:space="preserve"> the necessary elements to have accessibility and responsiveness. </w:t>
-      </w:r>
-      <w:r>
-        <w:rPr>
-          <w:rFonts w:ascii="Arial" w:hAnsi="Arial" w:cs="Arial"/>
-          <w:lang w:val="en-US"/>
-        </w:rPr>
-        <w:t xml:space="preserve">In the code, </w:t>
-      </w:r>
-      <w:r>
-        <w:rPr>
-          <w:rFonts w:ascii="Arial" w:hAnsi="Arial" w:cs="Arial"/>
-          <w:lang w:val="en-US"/>
-        </w:rPr>
-        <w:t xml:space="preserve">the first thing </w:t>
-      </w:r>
-      <w:r>
-        <w:rPr>
-          <w:rFonts w:ascii="Arial" w:hAnsi="Arial" w:cs="Arial"/>
-          <w:lang w:val="en-US"/>
-        </w:rPr>
-        <w:t>I added</w:t>
-      </w:r>
-      <w:r>
-        <w:rPr>
-          <w:rFonts w:ascii="Arial" w:hAnsi="Arial" w:cs="Arial"/>
-          <w:lang w:val="en-US"/>
-        </w:rPr>
-        <w:t xml:space="preserve"> was</w:t>
-      </w:r>
-      <w:r>
-        <w:rPr>
-          <w:rFonts w:ascii="Arial" w:hAnsi="Arial" w:cs="Arial"/>
-          <w:lang w:val="en-US"/>
-        </w:rPr>
-        <w:t xml:space="preserve"> alt text for all images and semantic HTML elements</w:t>
-      </w:r>
-      <w:r>
-        <w:rPr>
-          <w:rFonts w:ascii="Arial" w:hAnsi="Arial" w:cs="Arial"/>
-          <w:lang w:val="en-US"/>
-        </w:rPr>
-        <w:t xml:space="preserve"> (</w:t>
-      </w:r>
-      <w:r>
-        <w:rPr>
-          <w:rFonts w:ascii="Arial" w:hAnsi="Arial" w:cs="Arial"/>
-          <w:lang w:val="en-US"/>
-        </w:rPr>
-        <w:t>nav, main, header, section, footer)</w:t>
-      </w:r>
-      <w:r>
-        <w:rPr>
-          <w:rFonts w:ascii="Arial" w:hAnsi="Arial" w:cs="Arial"/>
-          <w:lang w:val="en-US"/>
-        </w:rPr>
-        <w:t>.</w:t>
-      </w:r>
-      <w:r>
-        <w:rPr>
-          <w:rFonts w:ascii="Arial" w:hAnsi="Arial" w:cs="Arial"/>
-          <w:lang w:val="en-US"/>
-        </w:rPr>
-        <w:t xml:space="preserve"> These elements </w:t>
-      </w:r>
-      <w:r>
-        <w:rPr>
-          <w:rFonts w:ascii="Arial" w:hAnsi="Arial" w:cs="Arial"/>
-          <w:lang w:val="en-US"/>
-        </w:rPr>
-        <w:t>create an organized structure of the page.</w:t>
-      </w:r>
-      <w:r>
-        <w:rPr>
-          <w:rFonts w:ascii="Arial" w:hAnsi="Arial" w:cs="Arial"/>
-          <w:lang w:val="en-US"/>
-        </w:rPr>
-        <w:t xml:space="preserve"> This description </w:t>
-      </w:r>
-      <w:r>
-        <w:rPr>
-          <w:rFonts w:ascii="Arial" w:hAnsi="Arial" w:cs="Arial"/>
-          <w:lang w:val="en-US"/>
-        </w:rPr>
-        <w:t>allows</w:t>
-      </w:r>
-      <w:r>
-        <w:rPr>
-          <w:rFonts w:ascii="Arial" w:hAnsi="Arial" w:cs="Arial"/>
-          <w:lang w:val="en-US"/>
-        </w:rPr>
-        <w:t xml:space="preserve"> screen readers to </w:t>
-      </w:r>
-      <w:r>
-        <w:rPr>
-          <w:rFonts w:ascii="Arial" w:hAnsi="Arial" w:cs="Arial"/>
-          <w:lang w:val="en-US"/>
-        </w:rPr>
-        <w:t xml:space="preserve">explain the content of an image to </w:t>
-      </w:r>
-      <w:r>
-        <w:rPr>
-          <w:rFonts w:ascii="Arial" w:hAnsi="Arial" w:cs="Arial"/>
-          <w:lang w:val="en-US"/>
-        </w:rPr>
-        <w:t>blind people</w:t>
-      </w:r>
-      <w:r>
-        <w:rPr>
-          <w:rFonts w:ascii="Arial" w:hAnsi="Arial" w:cs="Arial"/>
-          <w:lang w:val="en-US"/>
-        </w:rPr>
-        <w:t>.</w:t>
-      </w:r>
-      <w:r>
-        <w:rPr>
-          <w:rFonts w:ascii="Arial" w:hAnsi="Arial" w:cs="Arial"/>
-          <w:lang w:val="en-US"/>
-        </w:rPr>
-        <w:t xml:space="preserve"> </w:t>
-      </w:r>
-      <w:r>
-        <w:rPr>
-          <w:rFonts w:ascii="Arial" w:hAnsi="Arial" w:cs="Arial"/>
-          <w:lang w:val="en-US"/>
-        </w:rPr>
-        <w:t xml:space="preserve">Next, I put labels when I was creating </w:t>
-      </w:r>
-      <w:r>
-        <w:rPr>
-          <w:rFonts w:ascii="Arial" w:hAnsi="Arial" w:cs="Arial"/>
-          <w:lang w:val="en-US"/>
-        </w:rPr>
-        <w:t>form fields, so the</w:t>
-      </w:r>
-      <w:r>
-        <w:rPr>
-          <w:rFonts w:ascii="Arial" w:hAnsi="Arial" w:cs="Arial"/>
-          <w:lang w:val="en-US"/>
-        </w:rPr>
-        <w:t xml:space="preserve"> purpose</w:t>
-      </w:r>
-      <w:r>
-        <w:rPr>
-          <w:rFonts w:ascii="Arial" w:hAnsi="Arial" w:cs="Arial"/>
-          <w:lang w:val="en-US"/>
-        </w:rPr>
-        <w:t xml:space="preserve"> of the</w:t>
-      </w:r>
-      <w:r>
-        <w:rPr>
-          <w:rFonts w:ascii="Arial" w:hAnsi="Arial" w:cs="Arial"/>
-          <w:lang w:val="en-US"/>
-        </w:rPr>
-        <w:t xml:space="preserve"> form could be more </w:t>
-      </w:r>
-      <w:r>
-        <w:rPr>
-          <w:rFonts w:ascii="Arial" w:hAnsi="Arial" w:cs="Arial"/>
-          <w:lang w:val="en-US"/>
-        </w:rPr>
-        <w:t>understandable,</w:t>
-      </w:r>
-      <w:r>
-        <w:rPr>
-          <w:rFonts w:ascii="Arial" w:hAnsi="Arial" w:cs="Arial"/>
-          <w:lang w:val="en-US"/>
-        </w:rPr>
-        <w:t xml:space="preserve"> and users could see what they need to write</w:t>
-      </w:r>
-      <w:r>
-        <w:rPr>
-          <w:rFonts w:ascii="Arial" w:hAnsi="Arial" w:cs="Arial"/>
-          <w:lang w:val="en-US"/>
-        </w:rPr>
-        <w:t xml:space="preserve"> in each field</w:t>
-      </w:r>
-      <w:r>
-        <w:rPr>
-          <w:rFonts w:ascii="Arial" w:hAnsi="Arial" w:cs="Arial"/>
-          <w:lang w:val="en-US"/>
-        </w:rPr>
-        <w:t>.</w:t>
-      </w:r>
-      <w:r>
-        <w:rPr>
-          <w:rFonts w:ascii="Arial" w:hAnsi="Arial" w:cs="Arial"/>
-          <w:lang w:val="en-US"/>
-        </w:rPr>
-        <w:t xml:space="preserve"> </w:t>
-      </w:r>
-      <w:r>
-        <w:rPr>
-          <w:rFonts w:ascii="Arial" w:hAnsi="Arial" w:cs="Arial"/>
-          <w:lang w:val="en-US"/>
-        </w:rPr>
-        <w:t xml:space="preserve">In order for the website to be fully responsive, the design should include colors </w:t>
-      </w:r>
-      <w:r>
-        <w:rPr>
-          <w:rFonts w:ascii="Arial" w:hAnsi="Arial" w:cs="Arial"/>
-          <w:lang w:val="en-US"/>
-        </w:rPr>
-        <w:t xml:space="preserve">and different </w:t>
-      </w:r>
-      <w:r>
-        <w:rPr>
-          <w:rFonts w:ascii="Arial" w:hAnsi="Arial" w:cs="Arial"/>
-          <w:lang w:val="en-US"/>
-        </w:rPr>
-        <w:t xml:space="preserve">style. For that reason, all buttons have different colors </w:t>
-      </w:r>
-      <w:r>
-        <w:rPr>
-          <w:rFonts w:ascii="Arial" w:hAnsi="Arial" w:cs="Arial"/>
-          <w:lang w:val="en-US"/>
-        </w:rPr>
-        <w:t>for a different meaning. For example, the “</w:t>
-      </w:r>
-      <w:r>
-        <w:rPr>
-          <w:rFonts w:ascii="Arial" w:hAnsi="Arial" w:cs="Arial"/>
-          <w:lang w:val="en-US"/>
-        </w:rPr>
-        <w:t>C</w:t>
-      </w:r>
-      <w:r>
-        <w:rPr>
-          <w:rFonts w:ascii="Arial" w:hAnsi="Arial" w:cs="Arial"/>
-          <w:lang w:val="en-US"/>
-        </w:rPr>
-        <w:t>omplete” button is green</w:t>
-      </w:r>
-      <w:r>
-        <w:rPr>
-          <w:rFonts w:ascii="Arial" w:hAnsi="Arial" w:cs="Arial"/>
-          <w:lang w:val="en-US"/>
-        </w:rPr>
-        <w:t xml:space="preserve">, the “Edit” button </w:t>
-      </w:r>
-      <w:r>
-        <w:rPr>
-          <w:rFonts w:ascii="Arial" w:hAnsi="Arial" w:cs="Arial"/>
-          <w:lang w:val="en-US"/>
-        </w:rPr>
-        <w:t>.</w:t>
-      </w:r>
-      <w:r>
-        <w:rPr>
-          <w:rFonts w:ascii="Arial" w:hAnsi="Arial" w:cs="Arial"/>
-          <w:lang w:val="en-US"/>
-        </w:rPr>
-        <w:t xml:space="preserve">is </w:t>
-      </w:r>
-      <w:r>
-        <w:rPr>
-          <w:rFonts w:ascii="Arial" w:hAnsi="Arial" w:cs="Arial"/>
-          <w:lang w:val="en-US"/>
-        </w:rPr>
-        <w:t>yellow</w:t>
-      </w:r>
-      <w:r>
-        <w:rPr>
-          <w:rFonts w:ascii="Arial" w:hAnsi="Arial" w:cs="Arial"/>
-          <w:lang w:val="en-US"/>
-        </w:rPr>
-        <w:t xml:space="preserve"> and the “</w:t>
-      </w:r>
-      <w:r>
-        <w:rPr>
-          <w:rFonts w:ascii="Arial" w:hAnsi="Arial" w:cs="Arial"/>
-          <w:lang w:val="en-US"/>
-        </w:rPr>
-        <w:t>D</w:t>
-      </w:r>
-      <w:r>
-        <w:rPr>
-          <w:rFonts w:ascii="Arial" w:hAnsi="Arial" w:cs="Arial"/>
-          <w:lang w:val="en-US"/>
-        </w:rPr>
-        <w:t xml:space="preserve">elete” button is red. </w:t>
-      </w:r>
-      <w:r>
-        <w:rPr>
-          <w:rFonts w:ascii="Arial" w:hAnsi="Arial" w:cs="Arial"/>
-          <w:lang w:val="en-US"/>
-        </w:rPr>
-        <w:t xml:space="preserve">I searched </w:t>
-      </w:r>
-      <w:r>
-        <w:rPr>
-          <w:rFonts w:ascii="Arial" w:hAnsi="Arial" w:cs="Arial"/>
-          <w:lang w:val="en-US"/>
-        </w:rPr>
-        <w:t>on</w:t>
-      </w:r>
-      <w:r>
-        <w:rPr>
-          <w:rFonts w:ascii="Arial" w:hAnsi="Arial" w:cs="Arial"/>
-          <w:lang w:val="en-US"/>
-        </w:rPr>
-        <w:t xml:space="preserve"> google </w:t>
-      </w:r>
-      <w:r>
-        <w:rPr>
-          <w:rFonts w:ascii="Arial" w:hAnsi="Arial" w:cs="Arial"/>
-          <w:lang w:val="en-US"/>
-        </w:rPr>
-        <w:t>the code for colors to use them in CSS</w:t>
-      </w:r>
-      <w:r>
-        <w:rPr>
-          <w:rFonts w:ascii="Arial" w:hAnsi="Arial" w:cs="Arial"/>
-          <w:lang w:val="en-US"/>
-        </w:rPr>
-        <w:t>/Bootstrap</w:t>
-      </w:r>
-      <w:r>
-        <w:rPr>
-          <w:rFonts w:ascii="Arial" w:hAnsi="Arial" w:cs="Arial"/>
-          <w:lang w:val="en-US"/>
-        </w:rPr>
-        <w:t xml:space="preserve"> file</w:t>
-      </w:r>
-      <w:r>
-        <w:rPr>
-          <w:rFonts w:ascii="Arial" w:hAnsi="Arial" w:cs="Arial"/>
-          <w:lang w:val="en-US"/>
-        </w:rPr>
-        <w:t>.</w:t>
-      </w:r>
+      <w:hyperlink r:id="rId7" w:history="1">
+        <w:r>
+          <w:rPr>
+            <w:rStyle w:val="-"/>
+            <w:rFonts w:ascii="Arial" w:hAnsi="Arial" w:cs="Arial"/>
+            <w:lang w:val="en-US"/>
+          </w:rPr>
+          <w:t>https://github.com/elenabatsog/DanceFit-Studio.git</w:t>
+        </w:r>
+      </w:hyperlink>
       <w:r>
         <w:rPr>
           <w:rFonts w:ascii="Arial" w:hAnsi="Arial" w:cs="Arial"/>
@@ -2084,6 +1720,428 @@
       <w:r>
         <w:rPr>
           <w:rFonts w:ascii="Arial" w:hAnsi="Arial" w:cs="Arial"/>
+          <w:lang w:val="en-US"/>
+        </w:rPr>
+        <w:t xml:space="preserve">Google Chrome LightHouse was used to </w:t>
+      </w:r>
+      <w:r>
+        <w:rPr>
+          <w:rFonts w:ascii="Arial" w:hAnsi="Arial" w:cs="Arial"/>
+          <w:lang w:val="en-US"/>
+        </w:rPr>
+        <w:t>evaluate website’s accessibility, SEO and performance</w:t>
+      </w:r>
+      <w:r>
+        <w:rPr>
+          <w:rFonts w:ascii="Arial" w:hAnsi="Arial" w:cs="Arial"/>
+          <w:lang w:val="en-US"/>
+        </w:rPr>
+        <w:t xml:space="preserve"> when it was complete</w:t>
+      </w:r>
+      <w:r>
+        <w:rPr>
+          <w:rFonts w:ascii="Arial" w:hAnsi="Arial" w:cs="Arial"/>
+          <w:lang w:val="en-US"/>
+        </w:rPr>
+        <w:t>.</w:t>
+      </w:r>
+      <w:r>
+        <w:rPr>
+          <w:rFonts w:ascii="Arial" w:hAnsi="Arial" w:cs="Arial"/>
+          <w:lang w:val="en-US"/>
+        </w:rPr>
+        <w:t xml:space="preserve"> In the screenshots, we can see th</w:t>
+      </w:r>
+      <w:r>
+        <w:rPr>
+          <w:rFonts w:ascii="Arial" w:hAnsi="Arial" w:cs="Arial"/>
+          <w:lang w:val="en-US"/>
+        </w:rPr>
+        <w:t xml:space="preserve">e results </w:t>
+      </w:r>
+      <w:r>
+        <w:rPr>
+          <w:rFonts w:ascii="Arial" w:hAnsi="Arial" w:cs="Arial"/>
+          <w:lang w:val="en-US"/>
+        </w:rPr>
+        <w:t xml:space="preserve">from the audits </w:t>
+      </w:r>
+      <w:r>
+        <w:rPr>
+          <w:rFonts w:ascii="Arial" w:hAnsi="Arial" w:cs="Arial"/>
+          <w:lang w:val="en-US"/>
+        </w:rPr>
+        <w:t xml:space="preserve">which </w:t>
+      </w:r>
+      <w:r>
+        <w:rPr>
+          <w:rFonts w:ascii="Arial" w:hAnsi="Arial" w:cs="Arial"/>
+          <w:lang w:val="en-US"/>
+        </w:rPr>
+        <w:t>confirm</w:t>
+      </w:r>
+      <w:r>
+        <w:rPr>
+          <w:rFonts w:ascii="Arial" w:hAnsi="Arial" w:cs="Arial"/>
+          <w:lang w:val="en-US"/>
+        </w:rPr>
+        <w:t xml:space="preserve"> that the website uses</w:t>
+      </w:r>
+      <w:r>
+        <w:rPr>
+          <w:rFonts w:ascii="Arial" w:hAnsi="Arial" w:cs="Arial"/>
+          <w:lang w:val="en-US"/>
+        </w:rPr>
+        <w:t xml:space="preserve"> the necessary elements to have accessibility and responsiveness. </w:t>
+      </w:r>
+      <w:r>
+        <w:rPr>
+          <w:rFonts w:ascii="Arial" w:hAnsi="Arial" w:cs="Arial"/>
+          <w:lang w:val="en-US"/>
+        </w:rPr>
+        <w:t xml:space="preserve">In the code, </w:t>
+      </w:r>
+      <w:r>
+        <w:rPr>
+          <w:rFonts w:ascii="Arial" w:hAnsi="Arial" w:cs="Arial"/>
+          <w:lang w:val="en-US"/>
+        </w:rPr>
+        <w:t xml:space="preserve">the first thing </w:t>
+      </w:r>
+      <w:r>
+        <w:rPr>
+          <w:rFonts w:ascii="Arial" w:hAnsi="Arial" w:cs="Arial"/>
+          <w:lang w:val="en-US"/>
+        </w:rPr>
+        <w:t>I added</w:t>
+      </w:r>
+      <w:r>
+        <w:rPr>
+          <w:rFonts w:ascii="Arial" w:hAnsi="Arial" w:cs="Arial"/>
+          <w:lang w:val="en-US"/>
+        </w:rPr>
+        <w:t xml:space="preserve"> was</w:t>
+      </w:r>
+      <w:r>
+        <w:rPr>
+          <w:rFonts w:ascii="Arial" w:hAnsi="Arial" w:cs="Arial"/>
+          <w:lang w:val="en-US"/>
+        </w:rPr>
+        <w:t xml:space="preserve"> alt text for all images and semantic HTML elements</w:t>
+      </w:r>
+      <w:r>
+        <w:rPr>
+          <w:rFonts w:ascii="Arial" w:hAnsi="Arial" w:cs="Arial"/>
+          <w:lang w:val="en-US"/>
+        </w:rPr>
+        <w:t xml:space="preserve"> (</w:t>
+      </w:r>
+      <w:r>
+        <w:rPr>
+          <w:rFonts w:ascii="Arial" w:hAnsi="Arial" w:cs="Arial"/>
+          <w:lang w:val="en-US"/>
+        </w:rPr>
+        <w:t>nav, main, header, section, footer)</w:t>
+      </w:r>
+      <w:r>
+        <w:rPr>
+          <w:rFonts w:ascii="Arial" w:hAnsi="Arial" w:cs="Arial"/>
+          <w:lang w:val="en-US"/>
+        </w:rPr>
+        <w:t>.</w:t>
+      </w:r>
+      <w:r>
+        <w:rPr>
+          <w:rFonts w:ascii="Arial" w:hAnsi="Arial" w:cs="Arial"/>
+          <w:lang w:val="en-US"/>
+        </w:rPr>
+        <w:t xml:space="preserve"> These elements </w:t>
+      </w:r>
+      <w:r>
+        <w:rPr>
+          <w:rFonts w:ascii="Arial" w:hAnsi="Arial" w:cs="Arial"/>
+          <w:lang w:val="en-US"/>
+        </w:rPr>
+        <w:t>create an organized structure of the page.</w:t>
+      </w:r>
+      <w:r>
+        <w:rPr>
+          <w:rFonts w:ascii="Arial" w:hAnsi="Arial" w:cs="Arial"/>
+          <w:lang w:val="en-US"/>
+        </w:rPr>
+        <w:t xml:space="preserve"> This description </w:t>
+      </w:r>
+      <w:r>
+        <w:rPr>
+          <w:rFonts w:ascii="Arial" w:hAnsi="Arial" w:cs="Arial"/>
+          <w:lang w:val="en-US"/>
+        </w:rPr>
+        <w:t>allows</w:t>
+      </w:r>
+      <w:r>
+        <w:rPr>
+          <w:rFonts w:ascii="Arial" w:hAnsi="Arial" w:cs="Arial"/>
+          <w:lang w:val="en-US"/>
+        </w:rPr>
+        <w:t xml:space="preserve"> screen readers to </w:t>
+      </w:r>
+      <w:r>
+        <w:rPr>
+          <w:rFonts w:ascii="Arial" w:hAnsi="Arial" w:cs="Arial"/>
+          <w:lang w:val="en-US"/>
+        </w:rPr>
+        <w:t xml:space="preserve">explain the content of an image to </w:t>
+      </w:r>
+      <w:r>
+        <w:rPr>
+          <w:rFonts w:ascii="Arial" w:hAnsi="Arial" w:cs="Arial"/>
+          <w:lang w:val="en-US"/>
+        </w:rPr>
+        <w:t>blind people</w:t>
+      </w:r>
+      <w:r>
+        <w:rPr>
+          <w:rFonts w:ascii="Arial" w:hAnsi="Arial" w:cs="Arial"/>
+          <w:lang w:val="en-US"/>
+        </w:rPr>
+        <w:t>.</w:t>
+      </w:r>
+      <w:r>
+        <w:rPr>
+          <w:rFonts w:ascii="Arial" w:hAnsi="Arial" w:cs="Arial"/>
+          <w:lang w:val="en-US"/>
+        </w:rPr>
+        <w:t xml:space="preserve"> </w:t>
+      </w:r>
+      <w:r>
+        <w:rPr>
+          <w:rFonts w:ascii="Arial" w:hAnsi="Arial" w:cs="Arial"/>
+          <w:lang w:val="en-US"/>
+        </w:rPr>
+        <w:t xml:space="preserve">Next, I put labels when I was creating </w:t>
+      </w:r>
+      <w:r>
+        <w:rPr>
+          <w:rFonts w:ascii="Arial" w:hAnsi="Arial" w:cs="Arial"/>
+          <w:lang w:val="en-US"/>
+        </w:rPr>
+        <w:t>form fields, so the</w:t>
+      </w:r>
+      <w:r>
+        <w:rPr>
+          <w:rFonts w:ascii="Arial" w:hAnsi="Arial" w:cs="Arial"/>
+          <w:lang w:val="en-US"/>
+        </w:rPr>
+        <w:t xml:space="preserve"> purpose</w:t>
+      </w:r>
+      <w:r>
+        <w:rPr>
+          <w:rFonts w:ascii="Arial" w:hAnsi="Arial" w:cs="Arial"/>
+          <w:lang w:val="en-US"/>
+        </w:rPr>
+        <w:t xml:space="preserve"> of the</w:t>
+      </w:r>
+      <w:r>
+        <w:rPr>
+          <w:rFonts w:ascii="Arial" w:hAnsi="Arial" w:cs="Arial"/>
+          <w:lang w:val="en-US"/>
+        </w:rPr>
+        <w:t xml:space="preserve"> form could be more </w:t>
+      </w:r>
+      <w:r>
+        <w:rPr>
+          <w:rFonts w:ascii="Arial" w:hAnsi="Arial" w:cs="Arial"/>
+          <w:lang w:val="en-US"/>
+        </w:rPr>
+        <w:t>understandable,</w:t>
+      </w:r>
+      <w:r>
+        <w:rPr>
+          <w:rFonts w:ascii="Arial" w:hAnsi="Arial" w:cs="Arial"/>
+          <w:lang w:val="en-US"/>
+        </w:rPr>
+        <w:t xml:space="preserve"> and users could see what they need to write</w:t>
+      </w:r>
+      <w:r>
+        <w:rPr>
+          <w:rFonts w:ascii="Arial" w:hAnsi="Arial" w:cs="Arial"/>
+          <w:lang w:val="en-US"/>
+        </w:rPr>
+        <w:t xml:space="preserve"> in each field</w:t>
+      </w:r>
+      <w:r>
+        <w:rPr>
+          <w:rFonts w:ascii="Arial" w:hAnsi="Arial" w:cs="Arial"/>
+          <w:lang w:val="en-US"/>
+        </w:rPr>
+        <w:t>.</w:t>
+      </w:r>
+      <w:r>
+        <w:rPr>
+          <w:rFonts w:ascii="Arial" w:hAnsi="Arial" w:cs="Arial"/>
+          <w:lang w:val="en-US"/>
+        </w:rPr>
+        <w:t xml:space="preserve"> </w:t>
+      </w:r>
+      <w:r>
+        <w:rPr>
+          <w:rFonts w:ascii="Arial" w:hAnsi="Arial" w:cs="Arial"/>
+          <w:lang w:val="en-US"/>
+        </w:rPr>
+        <w:t xml:space="preserve">In order for the website to be fully responsive, the design should include colors </w:t>
+      </w:r>
+      <w:r>
+        <w:rPr>
+          <w:rFonts w:ascii="Arial" w:hAnsi="Arial" w:cs="Arial"/>
+          <w:lang w:val="en-US"/>
+        </w:rPr>
+        <w:t xml:space="preserve">and different </w:t>
+      </w:r>
+      <w:r>
+        <w:rPr>
+          <w:rFonts w:ascii="Arial" w:hAnsi="Arial" w:cs="Arial"/>
+          <w:lang w:val="en-US"/>
+        </w:rPr>
+        <w:t xml:space="preserve">style. For that reason, all buttons have different colors </w:t>
+      </w:r>
+      <w:r>
+        <w:rPr>
+          <w:rFonts w:ascii="Arial" w:hAnsi="Arial" w:cs="Arial"/>
+          <w:lang w:val="en-US"/>
+        </w:rPr>
+        <w:t>for a different meaning. For example, the “</w:t>
+      </w:r>
+      <w:r>
+        <w:rPr>
+          <w:rFonts w:ascii="Arial" w:hAnsi="Arial" w:cs="Arial"/>
+          <w:lang w:val="en-US"/>
+        </w:rPr>
+        <w:t>C</w:t>
+      </w:r>
+      <w:r>
+        <w:rPr>
+          <w:rFonts w:ascii="Arial" w:hAnsi="Arial" w:cs="Arial"/>
+          <w:lang w:val="en-US"/>
+        </w:rPr>
+        <w:t>omplete” button is green</w:t>
+      </w:r>
+      <w:r>
+        <w:rPr>
+          <w:rFonts w:ascii="Arial" w:hAnsi="Arial" w:cs="Arial"/>
+          <w:lang w:val="en-US"/>
+        </w:rPr>
+        <w:t xml:space="preserve">, the “Edit” button </w:t>
+      </w:r>
+      <w:r>
+        <w:rPr>
+          <w:rFonts w:ascii="Arial" w:hAnsi="Arial" w:cs="Arial"/>
+          <w:lang w:val="en-US"/>
+        </w:rPr>
+        <w:t>.</w:t>
+      </w:r>
+      <w:r>
+        <w:rPr>
+          <w:rFonts w:ascii="Arial" w:hAnsi="Arial" w:cs="Arial"/>
+          <w:lang w:val="en-US"/>
+        </w:rPr>
+        <w:t xml:space="preserve">is </w:t>
+      </w:r>
+      <w:r>
+        <w:rPr>
+          <w:rFonts w:ascii="Arial" w:hAnsi="Arial" w:cs="Arial"/>
+          <w:lang w:val="en-US"/>
+        </w:rPr>
+        <w:t>yellow</w:t>
+      </w:r>
+      <w:r>
+        <w:rPr>
+          <w:rFonts w:ascii="Arial" w:hAnsi="Arial" w:cs="Arial"/>
+          <w:lang w:val="en-US"/>
+        </w:rPr>
+        <w:t xml:space="preserve"> and the “</w:t>
+      </w:r>
+      <w:r>
+        <w:rPr>
+          <w:rFonts w:ascii="Arial" w:hAnsi="Arial" w:cs="Arial"/>
+          <w:lang w:val="en-US"/>
+        </w:rPr>
+        <w:t>D</w:t>
+      </w:r>
+      <w:r>
+        <w:rPr>
+          <w:rFonts w:ascii="Arial" w:hAnsi="Arial" w:cs="Arial"/>
+          <w:lang w:val="en-US"/>
+        </w:rPr>
+        <w:t xml:space="preserve">elete” button is red. </w:t>
+      </w:r>
+      <w:r>
+        <w:rPr>
+          <w:rFonts w:ascii="Arial" w:hAnsi="Arial" w:cs="Arial"/>
+          <w:lang w:val="en-US"/>
+        </w:rPr>
+        <w:t xml:space="preserve">I searched </w:t>
+      </w:r>
+      <w:r>
+        <w:rPr>
+          <w:rFonts w:ascii="Arial" w:hAnsi="Arial" w:cs="Arial"/>
+          <w:lang w:val="en-US"/>
+        </w:rPr>
+        <w:t>on</w:t>
+      </w:r>
+      <w:r>
+        <w:rPr>
+          <w:rFonts w:ascii="Arial" w:hAnsi="Arial" w:cs="Arial"/>
+          <w:lang w:val="en-US"/>
+        </w:rPr>
+        <w:t xml:space="preserve"> google </w:t>
+      </w:r>
+      <w:r>
+        <w:rPr>
+          <w:rFonts w:ascii="Arial" w:hAnsi="Arial" w:cs="Arial"/>
+          <w:lang w:val="en-US"/>
+        </w:rPr>
+        <w:t>the code for colors to use them in CSS</w:t>
+      </w:r>
+      <w:r>
+        <w:rPr>
+          <w:rFonts w:ascii="Arial" w:hAnsi="Arial" w:cs="Arial"/>
+          <w:lang w:val="en-US"/>
+        </w:rPr>
+        <w:t>/Bootstrap</w:t>
+      </w:r>
+      <w:r>
+        <w:rPr>
+          <w:rFonts w:ascii="Arial" w:hAnsi="Arial" w:cs="Arial"/>
+          <w:lang w:val="en-US"/>
+        </w:rPr>
+        <w:t xml:space="preserve"> file</w:t>
+      </w:r>
+      <w:r>
+        <w:rPr>
+          <w:rFonts w:ascii="Arial" w:hAnsi="Arial" w:cs="Arial"/>
+          <w:lang w:val="en-US"/>
+        </w:rPr>
+        <w:t>.</w:t>
+      </w:r>
+      <w:r>
+        <w:rPr>
+          <w:rFonts w:ascii="Arial" w:hAnsi="Arial" w:cs="Arial"/>
+          <w:lang w:val="en-US"/>
+        </w:rPr>
+        <w:t xml:space="preserve"> </w:t>
+      </w:r>
+    </w:p>
+    <w:p>
+      <w:pPr>
+        <w:rPr>
+          <w:rFonts w:ascii="Arial" w:hAnsi="Arial" w:cs="Arial"/>
+          <w:lang w:val="en-US"/>
+        </w:rPr>
+      </w:pPr>
+      <w:r>
+        <w:rPr>
+          <w:rFonts w:ascii="Arial" w:hAnsi="Arial" w:cs="Arial"/>
+          <w:noProof/>
           <w:lang w:val="en-US"/>
         </w:rPr>
         <w:lastRenderedPageBreak/>
@@ -2103,7 +2161,7 @@
                     <pic:cNvPicPr/>
                   </pic:nvPicPr>
                   <pic:blipFill>
-                    <a:blip r:embed="rId7"/>
+                    <a:blip r:embed="rId8"/>
                     <a:stretch>
                       <a:fillRect/>
                     </a:stretch>
@@ -2134,6 +2192,7 @@
       <w:r>
         <w:rPr>
           <w:rFonts w:ascii="Arial" w:hAnsi="Arial" w:cs="Arial"/>
+          <w:noProof/>
           <w:lang w:val="en-US"/>
         </w:rPr>
         <w:drawing>
@@ -2152,7 +2211,7 @@
                     <pic:cNvPicPr/>
                   </pic:nvPicPr>
                   <pic:blipFill>
-                    <a:blip r:embed="rId8"/>
+                    <a:blip r:embed="rId9"/>
                     <a:stretch>
                       <a:fillRect/>
                     </a:stretch>
@@ -2183,6 +2242,7 @@
       <w:r>
         <w:rPr>
           <w:rFonts w:ascii="Arial" w:hAnsi="Arial" w:cs="Arial"/>
+          <w:noProof/>
           <w:lang w:val="en-US"/>
         </w:rPr>
         <w:drawing>
@@ -2201,7 +2261,7 @@
                     <pic:cNvPicPr/>
                   </pic:nvPicPr>
                   <pic:blipFill>
-                    <a:blip r:embed="rId9"/>
+                    <a:blip r:embed="rId10"/>
                     <a:stretch>
                       <a:fillRect/>
                     </a:stretch>
@@ -3274,14 +3334,7 @@
           <w:rFonts w:ascii="Arial" w:hAnsi="Arial" w:cs="Arial"/>
           <w:lang w:val="en-US"/>
         </w:rPr>
-        <w:t xml:space="preserve">iness </w:t>
-      </w:r>
-      <w:r>
-        <w:rPr>
-          <w:rFonts w:ascii="Arial" w:hAnsi="Arial" w:cs="Arial"/>
-          <w:lang w:val="en-US"/>
-        </w:rPr>
-        <w:t>of the company</w:t>
+        <w:t>iness of the company</w:t>
       </w:r>
       <w:r>
         <w:rPr>
@@ -3431,7 +3484,7 @@
           <w:lang w:val="en-US"/>
         </w:rPr>
       </w:pPr>
-      <w:hyperlink r:id="rId10" w:history="1">
+      <w:hyperlink r:id="rId11" w:history="1">
         <w:r>
           <w:rPr>
             <w:rStyle w:val="-"/>
@@ -3456,7 +3509,7 @@
           <w:lang w:val="en-US"/>
         </w:rPr>
       </w:pPr>
-      <w:hyperlink r:id="rId11" w:history="1">
+      <w:hyperlink r:id="rId12" w:history="1">
         <w:r>
           <w:rPr>
             <w:rStyle w:val="-"/>
@@ -3481,7 +3534,7 @@
           <w:lang w:val="en-US"/>
         </w:rPr>
       </w:pPr>
-      <w:hyperlink r:id="rId12" w:history="1">
+      <w:hyperlink r:id="rId13" w:history="1">
         <w:r>
           <w:rPr>
             <w:rStyle w:val="-"/>
@@ -4768,6 +4821,23 @@
 </file>
 
 <file path=customXml/item1.xml><?xml version="1.0" encoding="utf-8"?>
+<p:properties xmlns:p="http://schemas.microsoft.com/office/2006/metadata/properties" xmlns:xsi="http://www.w3.org/2001/XMLSchema-instance" xmlns:pc="http://schemas.microsoft.com/office/infopath/2007/PartnerControls">
+  <documentManagement>
+    <_activity xmlns="b2b8f835-344c-46b4-94e2-8ed4102cfa35" xsi:nil="true"/>
+  </documentManagement>
+</p:properties>
+</file>
+
+<file path=customXml/item2.xml><?xml version="1.0" encoding="utf-8"?>
+<?mso-contentType ?>
+<FormTemplates xmlns="http://schemas.microsoft.com/sharepoint/v3/contenttype/forms">
+  <Display>DocumentLibraryForm</Display>
+  <Edit>DocumentLibraryForm</Edit>
+  <New>DocumentLibraryForm</New>
+</FormTemplates>
+</file>
+
+<file path=customXml/item3.xml><?xml version="1.0" encoding="utf-8"?>
 <ct:contentTypeSchema xmlns:ct="http://schemas.microsoft.com/office/2006/metadata/contentType" xmlns:ma="http://schemas.microsoft.com/office/2006/metadata/properties/metaAttributes" ct:_="" ma:_="" ma:contentTypeName="Document" ma:contentTypeID="0x0101002708CE47E3B4DE40B74B30865D890EB4" ma:contentTypeVersion="16" ma:contentTypeDescription="Create a new document." ma:contentTypeScope="" ma:versionID="de00bfd50428c024edc8e5984c5db749">
   <xsd:schema xmlns:xsd="http://www.w3.org/2001/XMLSchema" xmlns:xs="http://www.w3.org/2001/XMLSchema" xmlns:p="http://schemas.microsoft.com/office/2006/metadata/properties" xmlns:ns3="b2b8f835-344c-46b4-94e2-8ed4102cfa35" xmlns:ns4="a88f92a2-3858-489f-80ff-000a8bf56cab" targetNamespace="http://schemas.microsoft.com/office/2006/metadata/properties" ma:root="true" ma:fieldsID="d902f77dd134729fca4efc6fef17f052" ns3:_="" ns4:_="">
     <xsd:import namespace="b2b8f835-344c-46b4-94e2-8ed4102cfa35"/>
@@ -5006,24 +5076,25 @@
 </ct:contentTypeSchema>
 </file>
 
-<file path=customXml/item2.xml><?xml version="1.0" encoding="utf-8"?>
-<?mso-contentType ?>
-<FormTemplates xmlns="http://schemas.microsoft.com/sharepoint/v3/contenttype/forms">
-  <Display>DocumentLibraryForm</Display>
-  <Edit>DocumentLibraryForm</Edit>
-  <New>DocumentLibraryForm</New>
-</FormTemplates>
+<file path=customXml/itemProps1.xml><?xml version="1.0" encoding="utf-8"?>
+<ds:datastoreItem xmlns:ds="http://schemas.openxmlformats.org/officeDocument/2006/customXml" ds:itemID="{B221D0C8-648E-4AD3-9195-64B4988FE03A}">
+  <ds:schemaRefs>
+    <ds:schemaRef ds:uri="http://schemas.microsoft.com/office/2006/metadata/properties"/>
+    <ds:schemaRef ds:uri="http://schemas.microsoft.com/office/infopath/2007/PartnerControls"/>
+    <ds:schemaRef ds:uri="b2b8f835-344c-46b4-94e2-8ed4102cfa35"/>
+  </ds:schemaRefs>
+</ds:datastoreItem>
 </file>
 
-<file path=customXml/item3.xml><?xml version="1.0" encoding="utf-8"?>
-<p:properties xmlns:p="http://schemas.microsoft.com/office/2006/metadata/properties" xmlns:xsi="http://www.w3.org/2001/XMLSchema-instance" xmlns:pc="http://schemas.microsoft.com/office/infopath/2007/PartnerControls">
-  <documentManagement>
-    <_activity xmlns="b2b8f835-344c-46b4-94e2-8ed4102cfa35" xsi:nil="true"/>
-  </documentManagement>
-</p:properties>
+<file path=customXml/itemProps2.xml><?xml version="1.0" encoding="utf-8"?>
+<ds:datastoreItem xmlns:ds="http://schemas.openxmlformats.org/officeDocument/2006/customXml" ds:itemID="{AF120851-EFB8-4129-B06A-87BD183F8295}">
+  <ds:schemaRefs>
+    <ds:schemaRef ds:uri="http://schemas.microsoft.com/sharepoint/v3/contenttype/forms"/>
+  </ds:schemaRefs>
+</ds:datastoreItem>
 </file>
 
-<file path=customXml/itemProps1.xml><?xml version="1.0" encoding="utf-8"?>
+<file path=customXml/itemProps3.xml><?xml version="1.0" encoding="utf-8"?>
 <ds:datastoreItem xmlns:ds="http://schemas.openxmlformats.org/officeDocument/2006/customXml" ds:itemID="{E80CB46B-78B0-45D4-B1F5-AB353477230C}">
   <ds:schemaRefs>
     <ds:schemaRef ds:uri="http://schemas.microsoft.com/office/2006/metadata/contentType"/>
@@ -5040,22 +5111,4 @@
     <ds:schemaRef ds:uri="http://schemas.microsoft.com/internal/obd"/>
   </ds:schemaRefs>
 </ds:datastoreItem>
-</file>
-
-<file path=customXml/itemProps2.xml><?xml version="1.0" encoding="utf-8"?>
-<ds:datastoreItem xmlns:ds="http://schemas.openxmlformats.org/officeDocument/2006/customXml" ds:itemID="{AF120851-EFB8-4129-B06A-87BD183F8295}">
-  <ds:schemaRefs>
-    <ds:schemaRef ds:uri="http://schemas.microsoft.com/sharepoint/v3/contenttype/forms"/>
-  </ds:schemaRefs>
-</ds:datastoreItem>
-</file>
-
-<file path=customXml/itemProps3.xml><?xml version="1.0" encoding="utf-8"?>
-<ds:datastoreItem xmlns:ds="http://schemas.openxmlformats.org/officeDocument/2006/customXml" ds:itemID="{B221D0C8-648E-4AD3-9195-64B4988FE03A}">
-  <ds:schemaRefs>
-    <ds:schemaRef ds:uri="http://schemas.microsoft.com/office/2006/metadata/properties"/>
-    <ds:schemaRef ds:uri="http://schemas.microsoft.com/office/infopath/2007/PartnerControls"/>
-    <ds:schemaRef ds:uri="b2b8f835-344c-46b4-94e2-8ed4102cfa35"/>
-  </ds:schemaRefs>
-</ds:datastoreItem>
 </file>
--- a/Midterm_Batsogianni.docx
+++ b/Midterm_Batsogianni.docx
@@ -148,1526 +148,6 @@
           <w:lang w:val="en-US"/>
         </w:rPr>
         <w:t>DanceFit Studio Website</w:t>
-      </w:r>
-    </w:p>
-    <w:p>
-      <w:pPr>
-        <w:rPr>
-          <w:rFonts w:ascii="Arial" w:hAnsi="Arial" w:cs="Arial"/>
-          <w:sz w:val="26"/>
-          <w:szCs w:val="26"/>
-          <w:u w:val="single"/>
-          <w:lang w:val="en-US"/>
-        </w:rPr>
-      </w:pPr>
-      <w:r>
-        <w:rPr>
-          <w:rFonts w:ascii="Arial" w:hAnsi="Arial" w:cs="Arial"/>
-          <w:sz w:val="26"/>
-          <w:szCs w:val="26"/>
-          <w:u w:val="single"/>
-          <w:lang w:val="en-US"/>
-        </w:rPr>
-        <w:t>Introduction</w:t>
-      </w:r>
-    </w:p>
-    <w:p>
-      <w:pPr>
-        <w:rPr>
-          <w:rFonts w:ascii="Arial" w:hAnsi="Arial" w:cs="Arial"/>
-          <w:lang w:val="en-US"/>
-        </w:rPr>
-      </w:pPr>
-      <w:r>
-        <w:rPr>
-          <w:rFonts w:ascii="Arial" w:hAnsi="Arial" w:cs="Arial"/>
-          <w:lang w:val="en-US"/>
-        </w:rPr>
-        <w:t xml:space="preserve">The goal of the project is to create a task management application for a company which will be fully responsive and inclusive for everyone. This website is created by using HTML, CSS / Bootstrap and JavaScript. The name of the company is DanceFit Studio, and it is a gym studio that offers different services such as dance classes, fitness programs and it organizes upcoming events for the community. </w:t>
-      </w:r>
-    </w:p>
-    <w:p>
-      <w:pPr>
-        <w:rPr>
-          <w:rFonts w:ascii="Arial" w:hAnsi="Arial" w:cs="Arial"/>
-          <w:sz w:val="26"/>
-          <w:szCs w:val="26"/>
-          <w:u w:val="single"/>
-          <w:lang w:val="en-US"/>
-        </w:rPr>
-      </w:pPr>
-      <w:r>
-        <w:rPr>
-          <w:rFonts w:ascii="Arial" w:hAnsi="Arial" w:cs="Arial"/>
-          <w:sz w:val="26"/>
-          <w:szCs w:val="26"/>
-          <w:u w:val="single"/>
-          <w:lang w:val="en-US"/>
-        </w:rPr>
-        <w:t xml:space="preserve">Description of the Task Allocation System </w:t>
-      </w:r>
-    </w:p>
-    <w:p>
-      <w:pPr>
-        <w:rPr>
-          <w:rFonts w:ascii="Arial" w:hAnsi="Arial" w:cs="Arial"/>
-          <w:lang w:val="en-US"/>
-        </w:rPr>
-      </w:pPr>
-      <w:r>
-        <w:rPr>
-          <w:rFonts w:ascii="Arial" w:hAnsi="Arial" w:cs="Arial"/>
-          <w:lang w:val="en-US"/>
-        </w:rPr>
-        <w:t xml:space="preserve">This website </w:t>
-      </w:r>
-      <w:r>
-        <w:rPr>
-          <w:rFonts w:ascii="Arial" w:hAnsi="Arial" w:cs="Arial"/>
-          <w:lang w:val="en-US"/>
-        </w:rPr>
-        <w:t xml:space="preserve">introduces the company to the </w:t>
-      </w:r>
-      <w:r>
-        <w:rPr>
-          <w:rFonts w:ascii="Arial" w:hAnsi="Arial" w:cs="Arial"/>
-          <w:lang w:val="en-US"/>
-        </w:rPr>
-        <w:t>users,</w:t>
-      </w:r>
-      <w:r>
-        <w:rPr>
-          <w:rFonts w:ascii="Arial" w:hAnsi="Arial" w:cs="Arial"/>
-          <w:lang w:val="en-US"/>
-        </w:rPr>
-        <w:t xml:space="preserve"> and they may learn important information about </w:t>
-      </w:r>
-      <w:r>
-        <w:rPr>
-          <w:rFonts w:ascii="Arial" w:hAnsi="Arial" w:cs="Arial"/>
-          <w:lang w:val="en-US"/>
-        </w:rPr>
-        <w:t>company’s</w:t>
-      </w:r>
-      <w:r>
-        <w:rPr>
-          <w:rFonts w:ascii="Arial" w:hAnsi="Arial" w:cs="Arial"/>
-          <w:lang w:val="en-US"/>
-        </w:rPr>
-        <w:t xml:space="preserve"> services</w:t>
-      </w:r>
-      <w:r>
-        <w:rPr>
-          <w:rFonts w:ascii="Arial" w:hAnsi="Arial" w:cs="Arial"/>
-          <w:lang w:val="en-US"/>
-        </w:rPr>
-        <w:t xml:space="preserve">. They can get quick access to the company, browse upcoming events, </w:t>
-      </w:r>
-      <w:r>
-        <w:rPr>
-          <w:rFonts w:ascii="Arial" w:hAnsi="Arial" w:cs="Arial"/>
-          <w:lang w:val="en-US"/>
-        </w:rPr>
-        <w:t>find contact information and manage tasks through the task allocation system. All pages are straightforward</w:t>
-      </w:r>
-      <w:r>
-        <w:rPr>
-          <w:rFonts w:ascii="Arial" w:hAnsi="Arial" w:cs="Arial"/>
-          <w:lang w:val="en-US"/>
-        </w:rPr>
-        <w:t xml:space="preserve"> such as tasks page which is one of the most important pages of the website</w:t>
-      </w:r>
-      <w:r>
-        <w:rPr>
-          <w:rFonts w:ascii="Arial" w:hAnsi="Arial" w:cs="Arial"/>
-          <w:lang w:val="en-US"/>
-        </w:rPr>
-        <w:t xml:space="preserve">. In this page, </w:t>
-      </w:r>
-      <w:r>
-        <w:rPr>
-          <w:rFonts w:ascii="Arial" w:hAnsi="Arial" w:cs="Arial"/>
-          <w:lang w:val="en-US"/>
-        </w:rPr>
-        <w:t>there are the most functionalities such as creation of tasks, edit</w:t>
-      </w:r>
-      <w:r>
-        <w:rPr>
-          <w:rFonts w:ascii="Arial" w:hAnsi="Arial" w:cs="Arial"/>
-          <w:lang w:val="en-US"/>
-        </w:rPr>
-        <w:t xml:space="preserve"> existing</w:t>
-      </w:r>
-      <w:r>
-        <w:rPr>
-          <w:rFonts w:ascii="Arial" w:hAnsi="Arial" w:cs="Arial"/>
-          <w:lang w:val="en-US"/>
-        </w:rPr>
-        <w:t xml:space="preserve"> tasks, de</w:t>
-      </w:r>
-      <w:r>
-        <w:rPr>
-          <w:rFonts w:ascii="Arial" w:hAnsi="Arial" w:cs="Arial"/>
-          <w:lang w:val="en-US"/>
-        </w:rPr>
-        <w:t>letion of tasks and they are able to see</w:t>
-      </w:r>
-      <w:r>
-        <w:rPr>
-          <w:rFonts w:ascii="Arial" w:hAnsi="Arial" w:cs="Arial"/>
-          <w:lang w:val="en-US"/>
-        </w:rPr>
-        <w:t xml:space="preserve"> a</w:t>
-      </w:r>
-      <w:r>
-        <w:rPr>
-          <w:rFonts w:ascii="Arial" w:hAnsi="Arial" w:cs="Arial"/>
-          <w:lang w:val="en-US"/>
-        </w:rPr>
-        <w:t xml:space="preserve"> table summary for the tasks they have already created. </w:t>
-      </w:r>
-      <w:r>
-        <w:rPr>
-          <w:rFonts w:ascii="Arial" w:hAnsi="Arial" w:cs="Arial"/>
-          <w:lang w:val="en-US"/>
-        </w:rPr>
-        <w:t xml:space="preserve">All tasks include a name, description, due date, priority level and status. </w:t>
-      </w:r>
-      <w:r>
-        <w:rPr>
-          <w:rFonts w:ascii="Arial" w:hAnsi="Arial" w:cs="Arial"/>
-          <w:lang w:val="en-US"/>
-        </w:rPr>
-        <w:t xml:space="preserve">In addition, the system can filter tasks by status </w:t>
-      </w:r>
-      <w:r>
-        <w:rPr>
-          <w:rFonts w:ascii="Arial" w:hAnsi="Arial" w:cs="Arial"/>
-          <w:lang w:val="en-US"/>
-        </w:rPr>
-        <w:t xml:space="preserve">and sort them by name or due date. It makes users’ experience better because they </w:t>
-      </w:r>
-      <w:r>
-        <w:rPr>
-          <w:rFonts w:ascii="Arial" w:hAnsi="Arial" w:cs="Arial"/>
-          <w:lang w:val="en-US"/>
-        </w:rPr>
-        <w:t xml:space="preserve">do not have to go through all tasks at once. </w:t>
-      </w:r>
-      <w:r>
-        <w:rPr>
-          <w:rFonts w:ascii="Arial" w:hAnsi="Arial" w:cs="Arial"/>
-          <w:lang w:val="en-US"/>
-        </w:rPr>
-        <w:t xml:space="preserve">Users are able to see a tasks chart </w:t>
-      </w:r>
-      <w:r>
-        <w:rPr>
-          <w:rFonts w:ascii="Arial" w:hAnsi="Arial" w:cs="Arial"/>
-          <w:lang w:val="en-US"/>
-        </w:rPr>
-        <w:t xml:space="preserve">bar </w:t>
-      </w:r>
-      <w:r>
-        <w:rPr>
-          <w:rFonts w:ascii="Arial" w:hAnsi="Arial" w:cs="Arial"/>
-          <w:lang w:val="en-US"/>
-        </w:rPr>
-        <w:t>w</w:t>
-      </w:r>
-      <w:r>
-        <w:rPr>
-          <w:rFonts w:ascii="Arial" w:hAnsi="Arial" w:cs="Arial"/>
-          <w:lang w:val="en-US"/>
-        </w:rPr>
-        <w:t xml:space="preserve">ith statistics taken from the summary cards. </w:t>
-      </w:r>
-      <w:r>
-        <w:rPr>
-          <w:rFonts w:ascii="Arial" w:hAnsi="Arial" w:cs="Arial"/>
-          <w:lang w:val="en-US"/>
-        </w:rPr>
-        <w:t xml:space="preserve">The system </w:t>
-      </w:r>
-      <w:r>
-        <w:rPr>
-          <w:rFonts w:ascii="Arial" w:hAnsi="Arial" w:cs="Arial"/>
-          <w:lang w:val="en-US"/>
-        </w:rPr>
-        <w:t xml:space="preserve">updates the page dynamically and the user </w:t>
-      </w:r>
-      <w:r>
-        <w:rPr>
-          <w:rFonts w:ascii="Arial" w:hAnsi="Arial" w:cs="Arial"/>
-          <w:lang w:val="en-US"/>
-        </w:rPr>
-        <w:t>does</w:t>
-      </w:r>
-      <w:r>
-        <w:rPr>
-          <w:rFonts w:ascii="Arial" w:hAnsi="Arial" w:cs="Arial"/>
-          <w:lang w:val="en-US"/>
-        </w:rPr>
-        <w:t xml:space="preserve"> not have to reload the page</w:t>
-      </w:r>
-      <w:r>
-        <w:rPr>
-          <w:rFonts w:ascii="Arial" w:hAnsi="Arial" w:cs="Arial"/>
-          <w:lang w:val="en-US"/>
-        </w:rPr>
-        <w:t xml:space="preserve"> to see the result.</w:t>
-      </w:r>
-      <w:r>
-        <w:rPr>
-          <w:rFonts w:ascii="Arial" w:hAnsi="Arial" w:cs="Arial"/>
-          <w:lang w:val="en-US"/>
-        </w:rPr>
-        <w:t xml:space="preserve"> </w:t>
-      </w:r>
-    </w:p>
-    <w:p>
-      <w:pPr>
-        <w:rPr>
-          <w:rFonts w:ascii="Arial" w:hAnsi="Arial" w:cs="Arial"/>
-          <w:sz w:val="26"/>
-          <w:szCs w:val="26"/>
-          <w:u w:val="single"/>
-          <w:lang w:val="en-US"/>
-        </w:rPr>
-      </w:pPr>
-      <w:r>
-        <w:rPr>
-          <w:rFonts w:ascii="Arial" w:hAnsi="Arial" w:cs="Arial"/>
-          <w:sz w:val="26"/>
-          <w:szCs w:val="26"/>
-          <w:u w:val="single"/>
-          <w:lang w:val="en-US"/>
-        </w:rPr>
-        <w:t>Detailed documentation of coding decisions</w:t>
-      </w:r>
-    </w:p>
-    <w:p>
-      <w:pPr>
-        <w:rPr>
-          <w:rFonts w:ascii="Arial" w:hAnsi="Arial" w:cs="Arial"/>
-          <w:lang w:val="en-US"/>
-        </w:rPr>
-      </w:pPr>
-      <w:r>
-        <w:rPr>
-          <w:rFonts w:ascii="Arial" w:hAnsi="Arial" w:cs="Arial"/>
-          <w:lang w:val="en-US"/>
-        </w:rPr>
-        <w:t>For the tasks management</w:t>
-      </w:r>
-      <w:r>
-        <w:rPr>
-          <w:rFonts w:ascii="Arial" w:hAnsi="Arial" w:cs="Arial"/>
-          <w:lang w:val="en-US"/>
-        </w:rPr>
-        <w:t xml:space="preserve"> page</w:t>
-      </w:r>
-      <w:r>
-        <w:rPr>
-          <w:rFonts w:ascii="Arial" w:hAnsi="Arial" w:cs="Arial"/>
-          <w:lang w:val="en-US"/>
-        </w:rPr>
-        <w:t xml:space="preserve">, </w:t>
-      </w:r>
-      <w:r>
-        <w:rPr>
-          <w:rFonts w:ascii="Arial" w:hAnsi="Arial" w:cs="Arial"/>
-          <w:lang w:val="en-US"/>
-        </w:rPr>
-        <w:t xml:space="preserve">tasks are stored in an array named “tasks” using JavaScript, so the system </w:t>
-      </w:r>
-      <w:r>
-        <w:rPr>
-          <w:rFonts w:ascii="Arial" w:hAnsi="Arial" w:cs="Arial"/>
-          <w:lang w:val="en-US"/>
-        </w:rPr>
-        <w:t xml:space="preserve">generate the content dynamically. </w:t>
-      </w:r>
-      <w:r>
-        <w:rPr>
-          <w:rFonts w:ascii="Arial" w:hAnsi="Arial" w:cs="Arial"/>
-          <w:lang w:val="en-US"/>
-        </w:rPr>
-        <w:t>Every task has several objects such as name, description, date, priority and status</w:t>
-      </w:r>
-      <w:r>
-        <w:rPr>
-          <w:rFonts w:ascii="Arial" w:hAnsi="Arial" w:cs="Arial"/>
-          <w:lang w:val="en-US"/>
-        </w:rPr>
-        <w:t xml:space="preserve"> and they are added </w:t>
-      </w:r>
-      <w:r>
-        <w:rPr>
-          <w:rFonts w:ascii="Arial" w:hAnsi="Arial" w:cs="Arial"/>
-          <w:lang w:val="en-US"/>
-        </w:rPr>
-        <w:t>to</w:t>
-      </w:r>
-      <w:r>
-        <w:rPr>
-          <w:rFonts w:ascii="Arial" w:hAnsi="Arial" w:cs="Arial"/>
-          <w:lang w:val="en-US"/>
-        </w:rPr>
-        <w:t xml:space="preserve"> the table at the end of the page.</w:t>
-      </w:r>
-      <w:r>
-        <w:rPr>
-          <w:rFonts w:ascii="Arial" w:hAnsi="Arial" w:cs="Arial"/>
-          <w:lang w:val="en-US"/>
-        </w:rPr>
-        <w:t xml:space="preserve"> JavaScript is helpful because the table has </w:t>
-      </w:r>
-      <w:r>
-        <w:rPr>
-          <w:rFonts w:ascii="Arial" w:hAnsi="Arial" w:cs="Arial"/>
-          <w:lang w:val="en-US"/>
-        </w:rPr>
-        <w:t xml:space="preserve">different table cells for the objects, different rows for </w:t>
-      </w:r>
-      <w:r>
-        <w:rPr>
-          <w:rFonts w:ascii="Arial" w:hAnsi="Arial" w:cs="Arial"/>
-          <w:lang w:val="en-US"/>
-        </w:rPr>
-        <w:lastRenderedPageBreak/>
-        <w:t xml:space="preserve">each task and action buttons </w:t>
-      </w:r>
-      <w:r>
-        <w:rPr>
-          <w:rFonts w:ascii="Arial" w:hAnsi="Arial" w:cs="Arial"/>
-          <w:lang w:val="en-US"/>
-        </w:rPr>
-        <w:t>for making changes.</w:t>
-      </w:r>
-      <w:r>
-        <w:rPr>
-          <w:rFonts w:ascii="Arial" w:hAnsi="Arial" w:cs="Arial"/>
-          <w:lang w:val="en-US"/>
-        </w:rPr>
-        <w:t xml:space="preserve"> </w:t>
-      </w:r>
-      <w:r>
-        <w:rPr>
-          <w:rFonts w:ascii="Arial" w:hAnsi="Arial" w:cs="Arial"/>
-          <w:lang w:val="en-US"/>
-        </w:rPr>
-        <w:t xml:space="preserve">The action buttons are connected with the summary cards and chart bar, so everything is updated automatically. </w:t>
-      </w:r>
-      <w:r>
-        <w:rPr>
-          <w:rFonts w:ascii="Arial" w:hAnsi="Arial" w:cs="Arial"/>
-          <w:lang w:val="en-US"/>
-        </w:rPr>
-        <w:t>The user experience becomes more engaging</w:t>
-      </w:r>
-      <w:r>
-        <w:rPr>
-          <w:rFonts w:ascii="Arial" w:hAnsi="Arial" w:cs="Arial"/>
-          <w:lang w:val="en-US"/>
-        </w:rPr>
-        <w:t xml:space="preserve"> by letting users </w:t>
-      </w:r>
-      <w:r>
-        <w:rPr>
-          <w:rFonts w:ascii="Arial" w:hAnsi="Arial" w:cs="Arial"/>
-          <w:lang w:val="en-US"/>
-        </w:rPr>
-        <w:t>filter and sort their tasks</w:t>
-      </w:r>
-      <w:r>
-        <w:rPr>
-          <w:rFonts w:ascii="Arial" w:hAnsi="Arial" w:cs="Arial"/>
-          <w:lang w:val="en-US"/>
-        </w:rPr>
-        <w:t>.</w:t>
-      </w:r>
-      <w:r>
-        <w:rPr>
-          <w:rFonts w:ascii="Arial" w:hAnsi="Arial" w:cs="Arial"/>
-          <w:lang w:val="en-US"/>
-        </w:rPr>
-        <w:t xml:space="preserve"> </w:t>
-      </w:r>
-      <w:r>
-        <w:rPr>
-          <w:rFonts w:ascii="Arial" w:hAnsi="Arial" w:cs="Arial"/>
-          <w:lang w:val="en-US"/>
-        </w:rPr>
-        <w:t>In t</w:t>
-      </w:r>
-      <w:r>
-        <w:rPr>
-          <w:rFonts w:ascii="Arial" w:hAnsi="Arial" w:cs="Arial"/>
-          <w:lang w:val="en-US"/>
-        </w:rPr>
-        <w:t>he sorting functionality</w:t>
-      </w:r>
-      <w:r>
-        <w:rPr>
-          <w:rFonts w:ascii="Arial" w:hAnsi="Arial" w:cs="Arial"/>
-          <w:lang w:val="en-US"/>
-        </w:rPr>
-        <w:t>, the task is sorted alphabetically by the name or due date.</w:t>
-      </w:r>
-      <w:r>
-        <w:rPr>
-          <w:rFonts w:ascii="Arial" w:hAnsi="Arial" w:cs="Arial"/>
-          <w:lang w:val="en-US"/>
-        </w:rPr>
-        <w:t xml:space="preserve"> The order of the tasks may matter to users </w:t>
-      </w:r>
-      <w:r>
-        <w:rPr>
-          <w:rFonts w:ascii="Arial" w:hAnsi="Arial" w:cs="Arial"/>
-          <w:lang w:val="en-US"/>
-        </w:rPr>
-        <w:t>because they may want an organized table</w:t>
-      </w:r>
-      <w:r>
-        <w:rPr>
-          <w:rFonts w:ascii="Arial" w:hAnsi="Arial" w:cs="Arial"/>
-          <w:lang w:val="en-US"/>
-        </w:rPr>
-        <w:t>, thus I created a task analytics dashboard to provide data</w:t>
-      </w:r>
-      <w:r>
-        <w:rPr>
-          <w:rFonts w:ascii="Arial" w:hAnsi="Arial" w:cs="Arial"/>
-          <w:lang w:val="en-US"/>
-        </w:rPr>
-        <w:t xml:space="preserve"> to users visually</w:t>
-      </w:r>
-      <w:r>
-        <w:rPr>
-          <w:rFonts w:ascii="Arial" w:hAnsi="Arial" w:cs="Arial"/>
-          <w:lang w:val="en-US"/>
-        </w:rPr>
-        <w:t xml:space="preserve">. </w:t>
-      </w:r>
-      <w:r>
-        <w:rPr>
-          <w:rFonts w:ascii="Arial" w:hAnsi="Arial" w:cs="Arial"/>
-          <w:lang w:val="en-US"/>
-        </w:rPr>
-        <w:t>They are able to see their tasks based on the filter they selected</w:t>
-      </w:r>
-      <w:r>
-        <w:rPr>
-          <w:rFonts w:ascii="Arial" w:hAnsi="Arial" w:cs="Arial"/>
-          <w:lang w:val="en-US"/>
-        </w:rPr>
-        <w:t xml:space="preserve"> comparing pending and completed tasks.</w:t>
-      </w:r>
-      <w:r>
-        <w:rPr>
-          <w:rFonts w:ascii="Arial" w:hAnsi="Arial" w:cs="Arial"/>
-          <w:lang w:val="en-US"/>
-        </w:rPr>
-        <w:t xml:space="preserve"> This functionality makes the website more consistent and </w:t>
-      </w:r>
-      <w:r>
-        <w:rPr>
-          <w:rFonts w:ascii="Arial" w:hAnsi="Arial" w:cs="Arial"/>
-          <w:lang w:val="en-US"/>
-        </w:rPr>
-        <w:t>usable.</w:t>
-      </w:r>
-    </w:p>
-    <w:p>
-      <w:pPr>
-        <w:rPr>
-          <w:rFonts w:ascii="Arial" w:hAnsi="Arial" w:cs="Arial"/>
-          <w:lang w:val="en-US"/>
-        </w:rPr>
-      </w:pPr>
-      <w:r>
-        <w:rPr>
-          <w:rFonts w:ascii="Arial" w:hAnsi="Arial" w:cs="Arial"/>
-          <w:lang w:val="en-US"/>
-        </w:rPr>
-        <w:t>Latest Activity Section</w:t>
-      </w:r>
-      <w:r>
-        <w:rPr>
-          <w:rFonts w:ascii="Arial" w:hAnsi="Arial" w:cs="Arial"/>
-          <w:lang w:val="en-US"/>
-        </w:rPr>
-        <w:t xml:space="preserve">: </w:t>
-      </w:r>
-      <w:r>
-        <w:rPr>
-          <w:rFonts w:ascii="Arial" w:hAnsi="Arial" w:cs="Arial"/>
-          <w:lang w:val="en-US"/>
-        </w:rPr>
-        <w:t xml:space="preserve">It </w:t>
-      </w:r>
-      <w:r>
-        <w:rPr>
-          <w:rFonts w:ascii="Arial" w:hAnsi="Arial" w:cs="Arial"/>
-          <w:lang w:val="en-US"/>
-        </w:rPr>
-        <w:t>can be found at the end of the homepage next to the motivational quote.</w:t>
-      </w:r>
-      <w:r>
-        <w:rPr>
-          <w:rFonts w:ascii="Arial" w:hAnsi="Arial" w:cs="Arial"/>
-          <w:lang w:val="en-US"/>
-        </w:rPr>
-        <w:t xml:space="preserve"> The goal of this section is to present </w:t>
-      </w:r>
-      <w:r>
-        <w:rPr>
-          <w:rFonts w:ascii="Arial" w:hAnsi="Arial" w:cs="Arial"/>
-          <w:lang w:val="en-US"/>
-        </w:rPr>
-        <w:t>recent activities</w:t>
-      </w:r>
-      <w:r>
-        <w:rPr>
-          <w:rFonts w:ascii="Arial" w:hAnsi="Arial" w:cs="Arial"/>
-          <w:lang w:val="en-US"/>
-        </w:rPr>
-        <w:t xml:space="preserve"> </w:t>
-      </w:r>
-      <w:r>
-        <w:rPr>
-          <w:rFonts w:ascii="Arial" w:hAnsi="Arial" w:cs="Arial"/>
-          <w:lang w:val="en-US"/>
-        </w:rPr>
-        <w:t>to users</w:t>
-      </w:r>
-      <w:r>
-        <w:rPr>
-          <w:rFonts w:ascii="Arial" w:hAnsi="Arial" w:cs="Arial"/>
-          <w:lang w:val="en-US"/>
-        </w:rPr>
-        <w:t xml:space="preserve"> a</w:t>
-      </w:r>
-      <w:r>
-        <w:rPr>
-          <w:rFonts w:ascii="Arial" w:hAnsi="Arial" w:cs="Arial"/>
-          <w:lang w:val="en-US"/>
-        </w:rPr>
-        <w:t>nd announcements</w:t>
-      </w:r>
-      <w:r>
-        <w:rPr>
-          <w:rFonts w:ascii="Arial" w:hAnsi="Arial" w:cs="Arial"/>
-          <w:lang w:val="en-US"/>
-        </w:rPr>
-        <w:t>.</w:t>
-      </w:r>
-      <w:r>
-        <w:rPr>
-          <w:rFonts w:ascii="Arial" w:hAnsi="Arial" w:cs="Arial"/>
-          <w:lang w:val="en-US"/>
-        </w:rPr>
-        <w:t xml:space="preserve"> Users can be quickly informed </w:t>
-      </w:r>
-      <w:r>
-        <w:rPr>
-          <w:rFonts w:ascii="Arial" w:hAnsi="Arial" w:cs="Arial"/>
-          <w:lang w:val="en-US"/>
-        </w:rPr>
-        <w:t xml:space="preserve">about the latest events without searching </w:t>
-      </w:r>
-      <w:r>
-        <w:rPr>
-          <w:rFonts w:ascii="Arial" w:hAnsi="Arial" w:cs="Arial"/>
-          <w:lang w:val="en-US"/>
-        </w:rPr>
-        <w:t>for hours.</w:t>
-      </w:r>
-      <w:r>
-        <w:rPr>
-          <w:rFonts w:ascii="Arial" w:hAnsi="Arial" w:cs="Arial"/>
-          <w:lang w:val="en-US"/>
-        </w:rPr>
-        <w:t xml:space="preserve"> The l</w:t>
-      </w:r>
-      <w:r>
-        <w:rPr>
-          <w:rFonts w:ascii="Arial" w:hAnsi="Arial" w:cs="Arial"/>
-          <w:lang w:val="en-US"/>
-        </w:rPr>
-        <w:t xml:space="preserve">atest activity was built through Bootstrap’s grid </w:t>
-      </w:r>
-      <w:r>
-        <w:rPr>
-          <w:rFonts w:ascii="Arial" w:hAnsi="Arial" w:cs="Arial"/>
-          <w:lang w:val="en-US"/>
-        </w:rPr>
-        <w:t>system</w:t>
-      </w:r>
-      <w:r>
-        <w:rPr>
-          <w:rFonts w:ascii="Arial" w:hAnsi="Arial" w:cs="Arial"/>
-          <w:lang w:val="en-US"/>
-        </w:rPr>
-        <w:t xml:space="preserve"> with a two column </w:t>
-      </w:r>
-      <w:r>
-        <w:rPr>
-          <w:rFonts w:ascii="Arial" w:hAnsi="Arial" w:cs="Arial"/>
-          <w:lang w:val="en-US"/>
-        </w:rPr>
-        <w:t>layout</w:t>
-      </w:r>
-      <w:r>
-        <w:rPr>
-          <w:rFonts w:ascii="Arial" w:hAnsi="Arial" w:cs="Arial"/>
-          <w:lang w:val="en-US"/>
-        </w:rPr>
-        <w:t>,</w:t>
-      </w:r>
-      <w:r>
-        <w:rPr>
-          <w:rFonts w:ascii="Arial" w:hAnsi="Arial" w:cs="Arial"/>
-          <w:lang w:val="en-US"/>
-        </w:rPr>
-        <w:t xml:space="preserve"> and it provides more details </w:t>
-      </w:r>
-      <w:r>
-        <w:rPr>
-          <w:rFonts w:ascii="Arial" w:hAnsi="Arial" w:cs="Arial"/>
-          <w:lang w:val="en-US"/>
-        </w:rPr>
-        <w:t xml:space="preserve">for anyone who is interested in learning </w:t>
-      </w:r>
-      <w:r>
-        <w:rPr>
-          <w:rFonts w:ascii="Arial" w:hAnsi="Arial" w:cs="Arial"/>
-          <w:lang w:val="en-US"/>
-        </w:rPr>
-        <w:t xml:space="preserve">more about the company. </w:t>
-      </w:r>
-    </w:p>
-    <w:p>
-      <w:pPr>
-        <w:rPr>
-          <w:rFonts w:ascii="Arial" w:hAnsi="Arial" w:cs="Arial"/>
-          <w:lang w:val="en-US"/>
-        </w:rPr>
-      </w:pPr>
-      <w:r>
-        <w:rPr>
-          <w:rFonts w:ascii="Arial" w:hAnsi="Arial" w:cs="Arial"/>
-          <w:lang w:val="en-US"/>
-        </w:rPr>
-        <w:t xml:space="preserve">API integration was used for </w:t>
-      </w:r>
-      <w:r>
-        <w:rPr>
-          <w:rFonts w:ascii="Arial" w:hAnsi="Arial" w:cs="Arial"/>
-          <w:lang w:val="en-US"/>
-        </w:rPr>
-        <w:t>displaying a motivational quote dynamically</w:t>
-      </w:r>
-      <w:r>
-        <w:rPr>
-          <w:rFonts w:ascii="Arial" w:hAnsi="Arial" w:cs="Arial"/>
-          <w:lang w:val="en-US"/>
-        </w:rPr>
-        <w:t xml:space="preserve">. JavaScript </w:t>
-      </w:r>
-      <w:r>
-        <w:rPr>
-          <w:rFonts w:ascii="Arial" w:hAnsi="Arial" w:cs="Arial"/>
-          <w:lang w:val="en-US"/>
-        </w:rPr>
-        <w:t xml:space="preserve">requests a random quote from </w:t>
-      </w:r>
-      <w:r>
-        <w:rPr>
-          <w:rFonts w:ascii="Arial" w:hAnsi="Arial" w:cs="Arial"/>
-          <w:lang w:val="en-US"/>
-        </w:rPr>
-        <w:t>a link with random quotes</w:t>
-      </w:r>
-      <w:r>
-        <w:rPr>
-          <w:rFonts w:ascii="Arial" w:hAnsi="Arial" w:cs="Arial"/>
-          <w:lang w:val="en-US"/>
-        </w:rPr>
-        <w:t>, it receives json data</w:t>
-      </w:r>
-      <w:r>
-        <w:rPr>
-          <w:rFonts w:ascii="Arial" w:hAnsi="Arial" w:cs="Arial"/>
-          <w:lang w:val="en-US"/>
-        </w:rPr>
-        <w:t xml:space="preserve"> and it extracts the content which is the quote and the author. I created</w:t>
-      </w:r>
-      <w:r>
-        <w:rPr>
-          <w:rFonts w:ascii="Arial" w:hAnsi="Arial" w:cs="Arial"/>
-          <w:lang w:val="en-US"/>
-        </w:rPr>
-        <w:t xml:space="preserve"> a backup quote in case it does not work when the user enters the page. </w:t>
-      </w:r>
-      <w:r>
-        <w:rPr>
-          <w:rFonts w:ascii="Arial" w:hAnsi="Arial" w:cs="Arial"/>
-          <w:lang w:val="en-US"/>
-        </w:rPr>
-        <w:t>The quote is inside a box, so the user can distinguish it from the content</w:t>
-      </w:r>
-      <w:r>
-        <w:rPr>
-          <w:rFonts w:ascii="Arial" w:hAnsi="Arial" w:cs="Arial"/>
-          <w:lang w:val="en-US"/>
-        </w:rPr>
-        <w:t xml:space="preserve">. It is worth saying that the functionality for the quote is </w:t>
-      </w:r>
-      <w:r>
-        <w:rPr>
-          <w:rFonts w:ascii="Arial" w:hAnsi="Arial" w:cs="Arial"/>
-          <w:lang w:val="en-US"/>
-        </w:rPr>
-        <w:t xml:space="preserve">inside main.js because users can see it only </w:t>
-      </w:r>
-      <w:r>
-        <w:rPr>
-          <w:rFonts w:ascii="Arial" w:hAnsi="Arial" w:cs="Arial"/>
-          <w:lang w:val="en-US"/>
-        </w:rPr>
-        <w:t>on</w:t>
-      </w:r>
-      <w:r>
-        <w:rPr>
-          <w:rFonts w:ascii="Arial" w:hAnsi="Arial" w:cs="Arial"/>
-          <w:lang w:val="en-US"/>
-        </w:rPr>
-        <w:t xml:space="preserve"> this page. </w:t>
-      </w:r>
-    </w:p>
-    <w:p>
-      <w:pPr>
-        <w:rPr>
-          <w:rFonts w:ascii="Arial" w:hAnsi="Arial" w:cs="Arial"/>
-          <w:lang w:val="en-US"/>
-        </w:rPr>
-      </w:pPr>
-      <w:r>
-        <w:rPr>
-          <w:rFonts w:ascii="Arial" w:hAnsi="Arial" w:cs="Arial"/>
-          <w:lang w:val="en-US"/>
-        </w:rPr>
-        <w:t xml:space="preserve">In the About Page, I created a Bootstrap Carousel </w:t>
-      </w:r>
-      <w:r>
-        <w:rPr>
-          <w:rFonts w:ascii="Arial" w:hAnsi="Arial" w:cs="Arial"/>
-          <w:lang w:val="en-US"/>
-        </w:rPr>
-        <w:t xml:space="preserve">with several images to make the website more interesting. It can be rotated through the arrows </w:t>
-      </w:r>
-      <w:r>
-        <w:rPr>
-          <w:rFonts w:ascii="Arial" w:hAnsi="Arial" w:cs="Arial"/>
-          <w:lang w:val="en-US"/>
-        </w:rPr>
-        <w:t xml:space="preserve">by the </w:t>
-      </w:r>
-      <w:r>
-        <w:rPr>
-          <w:rFonts w:ascii="Arial" w:hAnsi="Arial" w:cs="Arial"/>
-          <w:lang w:val="en-US"/>
-        </w:rPr>
-        <w:t>users,</w:t>
-      </w:r>
-      <w:r>
-        <w:rPr>
-          <w:rFonts w:ascii="Arial" w:hAnsi="Arial" w:cs="Arial"/>
-          <w:lang w:val="en-US"/>
-        </w:rPr>
-        <w:t xml:space="preserve"> and the choice was taken</w:t>
-      </w:r>
-      <w:r>
-        <w:rPr>
-          <w:rFonts w:ascii="Arial" w:hAnsi="Arial" w:cs="Arial"/>
-          <w:lang w:val="en-US"/>
-        </w:rPr>
-        <w:t xml:space="preserve"> because multiple images </w:t>
-      </w:r>
-      <w:r>
-        <w:rPr>
-          <w:rFonts w:ascii="Arial" w:hAnsi="Arial" w:cs="Arial"/>
-          <w:lang w:val="en-US"/>
-        </w:rPr>
-        <w:t>can be displayed in the same area</w:t>
-      </w:r>
-      <w:r>
-        <w:rPr>
-          <w:rFonts w:ascii="Arial" w:hAnsi="Arial" w:cs="Arial"/>
-          <w:lang w:val="en-US"/>
-        </w:rPr>
-        <w:t>.</w:t>
-      </w:r>
-      <w:r>
-        <w:rPr>
-          <w:rFonts w:ascii="Arial" w:hAnsi="Arial" w:cs="Arial"/>
-          <w:lang w:val="en-US"/>
-        </w:rPr>
-        <w:t xml:space="preserve"> The content of the page represents the </w:t>
-      </w:r>
-      <w:r>
-        <w:rPr>
-          <w:rFonts w:ascii="Arial" w:hAnsi="Arial" w:cs="Arial"/>
-          <w:lang w:val="en-US"/>
-        </w:rPr>
-        <w:t xml:space="preserve">goals, mission, values, staff and services in an organized manner. </w:t>
-      </w:r>
-      <w:r>
-        <w:rPr>
-          <w:rFonts w:ascii="Arial" w:hAnsi="Arial" w:cs="Arial"/>
-          <w:lang w:val="en-US"/>
-        </w:rPr>
-        <w:t xml:space="preserve">As the user scrolls down the page, they see all details in service cards which were created </w:t>
-      </w:r>
-      <w:r>
-        <w:rPr>
-          <w:rFonts w:ascii="Arial" w:hAnsi="Arial" w:cs="Arial"/>
-          <w:lang w:val="en-US"/>
-        </w:rPr>
-        <w:t>with grid classes such as “col-md-4” so the</w:t>
-      </w:r>
-      <w:r>
-        <w:rPr>
-          <w:rFonts w:ascii="Arial" w:hAnsi="Arial" w:cs="Arial"/>
-          <w:lang w:val="en-US"/>
-        </w:rPr>
-        <w:t xml:space="preserve"> layout</w:t>
-      </w:r>
-      <w:r>
-        <w:rPr>
-          <w:rFonts w:ascii="Arial" w:hAnsi="Arial" w:cs="Arial"/>
-          <w:lang w:val="en-US"/>
-        </w:rPr>
-        <w:t xml:space="preserve"> will not change i</w:t>
-      </w:r>
-      <w:r>
-        <w:rPr>
-          <w:rFonts w:ascii="Arial" w:hAnsi="Arial" w:cs="Arial"/>
-          <w:lang w:val="en-US"/>
-        </w:rPr>
-        <w:t>n any case.</w:t>
-      </w:r>
-    </w:p>
-    <w:p>
-      <w:pPr>
-        <w:rPr>
-          <w:rFonts w:ascii="Arial" w:hAnsi="Arial" w:cs="Arial"/>
-          <w:lang w:val="en-US"/>
-        </w:rPr>
-      </w:pPr>
-      <w:r>
-        <w:rPr>
-          <w:rFonts w:ascii="Arial" w:hAnsi="Arial" w:cs="Arial"/>
-          <w:lang w:val="en-US"/>
-        </w:rPr>
-        <w:t xml:space="preserve">The </w:t>
-      </w:r>
-      <w:r>
-        <w:rPr>
-          <w:rFonts w:ascii="Arial" w:hAnsi="Arial" w:cs="Arial"/>
-          <w:lang w:val="en-US"/>
-        </w:rPr>
-        <w:t>E</w:t>
-      </w:r>
-      <w:r>
-        <w:rPr>
-          <w:rFonts w:ascii="Arial" w:hAnsi="Arial" w:cs="Arial"/>
-          <w:lang w:val="en-US"/>
-        </w:rPr>
-        <w:t xml:space="preserve">vents </w:t>
-      </w:r>
-      <w:r>
-        <w:rPr>
-          <w:rFonts w:ascii="Arial" w:hAnsi="Arial" w:cs="Arial"/>
-          <w:lang w:val="en-US"/>
-        </w:rPr>
-        <w:t>P</w:t>
-      </w:r>
-      <w:r>
-        <w:rPr>
-          <w:rFonts w:ascii="Arial" w:hAnsi="Arial" w:cs="Arial"/>
-          <w:lang w:val="en-US"/>
-        </w:rPr>
-        <w:t>age</w:t>
-      </w:r>
-      <w:r>
-        <w:rPr>
-          <w:rFonts w:ascii="Arial" w:hAnsi="Arial" w:cs="Arial"/>
-          <w:lang w:val="en-US"/>
-        </w:rPr>
-        <w:t xml:space="preserve"> </w:t>
-      </w:r>
-      <w:r>
-        <w:rPr>
-          <w:rFonts w:ascii="Arial" w:hAnsi="Arial" w:cs="Arial"/>
-          <w:lang w:val="en-US"/>
-        </w:rPr>
-        <w:t>allows users to browse the upcoming events and register to as many events as possible.</w:t>
-      </w:r>
-      <w:r>
-        <w:rPr>
-          <w:rFonts w:ascii="Arial" w:hAnsi="Arial" w:cs="Arial"/>
-          <w:lang w:val="en-US"/>
-        </w:rPr>
-        <w:t xml:space="preserve"> The event cards </w:t>
-      </w:r>
-      <w:r>
-        <w:rPr>
-          <w:rFonts w:ascii="Arial" w:hAnsi="Arial" w:cs="Arial"/>
-          <w:lang w:val="en-US"/>
-        </w:rPr>
-        <w:t xml:space="preserve">make every event </w:t>
-      </w:r>
-      <w:r>
-        <w:rPr>
-          <w:rFonts w:ascii="Arial" w:hAnsi="Arial" w:cs="Arial"/>
-          <w:lang w:val="en-US"/>
-        </w:rPr>
-        <w:t>unique,</w:t>
-      </w:r>
-      <w:r>
-        <w:rPr>
-          <w:rFonts w:ascii="Arial" w:hAnsi="Arial" w:cs="Arial"/>
-          <w:lang w:val="en-US"/>
-        </w:rPr>
-        <w:t xml:space="preserve"> and users </w:t>
-      </w:r>
-      <w:r>
-        <w:rPr>
-          <w:rFonts w:ascii="Arial" w:hAnsi="Arial" w:cs="Arial"/>
-          <w:lang w:val="en-US"/>
-        </w:rPr>
-        <w:t xml:space="preserve">can find the event quickly. </w:t>
-      </w:r>
-      <w:r>
-        <w:rPr>
-          <w:rFonts w:ascii="Arial" w:hAnsi="Arial" w:cs="Arial"/>
-          <w:lang w:val="en-US"/>
-        </w:rPr>
-        <w:t xml:space="preserve">The most important </w:t>
-      </w:r>
-      <w:r>
-        <w:rPr>
-          <w:rFonts w:ascii="Arial" w:hAnsi="Arial" w:cs="Arial"/>
-          <w:lang w:val="en-US"/>
-        </w:rPr>
-        <w:t>functionality</w:t>
-      </w:r>
-      <w:r>
-        <w:rPr>
-          <w:rFonts w:ascii="Arial" w:hAnsi="Arial" w:cs="Arial"/>
-          <w:lang w:val="en-US"/>
-        </w:rPr>
-        <w:t xml:space="preserve"> in this page is the registration system</w:t>
-      </w:r>
-      <w:r>
-        <w:rPr>
-          <w:rFonts w:ascii="Arial" w:hAnsi="Arial" w:cs="Arial"/>
-          <w:lang w:val="en-US"/>
-        </w:rPr>
-        <w:t xml:space="preserve">. </w:t>
-      </w:r>
-      <w:r>
-        <w:rPr>
-          <w:rFonts w:ascii="Arial" w:hAnsi="Arial" w:cs="Arial"/>
-          <w:lang w:val="en-US"/>
-        </w:rPr>
-        <w:t>I used</w:t>
-      </w:r>
-      <w:r>
-        <w:rPr>
-          <w:rFonts w:ascii="Arial" w:hAnsi="Arial" w:cs="Arial"/>
-          <w:lang w:val="en-US"/>
-        </w:rPr>
-        <w:t xml:space="preserve"> the “</w:t>
-      </w:r>
-      <w:proofErr w:type="spellStart"/>
-      <w:r>
-        <w:rPr>
-          <w:rFonts w:ascii="Arial" w:hAnsi="Arial" w:cs="Arial"/>
-          <w:lang w:val="en-US"/>
-        </w:rPr>
-        <w:t>querySelector</w:t>
-      </w:r>
-      <w:proofErr w:type="spellEnd"/>
-      <w:r>
-        <w:rPr>
-          <w:rFonts w:ascii="Arial" w:hAnsi="Arial" w:cs="Arial"/>
-          <w:lang w:val="en-US"/>
-        </w:rPr>
-        <w:t>” and “</w:t>
-      </w:r>
-      <w:proofErr w:type="spellStart"/>
-      <w:r>
-        <w:rPr>
-          <w:rFonts w:ascii="Arial" w:hAnsi="Arial" w:cs="Arial"/>
-          <w:lang w:val="en-US"/>
-        </w:rPr>
-        <w:t>querySelectorAll</w:t>
-      </w:r>
-      <w:proofErr w:type="spellEnd"/>
-      <w:r>
-        <w:rPr>
-          <w:rFonts w:ascii="Arial" w:hAnsi="Arial" w:cs="Arial"/>
-          <w:lang w:val="en-US"/>
-        </w:rPr>
-        <w:t xml:space="preserve">()” </w:t>
-      </w:r>
-      <w:r>
-        <w:rPr>
-          <w:rFonts w:ascii="Arial" w:hAnsi="Arial" w:cs="Arial"/>
-          <w:lang w:val="en-US"/>
-        </w:rPr>
-        <w:t>method</w:t>
-      </w:r>
-      <w:r>
-        <w:rPr>
-          <w:rFonts w:ascii="Arial" w:hAnsi="Arial" w:cs="Arial"/>
-          <w:lang w:val="en-US"/>
-        </w:rPr>
-        <w:t xml:space="preserve"> because there are many registration buttons</w:t>
-      </w:r>
-      <w:r>
-        <w:rPr>
-          <w:rFonts w:ascii="Arial" w:hAnsi="Arial" w:cs="Arial"/>
-          <w:lang w:val="en-US"/>
-        </w:rPr>
-        <w:t xml:space="preserve">. The variable </w:t>
-      </w:r>
-      <w:r>
-        <w:rPr>
-          <w:rFonts w:ascii="Arial" w:hAnsi="Arial" w:cs="Arial"/>
-          <w:lang w:val="en-US"/>
-        </w:rPr>
-        <w:t>count stores the total number of</w:t>
-      </w:r>
-      <w:r>
-        <w:rPr>
-          <w:rFonts w:ascii="Arial" w:hAnsi="Arial" w:cs="Arial"/>
-          <w:lang w:val="en-US"/>
-        </w:rPr>
-        <w:t xml:space="preserve"> registrations. When the user </w:t>
-      </w:r>
-      <w:r>
-        <w:rPr>
-          <w:rFonts w:ascii="Arial" w:hAnsi="Arial" w:cs="Arial"/>
-          <w:lang w:val="en-US"/>
-        </w:rPr>
-        <w:t xml:space="preserve">clicks on the button, an event listener is </w:t>
-      </w:r>
-      <w:r>
-        <w:rPr>
-          <w:rFonts w:ascii="Arial" w:hAnsi="Arial" w:cs="Arial"/>
-          <w:lang w:val="en-US"/>
-        </w:rPr>
-        <w:t xml:space="preserve">triggered, the counter increases by 1 and </w:t>
-      </w:r>
-      <w:r>
-        <w:rPr>
-          <w:rFonts w:ascii="Arial" w:hAnsi="Arial" w:cs="Arial"/>
-          <w:lang w:val="en-US"/>
-        </w:rPr>
-        <w:t>the number is displayed at the top</w:t>
-      </w:r>
-      <w:r>
-        <w:rPr>
-          <w:rFonts w:ascii="Arial" w:hAnsi="Arial" w:cs="Arial"/>
-          <w:lang w:val="en-US"/>
-        </w:rPr>
-        <w:t xml:space="preserve"> immediately</w:t>
-      </w:r>
-      <w:r>
-        <w:rPr>
-          <w:rFonts w:ascii="Arial" w:hAnsi="Arial" w:cs="Arial"/>
-          <w:lang w:val="en-US"/>
-        </w:rPr>
-        <w:t>. In addition, the button changes form into “Registered” and it becomes disabled, so t</w:t>
-      </w:r>
-      <w:r>
-        <w:rPr>
-          <w:rFonts w:ascii="Arial" w:hAnsi="Arial" w:cs="Arial"/>
-          <w:lang w:val="en-US"/>
-        </w:rPr>
-        <w:t>he system prevents double registration on the same event accidentally.</w:t>
-      </w:r>
-      <w:r>
-        <w:rPr>
-          <w:rFonts w:ascii="Arial" w:hAnsi="Arial" w:cs="Arial"/>
-          <w:lang w:val="en-US"/>
-        </w:rPr>
-        <w:t xml:space="preserve"> Finally, a message appears </w:t>
-      </w:r>
-      <w:r>
-        <w:rPr>
-          <w:rFonts w:ascii="Arial" w:hAnsi="Arial" w:cs="Arial"/>
-          <w:lang w:val="en-US"/>
-        </w:rPr>
-        <w:t>when the user is registered</w:t>
-      </w:r>
-      <w:r>
-        <w:rPr>
-          <w:rFonts w:ascii="Arial" w:hAnsi="Arial" w:cs="Arial"/>
-          <w:lang w:val="en-US"/>
-        </w:rPr>
-        <w:t xml:space="preserve"> </w:t>
-      </w:r>
-      <w:r>
-        <w:rPr>
-          <w:rFonts w:ascii="Arial" w:hAnsi="Arial" w:cs="Arial"/>
-          <w:lang w:val="en-US"/>
-        </w:rPr>
-        <w:t xml:space="preserve">as </w:t>
-      </w:r>
-      <w:r>
-        <w:rPr>
-          <w:rFonts w:ascii="Arial" w:hAnsi="Arial" w:cs="Arial"/>
-          <w:lang w:val="en-US"/>
-        </w:rPr>
-        <w:t xml:space="preserve">a form of </w:t>
-      </w:r>
-      <w:r>
-        <w:rPr>
-          <w:rFonts w:ascii="Arial" w:hAnsi="Arial" w:cs="Arial"/>
-          <w:lang w:val="en-US"/>
-        </w:rPr>
-        <w:t>feedback</w:t>
-      </w:r>
-      <w:r>
-        <w:rPr>
-          <w:rFonts w:ascii="Arial" w:hAnsi="Arial" w:cs="Arial"/>
-          <w:lang w:val="en-US"/>
-        </w:rPr>
-        <w:t>.</w:t>
-      </w:r>
-      <w:r>
-        <w:rPr>
-          <w:rFonts w:ascii="Arial" w:hAnsi="Arial" w:cs="Arial"/>
-          <w:lang w:val="en-US"/>
-        </w:rPr>
-        <w:t xml:space="preserve"> Th</w:t>
-      </w:r>
-      <w:r>
-        <w:rPr>
-          <w:rFonts w:ascii="Arial" w:hAnsi="Arial" w:cs="Arial"/>
-          <w:lang w:val="en-US"/>
-        </w:rPr>
-        <w:t>e</w:t>
-      </w:r>
-      <w:r>
-        <w:rPr>
-          <w:rFonts w:ascii="Arial" w:hAnsi="Arial" w:cs="Arial"/>
-          <w:lang w:val="en-US"/>
-        </w:rPr>
-        <w:t xml:space="preserve"> </w:t>
-      </w:r>
-      <w:r>
-        <w:rPr>
-          <w:rFonts w:ascii="Arial" w:hAnsi="Arial" w:cs="Arial"/>
-          <w:lang w:val="en-US"/>
-        </w:rPr>
-        <w:t xml:space="preserve">purpose of </w:t>
-      </w:r>
-      <w:r>
-        <w:rPr>
-          <w:rFonts w:ascii="Arial" w:hAnsi="Arial" w:cs="Arial"/>
-          <w:lang w:val="en-US"/>
-        </w:rPr>
-        <w:t>DOM manipulation</w:t>
-      </w:r>
-      <w:r>
-        <w:rPr>
-          <w:rFonts w:ascii="Arial" w:hAnsi="Arial" w:cs="Arial"/>
-          <w:lang w:val="en-US"/>
-        </w:rPr>
-        <w:t xml:space="preserve"> in this page is to update actions </w:t>
-      </w:r>
-      <w:r>
-        <w:rPr>
-          <w:rFonts w:ascii="Arial" w:hAnsi="Arial" w:cs="Arial"/>
-          <w:lang w:val="en-US"/>
-        </w:rPr>
-        <w:t xml:space="preserve">without obliging the user to </w:t>
-      </w:r>
-      <w:r>
-        <w:rPr>
-          <w:rFonts w:ascii="Arial" w:hAnsi="Arial" w:cs="Arial"/>
-          <w:lang w:val="en-US"/>
-        </w:rPr>
-        <w:lastRenderedPageBreak/>
-        <w:t xml:space="preserve">reload the page. </w:t>
-      </w:r>
-      <w:r>
-        <w:rPr>
-          <w:rFonts w:ascii="Arial" w:hAnsi="Arial" w:cs="Arial"/>
-          <w:lang w:val="en-US"/>
-        </w:rPr>
-        <w:t xml:space="preserve">Instant confirmation creates a sense of trust to </w:t>
-      </w:r>
-      <w:r>
-        <w:rPr>
-          <w:rFonts w:ascii="Arial" w:hAnsi="Arial" w:cs="Arial"/>
-          <w:lang w:val="en-US"/>
-        </w:rPr>
-        <w:t>users,</w:t>
-      </w:r>
-      <w:r>
-        <w:rPr>
-          <w:rFonts w:ascii="Arial" w:hAnsi="Arial" w:cs="Arial"/>
-          <w:lang w:val="en-US"/>
-        </w:rPr>
-        <w:t xml:space="preserve"> </w:t>
-      </w:r>
-      <w:r>
-        <w:rPr>
-          <w:rFonts w:ascii="Arial" w:hAnsi="Arial" w:cs="Arial"/>
-          <w:lang w:val="en-US"/>
-        </w:rPr>
-        <w:t xml:space="preserve">and the website is considered trustworthy. </w:t>
-      </w:r>
-      <w:r>
-        <w:rPr>
-          <w:rFonts w:ascii="Arial" w:hAnsi="Arial" w:cs="Arial"/>
-          <w:lang w:val="en-US"/>
-        </w:rPr>
-        <w:t xml:space="preserve"> </w:t>
-      </w:r>
-    </w:p>
-    <w:p>
-      <w:pPr>
-        <w:rPr>
-          <w:rFonts w:ascii="Arial" w:hAnsi="Arial" w:cs="Arial"/>
-          <w:lang w:val="en-US"/>
-        </w:rPr>
-      </w:pPr>
-      <w:r>
-        <w:rPr>
-          <w:rFonts w:ascii="Arial" w:hAnsi="Arial" w:cs="Arial"/>
-          <w:lang w:val="en-US"/>
-        </w:rPr>
-        <w:t xml:space="preserve">The Contact Page includes a form submission </w:t>
-      </w:r>
-      <w:r>
-        <w:rPr>
-          <w:rFonts w:ascii="Arial" w:hAnsi="Arial" w:cs="Arial"/>
-          <w:lang w:val="en-US"/>
-        </w:rPr>
-        <w:t xml:space="preserve">for users to send a message or a question to the company. </w:t>
-      </w:r>
-      <w:r>
-        <w:rPr>
-          <w:rFonts w:ascii="Arial" w:hAnsi="Arial" w:cs="Arial"/>
-          <w:lang w:val="en-US"/>
-        </w:rPr>
-        <w:t>The form has the following fields: name, email, subject, message</w:t>
-      </w:r>
-      <w:r>
-        <w:rPr>
-          <w:rFonts w:ascii="Arial" w:hAnsi="Arial" w:cs="Arial"/>
-          <w:lang w:val="en-US"/>
-        </w:rPr>
-        <w:t xml:space="preserve"> and it was created with Bootstrap components. </w:t>
-      </w:r>
-      <w:r>
-        <w:rPr>
-          <w:rFonts w:ascii="Arial" w:hAnsi="Arial" w:cs="Arial"/>
-          <w:lang w:val="en-US"/>
-        </w:rPr>
-        <w:t xml:space="preserve">However, form validation was needed to prevent users </w:t>
-      </w:r>
-      <w:r>
-        <w:rPr>
-          <w:rFonts w:ascii="Arial" w:hAnsi="Arial" w:cs="Arial"/>
-          <w:lang w:val="en-US"/>
-        </w:rPr>
-        <w:t>from submitting incorrect information because the company would not understand the purpose of the form. The validation</w:t>
-      </w:r>
-      <w:r>
-        <w:rPr>
-          <w:rFonts w:ascii="Arial" w:hAnsi="Arial" w:cs="Arial"/>
-          <w:lang w:val="en-US"/>
-        </w:rPr>
-        <w:t xml:space="preserve"> checks if all fields are completed and if they have the correct format. For better responsiveness, error messages appear if they do not follow </w:t>
-      </w:r>
-      <w:r>
-        <w:rPr>
-          <w:rFonts w:ascii="Arial" w:hAnsi="Arial" w:cs="Arial"/>
-          <w:lang w:val="en-US"/>
-        </w:rPr>
-        <w:t xml:space="preserve">the proper format, so they cannot submit the form if they have </w:t>
-      </w:r>
-      <w:r>
-        <w:rPr>
-          <w:rFonts w:ascii="Arial" w:hAnsi="Arial" w:cs="Arial"/>
-          <w:lang w:val="en-US"/>
-        </w:rPr>
-        <w:t xml:space="preserve">wrong input. Google Maps was also integrated at the end of the page, but </w:t>
-      </w:r>
-      <w:r>
-        <w:rPr>
-          <w:rFonts w:ascii="Arial" w:hAnsi="Arial" w:cs="Arial"/>
-          <w:lang w:val="en-US"/>
-        </w:rPr>
-        <w:t xml:space="preserve">it does not loading due to restrictions. </w:t>
-      </w:r>
-    </w:p>
-    <w:p>
-      <w:pPr>
-        <w:rPr>
-          <w:rFonts w:ascii="Arial" w:hAnsi="Arial" w:cs="Arial"/>
-          <w:sz w:val="26"/>
-          <w:szCs w:val="26"/>
-          <w:u w:val="single"/>
-          <w:lang w:val="en-US"/>
-        </w:rPr>
-      </w:pPr>
-      <w:r>
-        <w:rPr>
-          <w:rFonts w:ascii="Arial" w:hAnsi="Arial" w:cs="Arial"/>
-          <w:sz w:val="26"/>
-          <w:szCs w:val="26"/>
-          <w:u w:val="single"/>
-          <w:lang w:val="en-US"/>
-        </w:rPr>
-        <w:t xml:space="preserve">GitHub Repository </w:t>
-      </w:r>
-    </w:p>
-    <w:p>
-      <w:pPr>
-        <w:rPr>
-          <w:rFonts w:ascii="Arial" w:hAnsi="Arial" w:cs="Arial"/>
-          <w:lang w:val="en-US"/>
-        </w:rPr>
-      </w:pPr>
-      <w:r>
-        <w:rPr>
-          <w:rFonts w:ascii="Arial" w:hAnsi="Arial" w:cs="Arial"/>
-          <w:lang w:val="en-US"/>
-        </w:rPr>
-        <w:t xml:space="preserve">Git &amp; GitHub was used for version control. More specifically, </w:t>
-      </w:r>
-      <w:r>
-        <w:rPr>
-          <w:rFonts w:ascii="Arial" w:hAnsi="Arial" w:cs="Arial"/>
-          <w:lang w:val="en-US"/>
-        </w:rPr>
-        <w:t xml:space="preserve">it was used to track changes and save them into the repository. </w:t>
-      </w:r>
-      <w:r>
-        <w:rPr>
-          <w:rFonts w:ascii="Arial" w:hAnsi="Arial" w:cs="Arial"/>
-          <w:lang w:val="en-US"/>
-        </w:rPr>
-        <w:t>While I was creating the website and developing code, I created commits in Git and GitHub desktop</w:t>
-      </w:r>
-      <w:r>
-        <w:rPr>
-          <w:rFonts w:ascii="Arial" w:hAnsi="Arial" w:cs="Arial"/>
-          <w:lang w:val="en-US"/>
-        </w:rPr>
-        <w:t xml:space="preserve">. In this way, the local project in my desktop was synchronized with GitHub </w:t>
-      </w:r>
-      <w:r>
-        <w:rPr>
-          <w:rFonts w:ascii="Arial" w:hAnsi="Arial" w:cs="Arial"/>
-          <w:lang w:val="en-US"/>
-        </w:rPr>
-        <w:t xml:space="preserve">so anyone could see all actions taken </w:t>
-      </w:r>
-      <w:r>
-        <w:rPr>
-          <w:rFonts w:ascii="Arial" w:hAnsi="Arial" w:cs="Arial"/>
-          <w:lang w:val="en-US"/>
-        </w:rPr>
-        <w:t xml:space="preserve">and all changes I made. </w:t>
-      </w:r>
-      <w:r>
-        <w:rPr>
-          <w:rFonts w:ascii="Arial" w:hAnsi="Arial" w:cs="Arial"/>
-          <w:lang w:val="en-US"/>
-        </w:rPr>
-        <w:t xml:space="preserve">It is important to mention that when I fixed errors, GitHub on desktop would </w:t>
-      </w:r>
-      <w:r>
-        <w:rPr>
-          <w:rFonts w:ascii="Arial" w:hAnsi="Arial" w:cs="Arial"/>
-          <w:lang w:val="en-US"/>
-        </w:rPr>
-        <w:t xml:space="preserve">display exactly the lines of the code </w:t>
-      </w:r>
-      <w:r>
-        <w:rPr>
-          <w:rFonts w:ascii="Arial" w:hAnsi="Arial" w:cs="Arial"/>
-          <w:lang w:val="en-US"/>
-        </w:rPr>
-        <w:t xml:space="preserve">for users </w:t>
-      </w:r>
-      <w:r>
-        <w:rPr>
-          <w:rFonts w:ascii="Arial" w:hAnsi="Arial" w:cs="Arial"/>
-          <w:lang w:val="en-US"/>
-        </w:rPr>
-        <w:t xml:space="preserve">to see the difference between them. </w:t>
-      </w:r>
-      <w:r>
-        <w:rPr>
-          <w:rFonts w:ascii="Arial" w:hAnsi="Arial" w:cs="Arial"/>
-          <w:lang w:val="en-US"/>
-        </w:rPr>
-        <w:t>Another</w:t>
-      </w:r>
-      <w:r>
-        <w:rPr>
-          <w:rFonts w:ascii="Arial" w:hAnsi="Arial" w:cs="Arial"/>
-          <w:lang w:val="en-US"/>
-        </w:rPr>
-        <w:t xml:space="preserve"> positive thing about GitHub is that </w:t>
-      </w:r>
-      <w:r>
-        <w:rPr>
-          <w:rFonts w:ascii="Arial" w:hAnsi="Arial" w:cs="Arial"/>
-          <w:lang w:val="en-US"/>
-        </w:rPr>
-        <w:t>it keeps old versions of the code, so when I made a mistake</w:t>
-      </w:r>
-      <w:r>
-        <w:rPr>
-          <w:rFonts w:ascii="Arial" w:hAnsi="Arial" w:cs="Arial"/>
-          <w:lang w:val="en-US"/>
-        </w:rPr>
-        <w:t xml:space="preserve"> in tasks.html</w:t>
-      </w:r>
-      <w:r>
-        <w:rPr>
-          <w:rFonts w:ascii="Arial" w:hAnsi="Arial" w:cs="Arial"/>
-          <w:lang w:val="en-US"/>
-        </w:rPr>
-        <w:t xml:space="preserve">, I lost the code </w:t>
-      </w:r>
-      <w:r>
-        <w:rPr>
-          <w:rFonts w:ascii="Arial" w:hAnsi="Arial" w:cs="Arial"/>
-          <w:lang w:val="en-US"/>
-        </w:rPr>
-        <w:t xml:space="preserve">and I </w:t>
-      </w:r>
-      <w:r>
-        <w:rPr>
-          <w:rFonts w:ascii="Arial" w:hAnsi="Arial" w:cs="Arial"/>
-          <w:lang w:val="en-US"/>
-        </w:rPr>
-        <w:t xml:space="preserve">restored it from commit history. </w:t>
       </w:r>
     </w:p>
     <w:p>
@@ -1714,437 +194,1968 @@
       <w:pPr>
         <w:rPr>
           <w:rFonts w:ascii="Arial" w:hAnsi="Arial" w:cs="Arial"/>
+          <w:sz w:val="26"/>
+          <w:szCs w:val="26"/>
+          <w:u w:val="single"/>
           <w:lang w:val="en-US"/>
         </w:rPr>
       </w:pPr>
-      <w:r>
-        <w:rPr>
-          <w:rFonts w:ascii="Arial" w:hAnsi="Arial" w:cs="Arial"/>
-          <w:lang w:val="en-US"/>
-        </w:rPr>
-        <w:t xml:space="preserve">Google Chrome LightHouse was used to </w:t>
-      </w:r>
-      <w:r>
-        <w:rPr>
-          <w:rFonts w:ascii="Arial" w:hAnsi="Arial" w:cs="Arial"/>
-          <w:lang w:val="en-US"/>
-        </w:rPr>
-        <w:t>evaluate website’s accessibility, SEO and performance</w:t>
-      </w:r>
-      <w:r>
-        <w:rPr>
-          <w:rFonts w:ascii="Arial" w:hAnsi="Arial" w:cs="Arial"/>
-          <w:lang w:val="en-US"/>
-        </w:rPr>
-        <w:t xml:space="preserve"> when it was complete</w:t>
-      </w:r>
-      <w:r>
-        <w:rPr>
-          <w:rFonts w:ascii="Arial" w:hAnsi="Arial" w:cs="Arial"/>
-          <w:lang w:val="en-US"/>
-        </w:rPr>
-        <w:t>.</w:t>
-      </w:r>
-      <w:r>
-        <w:rPr>
-          <w:rFonts w:ascii="Arial" w:hAnsi="Arial" w:cs="Arial"/>
-          <w:lang w:val="en-US"/>
-        </w:rPr>
-        <w:t xml:space="preserve"> In the screenshots, we can see th</w:t>
-      </w:r>
-      <w:r>
-        <w:rPr>
-          <w:rFonts w:ascii="Arial" w:hAnsi="Arial" w:cs="Arial"/>
-          <w:lang w:val="en-US"/>
-        </w:rPr>
-        <w:t xml:space="preserve">e results </w:t>
-      </w:r>
-      <w:r>
-        <w:rPr>
-          <w:rFonts w:ascii="Arial" w:hAnsi="Arial" w:cs="Arial"/>
-          <w:lang w:val="en-US"/>
-        </w:rPr>
-        <w:t xml:space="preserve">from the audits </w:t>
-      </w:r>
-      <w:r>
-        <w:rPr>
-          <w:rFonts w:ascii="Arial" w:hAnsi="Arial" w:cs="Arial"/>
-          <w:lang w:val="en-US"/>
-        </w:rPr>
-        <w:t xml:space="preserve">which </w:t>
-      </w:r>
-      <w:r>
-        <w:rPr>
-          <w:rFonts w:ascii="Arial" w:hAnsi="Arial" w:cs="Arial"/>
-          <w:lang w:val="en-US"/>
-        </w:rPr>
-        <w:t>confirm</w:t>
-      </w:r>
-      <w:r>
-        <w:rPr>
-          <w:rFonts w:ascii="Arial" w:hAnsi="Arial" w:cs="Arial"/>
-          <w:lang w:val="en-US"/>
-        </w:rPr>
-        <w:t xml:space="preserve"> that the website uses</w:t>
-      </w:r>
-      <w:r>
-        <w:rPr>
-          <w:rFonts w:ascii="Arial" w:hAnsi="Arial" w:cs="Arial"/>
-          <w:lang w:val="en-US"/>
-        </w:rPr>
-        <w:t xml:space="preserve"> the necessary elements to have accessibility and responsiveness. </w:t>
-      </w:r>
-      <w:r>
-        <w:rPr>
-          <w:rFonts w:ascii="Arial" w:hAnsi="Arial" w:cs="Arial"/>
-          <w:lang w:val="en-US"/>
-        </w:rPr>
-        <w:t xml:space="preserve">In the code, </w:t>
-      </w:r>
-      <w:r>
-        <w:rPr>
-          <w:rFonts w:ascii="Arial" w:hAnsi="Arial" w:cs="Arial"/>
-          <w:lang w:val="en-US"/>
-        </w:rPr>
-        <w:t xml:space="preserve">the first thing </w:t>
-      </w:r>
-      <w:r>
-        <w:rPr>
-          <w:rFonts w:ascii="Arial" w:hAnsi="Arial" w:cs="Arial"/>
-          <w:lang w:val="en-US"/>
-        </w:rPr>
-        <w:t>I added</w:t>
-      </w:r>
-      <w:r>
-        <w:rPr>
-          <w:rFonts w:ascii="Arial" w:hAnsi="Arial" w:cs="Arial"/>
-          <w:lang w:val="en-US"/>
-        </w:rPr>
-        <w:t xml:space="preserve"> was</w:t>
-      </w:r>
-      <w:r>
-        <w:rPr>
-          <w:rFonts w:ascii="Arial" w:hAnsi="Arial" w:cs="Arial"/>
-          <w:lang w:val="en-US"/>
-        </w:rPr>
-        <w:t xml:space="preserve"> alt text for all images and semantic HTML elements</w:t>
-      </w:r>
-      <w:r>
-        <w:rPr>
-          <w:rFonts w:ascii="Arial" w:hAnsi="Arial" w:cs="Arial"/>
-          <w:lang w:val="en-US"/>
-        </w:rPr>
-        <w:t xml:space="preserve"> (</w:t>
-      </w:r>
-      <w:r>
-        <w:rPr>
-          <w:rFonts w:ascii="Arial" w:hAnsi="Arial" w:cs="Arial"/>
-          <w:lang w:val="en-US"/>
-        </w:rPr>
-        <w:t>nav, main, header, section, footer)</w:t>
-      </w:r>
-      <w:r>
-        <w:rPr>
-          <w:rFonts w:ascii="Arial" w:hAnsi="Arial" w:cs="Arial"/>
-          <w:lang w:val="en-US"/>
-        </w:rPr>
-        <w:t>.</w:t>
-      </w:r>
-      <w:r>
-        <w:rPr>
-          <w:rFonts w:ascii="Arial" w:hAnsi="Arial" w:cs="Arial"/>
-          <w:lang w:val="en-US"/>
-        </w:rPr>
-        <w:t xml:space="preserve"> These elements </w:t>
-      </w:r>
-      <w:r>
-        <w:rPr>
-          <w:rFonts w:ascii="Arial" w:hAnsi="Arial" w:cs="Arial"/>
-          <w:lang w:val="en-US"/>
-        </w:rPr>
-        <w:t>create an organized structure of the page.</w:t>
-      </w:r>
-      <w:r>
-        <w:rPr>
-          <w:rFonts w:ascii="Arial" w:hAnsi="Arial" w:cs="Arial"/>
-          <w:lang w:val="en-US"/>
-        </w:rPr>
-        <w:t xml:space="preserve"> This description </w:t>
-      </w:r>
-      <w:r>
-        <w:rPr>
-          <w:rFonts w:ascii="Arial" w:hAnsi="Arial" w:cs="Arial"/>
-          <w:lang w:val="en-US"/>
-        </w:rPr>
-        <w:t>allows</w:t>
-      </w:r>
-      <w:r>
-        <w:rPr>
-          <w:rFonts w:ascii="Arial" w:hAnsi="Arial" w:cs="Arial"/>
-          <w:lang w:val="en-US"/>
-        </w:rPr>
-        <w:t xml:space="preserve"> screen readers to </w:t>
-      </w:r>
-      <w:r>
-        <w:rPr>
-          <w:rFonts w:ascii="Arial" w:hAnsi="Arial" w:cs="Arial"/>
-          <w:lang w:val="en-US"/>
-        </w:rPr>
-        <w:t xml:space="preserve">explain the content of an image to </w:t>
-      </w:r>
-      <w:r>
-        <w:rPr>
-          <w:rFonts w:ascii="Arial" w:hAnsi="Arial" w:cs="Arial"/>
-          <w:lang w:val="en-US"/>
-        </w:rPr>
-        <w:t>blind people</w:t>
-      </w:r>
-      <w:r>
-        <w:rPr>
-          <w:rFonts w:ascii="Arial" w:hAnsi="Arial" w:cs="Arial"/>
-          <w:lang w:val="en-US"/>
-        </w:rPr>
-        <w:t>.</w:t>
-      </w:r>
-      <w:r>
-        <w:rPr>
-          <w:rFonts w:ascii="Arial" w:hAnsi="Arial" w:cs="Arial"/>
-          <w:lang w:val="en-US"/>
-        </w:rPr>
-        <w:t xml:space="preserve"> </w:t>
-      </w:r>
-      <w:r>
-        <w:rPr>
-          <w:rFonts w:ascii="Arial" w:hAnsi="Arial" w:cs="Arial"/>
-          <w:lang w:val="en-US"/>
-        </w:rPr>
-        <w:t xml:space="preserve">Next, I put labels when I was creating </w:t>
-      </w:r>
-      <w:r>
-        <w:rPr>
-          <w:rFonts w:ascii="Arial" w:hAnsi="Arial" w:cs="Arial"/>
-          <w:lang w:val="en-US"/>
-        </w:rPr>
-        <w:t>form fields, so the</w:t>
-      </w:r>
-      <w:r>
-        <w:rPr>
-          <w:rFonts w:ascii="Arial" w:hAnsi="Arial" w:cs="Arial"/>
-          <w:lang w:val="en-US"/>
-        </w:rPr>
-        <w:t xml:space="preserve"> purpose</w:t>
-      </w:r>
-      <w:r>
-        <w:rPr>
-          <w:rFonts w:ascii="Arial" w:hAnsi="Arial" w:cs="Arial"/>
-          <w:lang w:val="en-US"/>
-        </w:rPr>
-        <w:t xml:space="preserve"> of the</w:t>
-      </w:r>
-      <w:r>
-        <w:rPr>
-          <w:rFonts w:ascii="Arial" w:hAnsi="Arial" w:cs="Arial"/>
-          <w:lang w:val="en-US"/>
-        </w:rPr>
-        <w:t xml:space="preserve"> form could be more </w:t>
-      </w:r>
-      <w:r>
-        <w:rPr>
-          <w:rFonts w:ascii="Arial" w:hAnsi="Arial" w:cs="Arial"/>
-          <w:lang w:val="en-US"/>
-        </w:rPr>
-        <w:t>understandable,</w:t>
-      </w:r>
-      <w:r>
-        <w:rPr>
-          <w:rFonts w:ascii="Arial" w:hAnsi="Arial" w:cs="Arial"/>
-          <w:lang w:val="en-US"/>
-        </w:rPr>
-        <w:t xml:space="preserve"> and users could see what they need to write</w:t>
-      </w:r>
-      <w:r>
-        <w:rPr>
-          <w:rFonts w:ascii="Arial" w:hAnsi="Arial" w:cs="Arial"/>
-          <w:lang w:val="en-US"/>
-        </w:rPr>
-        <w:t xml:space="preserve"> in each field</w:t>
-      </w:r>
-      <w:r>
-        <w:rPr>
-          <w:rFonts w:ascii="Arial" w:hAnsi="Arial" w:cs="Arial"/>
-          <w:lang w:val="en-US"/>
-        </w:rPr>
-        <w:t>.</w:t>
-      </w:r>
-      <w:r>
-        <w:rPr>
-          <w:rFonts w:ascii="Arial" w:hAnsi="Arial" w:cs="Arial"/>
-          <w:lang w:val="en-US"/>
-        </w:rPr>
-        <w:t xml:space="preserve"> </w:t>
-      </w:r>
-      <w:r>
-        <w:rPr>
-          <w:rFonts w:ascii="Arial" w:hAnsi="Arial" w:cs="Arial"/>
-          <w:lang w:val="en-US"/>
-        </w:rPr>
-        <w:t xml:space="preserve">In order for the website to be fully responsive, the design should include colors </w:t>
-      </w:r>
-      <w:r>
-        <w:rPr>
-          <w:rFonts w:ascii="Arial" w:hAnsi="Arial" w:cs="Arial"/>
-          <w:lang w:val="en-US"/>
-        </w:rPr>
-        <w:t xml:space="preserve">and different </w:t>
-      </w:r>
-      <w:r>
-        <w:rPr>
-          <w:rFonts w:ascii="Arial" w:hAnsi="Arial" w:cs="Arial"/>
-          <w:lang w:val="en-US"/>
-        </w:rPr>
-        <w:t xml:space="preserve">style. For that reason, all buttons have different colors </w:t>
-      </w:r>
-      <w:r>
-        <w:rPr>
-          <w:rFonts w:ascii="Arial" w:hAnsi="Arial" w:cs="Arial"/>
-          <w:lang w:val="en-US"/>
-        </w:rPr>
-        <w:t>for a different meaning. For example, the “</w:t>
-      </w:r>
-      <w:r>
-        <w:rPr>
-          <w:rFonts w:ascii="Arial" w:hAnsi="Arial" w:cs="Arial"/>
-          <w:lang w:val="en-US"/>
-        </w:rPr>
-        <w:t>C</w:t>
-      </w:r>
-      <w:r>
-        <w:rPr>
-          <w:rFonts w:ascii="Arial" w:hAnsi="Arial" w:cs="Arial"/>
-          <w:lang w:val="en-US"/>
-        </w:rPr>
-        <w:t>omplete” button is green</w:t>
-      </w:r>
-      <w:r>
-        <w:rPr>
-          <w:rFonts w:ascii="Arial" w:hAnsi="Arial" w:cs="Arial"/>
-          <w:lang w:val="en-US"/>
-        </w:rPr>
-        <w:t xml:space="preserve">, the “Edit” button </w:t>
-      </w:r>
-      <w:r>
-        <w:rPr>
-          <w:rFonts w:ascii="Arial" w:hAnsi="Arial" w:cs="Arial"/>
-          <w:lang w:val="en-US"/>
-        </w:rPr>
-        <w:t>.</w:t>
-      </w:r>
-      <w:r>
-        <w:rPr>
-          <w:rFonts w:ascii="Arial" w:hAnsi="Arial" w:cs="Arial"/>
-          <w:lang w:val="en-US"/>
-        </w:rPr>
-        <w:t xml:space="preserve">is </w:t>
-      </w:r>
-      <w:r>
-        <w:rPr>
-          <w:rFonts w:ascii="Arial" w:hAnsi="Arial" w:cs="Arial"/>
-          <w:lang w:val="en-US"/>
-        </w:rPr>
-        <w:t>yellow</w:t>
-      </w:r>
-      <w:r>
-        <w:rPr>
-          <w:rFonts w:ascii="Arial" w:hAnsi="Arial" w:cs="Arial"/>
-          <w:lang w:val="en-US"/>
-        </w:rPr>
-        <w:t xml:space="preserve"> and the “</w:t>
-      </w:r>
-      <w:r>
-        <w:rPr>
-          <w:rFonts w:ascii="Arial" w:hAnsi="Arial" w:cs="Arial"/>
-          <w:lang w:val="en-US"/>
-        </w:rPr>
-        <w:t>D</w:t>
-      </w:r>
-      <w:r>
-        <w:rPr>
-          <w:rFonts w:ascii="Arial" w:hAnsi="Arial" w:cs="Arial"/>
-          <w:lang w:val="en-US"/>
-        </w:rPr>
-        <w:t xml:space="preserve">elete” button is red. </w:t>
-      </w:r>
-      <w:r>
-        <w:rPr>
-          <w:rFonts w:ascii="Arial" w:hAnsi="Arial" w:cs="Arial"/>
-          <w:lang w:val="en-US"/>
-        </w:rPr>
-        <w:t xml:space="preserve">I searched </w:t>
-      </w:r>
-      <w:r>
-        <w:rPr>
-          <w:rFonts w:ascii="Arial" w:hAnsi="Arial" w:cs="Arial"/>
-          <w:lang w:val="en-US"/>
-        </w:rPr>
-        <w:t>on</w:t>
-      </w:r>
-      <w:r>
-        <w:rPr>
-          <w:rFonts w:ascii="Arial" w:hAnsi="Arial" w:cs="Arial"/>
-          <w:lang w:val="en-US"/>
-        </w:rPr>
-        <w:t xml:space="preserve"> google </w:t>
-      </w:r>
-      <w:r>
-        <w:rPr>
-          <w:rFonts w:ascii="Arial" w:hAnsi="Arial" w:cs="Arial"/>
-          <w:lang w:val="en-US"/>
-        </w:rPr>
-        <w:t>the code for colors to use them in CSS</w:t>
-      </w:r>
-      <w:r>
-        <w:rPr>
-          <w:rFonts w:ascii="Arial" w:hAnsi="Arial" w:cs="Arial"/>
-          <w:lang w:val="en-US"/>
-        </w:rPr>
-        <w:t>/Bootstrap</w:t>
-      </w:r>
-      <w:r>
-        <w:rPr>
-          <w:rFonts w:ascii="Arial" w:hAnsi="Arial" w:cs="Arial"/>
-          <w:lang w:val="en-US"/>
-        </w:rPr>
-        <w:t xml:space="preserve"> file</w:t>
-      </w:r>
-      <w:r>
-        <w:rPr>
-          <w:rFonts w:ascii="Arial" w:hAnsi="Arial" w:cs="Arial"/>
-          <w:lang w:val="en-US"/>
-        </w:rPr>
-        <w:t>.</w:t>
-      </w:r>
-      <w:r>
-        <w:rPr>
-          <w:rFonts w:ascii="Arial" w:hAnsi="Arial" w:cs="Arial"/>
-          <w:lang w:val="en-US"/>
-        </w:rPr>
-        <w:t xml:space="preserve"> </w:t>
-      </w:r>
     </w:p>
     <w:p>
       <w:pPr>
         <w:rPr>
           <w:rFonts w:ascii="Arial" w:hAnsi="Arial" w:cs="Arial"/>
+          <w:sz w:val="26"/>
+          <w:szCs w:val="26"/>
+          <w:u w:val="single"/>
           <w:lang w:val="en-US"/>
         </w:rPr>
       </w:pPr>
       <w:r>
         <w:rPr>
           <w:rFonts w:ascii="Arial" w:hAnsi="Arial" w:cs="Arial"/>
+          <w:sz w:val="26"/>
+          <w:szCs w:val="26"/>
+          <w:u w:val="single"/>
+          <w:lang w:val="en-US"/>
+        </w:rPr>
+        <w:t>Introduction</w:t>
+      </w:r>
+    </w:p>
+    <w:p>
+      <w:pPr>
+        <w:rPr>
+          <w:rFonts w:ascii="Arial" w:hAnsi="Arial" w:cs="Arial"/>
+          <w:lang w:val="en-US"/>
+        </w:rPr>
+      </w:pPr>
+      <w:r>
+        <w:rPr>
+          <w:rFonts w:ascii="Arial" w:hAnsi="Arial" w:cs="Arial"/>
+          <w:lang w:val="en-US"/>
+        </w:rPr>
+        <w:t xml:space="preserve">The goal of the project is to create a task management application for a company which will be fully responsive and inclusive for everyone. This website is created by using HTML, CSS / Bootstrap and JavaScript. The name of the company is DanceFit Studio, and it is a gym studio that offers different services such as dance classes, fitness programs and it organizes upcoming events for the community. </w:t>
+      </w:r>
+    </w:p>
+    <w:p>
+      <w:pPr>
+        <w:rPr>
+          <w:rFonts w:ascii="Arial" w:hAnsi="Arial" w:cs="Arial"/>
+          <w:sz w:val="26"/>
+          <w:szCs w:val="26"/>
+          <w:u w:val="single"/>
+          <w:lang w:val="en-US"/>
+        </w:rPr>
+      </w:pPr>
+      <w:r>
+        <w:rPr>
+          <w:rFonts w:ascii="Arial" w:hAnsi="Arial" w:cs="Arial"/>
+          <w:sz w:val="26"/>
+          <w:szCs w:val="26"/>
+          <w:u w:val="single"/>
+          <w:lang w:val="en-US"/>
+        </w:rPr>
+        <w:t xml:space="preserve">Description of the Task Allocation System </w:t>
+      </w:r>
+    </w:p>
+    <w:p>
+      <w:pPr>
+        <w:rPr>
+          <w:rFonts w:ascii="Arial" w:hAnsi="Arial" w:cs="Arial"/>
+          <w:lang w:val="en-US"/>
+        </w:rPr>
+      </w:pPr>
+      <w:r>
+        <w:rPr>
+          <w:rFonts w:ascii="Arial" w:hAnsi="Arial" w:cs="Arial"/>
+          <w:lang w:val="en-US"/>
+        </w:rPr>
+        <w:t xml:space="preserve">This website </w:t>
+      </w:r>
+      <w:r>
+        <w:rPr>
+          <w:rFonts w:ascii="Arial" w:hAnsi="Arial" w:cs="Arial"/>
+          <w:lang w:val="en-US"/>
+        </w:rPr>
+        <w:t xml:space="preserve">introduces the company to the </w:t>
+      </w:r>
+      <w:r>
+        <w:rPr>
+          <w:rFonts w:ascii="Arial" w:hAnsi="Arial" w:cs="Arial"/>
+          <w:lang w:val="en-US"/>
+        </w:rPr>
+        <w:t>users,</w:t>
+      </w:r>
+      <w:r>
+        <w:rPr>
+          <w:rFonts w:ascii="Arial" w:hAnsi="Arial" w:cs="Arial"/>
+          <w:lang w:val="en-US"/>
+        </w:rPr>
+        <w:t xml:space="preserve"> and they may learn important information about </w:t>
+      </w:r>
+      <w:r>
+        <w:rPr>
+          <w:rFonts w:ascii="Arial" w:hAnsi="Arial" w:cs="Arial"/>
+          <w:lang w:val="en-US"/>
+        </w:rPr>
+        <w:t>company’s</w:t>
+      </w:r>
+      <w:r>
+        <w:rPr>
+          <w:rFonts w:ascii="Arial" w:hAnsi="Arial" w:cs="Arial"/>
+          <w:lang w:val="en-US"/>
+        </w:rPr>
+        <w:t xml:space="preserve"> services</w:t>
+      </w:r>
+      <w:r>
+        <w:rPr>
+          <w:rFonts w:ascii="Arial" w:hAnsi="Arial" w:cs="Arial"/>
+          <w:lang w:val="en-US"/>
+        </w:rPr>
+        <w:t xml:space="preserve">. They can get quick access to the company, browse upcoming events, </w:t>
+      </w:r>
+      <w:r>
+        <w:rPr>
+          <w:rFonts w:ascii="Arial" w:hAnsi="Arial" w:cs="Arial"/>
+          <w:lang w:val="en-US"/>
+        </w:rPr>
+        <w:t>find contact information and manage tasks through the task allocation system. All pages are straightforward</w:t>
+      </w:r>
+      <w:r>
+        <w:rPr>
+          <w:rFonts w:ascii="Arial" w:hAnsi="Arial" w:cs="Arial"/>
+          <w:lang w:val="en-US"/>
+        </w:rPr>
+        <w:t xml:space="preserve"> such as tasks page which is one of the most important pages of the website</w:t>
+      </w:r>
+      <w:r>
+        <w:rPr>
+          <w:rFonts w:ascii="Arial" w:hAnsi="Arial" w:cs="Arial"/>
+          <w:lang w:val="en-US"/>
+        </w:rPr>
+        <w:t xml:space="preserve">. In this page, </w:t>
+      </w:r>
+      <w:r>
+        <w:rPr>
+          <w:rFonts w:ascii="Arial" w:hAnsi="Arial" w:cs="Arial"/>
+          <w:lang w:val="en-US"/>
+        </w:rPr>
+        <w:t>there are the most functionalities such as creation of tasks, edit</w:t>
+      </w:r>
+      <w:r>
+        <w:rPr>
+          <w:rFonts w:ascii="Arial" w:hAnsi="Arial" w:cs="Arial"/>
+          <w:lang w:val="en-US"/>
+        </w:rPr>
+        <w:t xml:space="preserve"> existing</w:t>
+      </w:r>
+      <w:r>
+        <w:rPr>
+          <w:rFonts w:ascii="Arial" w:hAnsi="Arial" w:cs="Arial"/>
+          <w:lang w:val="en-US"/>
+        </w:rPr>
+        <w:t xml:space="preserve"> tasks, de</w:t>
+      </w:r>
+      <w:r>
+        <w:rPr>
+          <w:rFonts w:ascii="Arial" w:hAnsi="Arial" w:cs="Arial"/>
+          <w:lang w:val="en-US"/>
+        </w:rPr>
+        <w:t>letion of tasks and they are able to see</w:t>
+      </w:r>
+      <w:r>
+        <w:rPr>
+          <w:rFonts w:ascii="Arial" w:hAnsi="Arial" w:cs="Arial"/>
+          <w:lang w:val="en-US"/>
+        </w:rPr>
+        <w:t xml:space="preserve"> a</w:t>
+      </w:r>
+      <w:r>
+        <w:rPr>
+          <w:rFonts w:ascii="Arial" w:hAnsi="Arial" w:cs="Arial"/>
+          <w:lang w:val="en-US"/>
+        </w:rPr>
+        <w:t xml:space="preserve"> table summary for the tasks they have already created. </w:t>
+      </w:r>
+      <w:r>
+        <w:rPr>
+          <w:rFonts w:ascii="Arial" w:hAnsi="Arial" w:cs="Arial"/>
+          <w:lang w:val="en-US"/>
+        </w:rPr>
+        <w:t xml:space="preserve">All tasks include a name, description, due date, priority level and status. </w:t>
+      </w:r>
+      <w:r>
+        <w:rPr>
+          <w:rFonts w:ascii="Arial" w:hAnsi="Arial" w:cs="Arial"/>
+          <w:lang w:val="en-US"/>
+        </w:rPr>
+        <w:t xml:space="preserve">In addition, the system can filter tasks by status </w:t>
+      </w:r>
+      <w:r>
+        <w:rPr>
+          <w:rFonts w:ascii="Arial" w:hAnsi="Arial" w:cs="Arial"/>
+          <w:lang w:val="en-US"/>
+        </w:rPr>
+        <w:t xml:space="preserve">and sort them by name or due date. It makes users’ experience better because they </w:t>
+      </w:r>
+      <w:r>
+        <w:rPr>
+          <w:rFonts w:ascii="Arial" w:hAnsi="Arial" w:cs="Arial"/>
+          <w:lang w:val="en-US"/>
+        </w:rPr>
+        <w:t xml:space="preserve">do not have to go through all tasks at once. </w:t>
+      </w:r>
+      <w:r>
+        <w:rPr>
+          <w:rFonts w:ascii="Arial" w:hAnsi="Arial" w:cs="Arial"/>
+          <w:lang w:val="en-US"/>
+        </w:rPr>
+        <w:t xml:space="preserve">Users are able to see a tasks chart </w:t>
+      </w:r>
+      <w:r>
+        <w:rPr>
+          <w:rFonts w:ascii="Arial" w:hAnsi="Arial" w:cs="Arial"/>
+          <w:lang w:val="en-US"/>
+        </w:rPr>
+        <w:t xml:space="preserve">bar </w:t>
+      </w:r>
+      <w:r>
+        <w:rPr>
+          <w:rFonts w:ascii="Arial" w:hAnsi="Arial" w:cs="Arial"/>
+          <w:lang w:val="en-US"/>
+        </w:rPr>
+        <w:t>w</w:t>
+      </w:r>
+      <w:r>
+        <w:rPr>
+          <w:rFonts w:ascii="Arial" w:hAnsi="Arial" w:cs="Arial"/>
+          <w:lang w:val="en-US"/>
+        </w:rPr>
+        <w:t xml:space="preserve">ith statistics taken from the summary cards. </w:t>
+      </w:r>
+      <w:r>
+        <w:rPr>
+          <w:rFonts w:ascii="Arial" w:hAnsi="Arial" w:cs="Arial"/>
+          <w:lang w:val="en-US"/>
+        </w:rPr>
+        <w:t xml:space="preserve">The system </w:t>
+      </w:r>
+      <w:r>
+        <w:rPr>
+          <w:rFonts w:ascii="Arial" w:hAnsi="Arial" w:cs="Arial"/>
+          <w:lang w:val="en-US"/>
+        </w:rPr>
+        <w:t xml:space="preserve">updates the page dynamically and the user </w:t>
+      </w:r>
+      <w:r>
+        <w:rPr>
+          <w:rFonts w:ascii="Arial" w:hAnsi="Arial" w:cs="Arial"/>
+          <w:lang w:val="en-US"/>
+        </w:rPr>
+        <w:t>does</w:t>
+      </w:r>
+      <w:r>
+        <w:rPr>
+          <w:rFonts w:ascii="Arial" w:hAnsi="Arial" w:cs="Arial"/>
+          <w:lang w:val="en-US"/>
+        </w:rPr>
+        <w:t xml:space="preserve"> not have to reload the page</w:t>
+      </w:r>
+      <w:r>
+        <w:rPr>
+          <w:rFonts w:ascii="Arial" w:hAnsi="Arial" w:cs="Arial"/>
+          <w:lang w:val="en-US"/>
+        </w:rPr>
+        <w:t xml:space="preserve"> to see the result.</w:t>
+      </w:r>
+      <w:r>
+        <w:rPr>
+          <w:rFonts w:ascii="Arial" w:hAnsi="Arial" w:cs="Arial"/>
+          <w:lang w:val="en-US"/>
+        </w:rPr>
+        <w:t xml:space="preserve"> </w:t>
+      </w:r>
+    </w:p>
+    <w:p>
+      <w:pPr>
+        <w:rPr>
+          <w:rFonts w:ascii="Arial" w:hAnsi="Arial" w:cs="Arial"/>
+          <w:sz w:val="26"/>
+          <w:szCs w:val="26"/>
+          <w:u w:val="single"/>
+          <w:lang w:val="en-US"/>
+        </w:rPr>
+      </w:pPr>
+      <w:r>
+        <w:rPr>
+          <w:rFonts w:ascii="Arial" w:hAnsi="Arial" w:cs="Arial"/>
+          <w:sz w:val="26"/>
+          <w:szCs w:val="26"/>
+          <w:u w:val="single"/>
+          <w:lang w:val="en-US"/>
+        </w:rPr>
+        <w:t>Detailed documentation of coding decisions</w:t>
+      </w:r>
+    </w:p>
+    <w:p>
+      <w:pPr>
+        <w:rPr>
+          <w:rFonts w:ascii="Arial" w:hAnsi="Arial" w:cs="Arial"/>
+          <w:lang w:val="en-US"/>
+        </w:rPr>
+      </w:pPr>
+      <w:r>
+        <w:rPr>
+          <w:rFonts w:ascii="Arial" w:hAnsi="Arial" w:cs="Arial"/>
+          <w:lang w:val="en-US"/>
+        </w:rPr>
+        <w:lastRenderedPageBreak/>
+        <w:t>For the tasks management</w:t>
+      </w:r>
+      <w:r>
+        <w:rPr>
+          <w:rFonts w:ascii="Arial" w:hAnsi="Arial" w:cs="Arial"/>
+          <w:lang w:val="en-US"/>
+        </w:rPr>
+        <w:t xml:space="preserve"> page</w:t>
+      </w:r>
+      <w:r>
+        <w:rPr>
+          <w:rFonts w:ascii="Arial" w:hAnsi="Arial" w:cs="Arial"/>
+          <w:lang w:val="en-US"/>
+        </w:rPr>
+        <w:t xml:space="preserve">, </w:t>
+      </w:r>
+      <w:r>
+        <w:rPr>
+          <w:rFonts w:ascii="Arial" w:hAnsi="Arial" w:cs="Arial"/>
+          <w:lang w:val="en-US"/>
+        </w:rPr>
+        <w:t xml:space="preserve">tasks are stored in an array named “tasks” using JavaScript, so the system </w:t>
+      </w:r>
+      <w:r>
+        <w:rPr>
+          <w:rFonts w:ascii="Arial" w:hAnsi="Arial" w:cs="Arial"/>
+          <w:lang w:val="en-US"/>
+        </w:rPr>
+        <w:t xml:space="preserve">generate the content dynamically. </w:t>
+      </w:r>
+      <w:r>
+        <w:rPr>
+          <w:rFonts w:ascii="Arial" w:hAnsi="Arial" w:cs="Arial"/>
+          <w:lang w:val="en-US"/>
+        </w:rPr>
+        <w:t>Every task has several objects such as name, description, date, priority and status</w:t>
+      </w:r>
+      <w:r>
+        <w:rPr>
+          <w:rFonts w:ascii="Arial" w:hAnsi="Arial" w:cs="Arial"/>
+          <w:lang w:val="en-US"/>
+        </w:rPr>
+        <w:t xml:space="preserve"> and they are added </w:t>
+      </w:r>
+      <w:r>
+        <w:rPr>
+          <w:rFonts w:ascii="Arial" w:hAnsi="Arial" w:cs="Arial"/>
+          <w:lang w:val="en-US"/>
+        </w:rPr>
+        <w:t>to</w:t>
+      </w:r>
+      <w:r>
+        <w:rPr>
+          <w:rFonts w:ascii="Arial" w:hAnsi="Arial" w:cs="Arial"/>
+          <w:lang w:val="en-US"/>
+        </w:rPr>
+        <w:t xml:space="preserve"> the table at the end of the page.</w:t>
+      </w:r>
+      <w:r>
+        <w:rPr>
+          <w:rFonts w:ascii="Arial" w:hAnsi="Arial" w:cs="Arial"/>
+          <w:lang w:val="en-US"/>
+        </w:rPr>
+        <w:t xml:space="preserve"> JavaScript is helpful because the table has </w:t>
+      </w:r>
+      <w:r>
+        <w:rPr>
+          <w:rFonts w:ascii="Arial" w:hAnsi="Arial" w:cs="Arial"/>
+          <w:lang w:val="en-US"/>
+        </w:rPr>
+        <w:t xml:space="preserve">different table cells for the objects, different rows for each task and action buttons </w:t>
+      </w:r>
+      <w:r>
+        <w:rPr>
+          <w:rFonts w:ascii="Arial" w:hAnsi="Arial" w:cs="Arial"/>
+          <w:lang w:val="en-US"/>
+        </w:rPr>
+        <w:t>for making changes.</w:t>
+      </w:r>
+      <w:r>
+        <w:rPr>
+          <w:rFonts w:ascii="Arial" w:hAnsi="Arial" w:cs="Arial"/>
+          <w:lang w:val="en-US"/>
+        </w:rPr>
+        <w:t xml:space="preserve"> </w:t>
+      </w:r>
+      <w:r>
+        <w:rPr>
+          <w:rFonts w:ascii="Arial" w:hAnsi="Arial" w:cs="Arial"/>
+          <w:lang w:val="en-US"/>
+        </w:rPr>
+        <w:t xml:space="preserve">The action buttons are connected with the summary cards and chart bar, so everything is updated automatically. </w:t>
+      </w:r>
+      <w:r>
+        <w:rPr>
+          <w:rFonts w:ascii="Arial" w:hAnsi="Arial" w:cs="Arial"/>
+          <w:lang w:val="en-US"/>
+        </w:rPr>
+        <w:t>The user experience becomes more engaging</w:t>
+      </w:r>
+      <w:r>
+        <w:rPr>
+          <w:rFonts w:ascii="Arial" w:hAnsi="Arial" w:cs="Arial"/>
+          <w:lang w:val="en-US"/>
+        </w:rPr>
+        <w:t xml:space="preserve"> by letting users </w:t>
+      </w:r>
+      <w:r>
+        <w:rPr>
+          <w:rFonts w:ascii="Arial" w:hAnsi="Arial" w:cs="Arial"/>
+          <w:lang w:val="en-US"/>
+        </w:rPr>
+        <w:t>filter and sort their tasks</w:t>
+      </w:r>
+      <w:r>
+        <w:rPr>
+          <w:rFonts w:ascii="Arial" w:hAnsi="Arial" w:cs="Arial"/>
+          <w:lang w:val="en-US"/>
+        </w:rPr>
+        <w:t>.</w:t>
+      </w:r>
+      <w:r>
+        <w:rPr>
+          <w:rFonts w:ascii="Arial" w:hAnsi="Arial" w:cs="Arial"/>
+          <w:lang w:val="en-US"/>
+        </w:rPr>
+        <w:t xml:space="preserve"> </w:t>
+      </w:r>
+      <w:r>
+        <w:rPr>
+          <w:rFonts w:ascii="Arial" w:hAnsi="Arial" w:cs="Arial"/>
+          <w:lang w:val="en-US"/>
+        </w:rPr>
+        <w:t>In t</w:t>
+      </w:r>
+      <w:r>
+        <w:rPr>
+          <w:rFonts w:ascii="Arial" w:hAnsi="Arial" w:cs="Arial"/>
+          <w:lang w:val="en-US"/>
+        </w:rPr>
+        <w:t>he sorting functionality</w:t>
+      </w:r>
+      <w:r>
+        <w:rPr>
+          <w:rFonts w:ascii="Arial" w:hAnsi="Arial" w:cs="Arial"/>
+          <w:lang w:val="en-US"/>
+        </w:rPr>
+        <w:t>, the task is sorted alphabetically by the name or due date.</w:t>
+      </w:r>
+      <w:r>
+        <w:rPr>
+          <w:rFonts w:ascii="Arial" w:hAnsi="Arial" w:cs="Arial"/>
+          <w:lang w:val="en-US"/>
+        </w:rPr>
+        <w:t xml:space="preserve"> The order of the tasks may matter to users </w:t>
+      </w:r>
+      <w:r>
+        <w:rPr>
+          <w:rFonts w:ascii="Arial" w:hAnsi="Arial" w:cs="Arial"/>
+          <w:lang w:val="en-US"/>
+        </w:rPr>
+        <w:t>because they may want an organized table</w:t>
+      </w:r>
+      <w:r>
+        <w:rPr>
+          <w:rFonts w:ascii="Arial" w:hAnsi="Arial" w:cs="Arial"/>
+          <w:lang w:val="en-US"/>
+        </w:rPr>
+        <w:t>, thus I created a task analytics dashboard to provide data</w:t>
+      </w:r>
+      <w:r>
+        <w:rPr>
+          <w:rFonts w:ascii="Arial" w:hAnsi="Arial" w:cs="Arial"/>
+          <w:lang w:val="en-US"/>
+        </w:rPr>
+        <w:t xml:space="preserve"> to users visually</w:t>
+      </w:r>
+      <w:r>
+        <w:rPr>
+          <w:rFonts w:ascii="Arial" w:hAnsi="Arial" w:cs="Arial"/>
+          <w:lang w:val="en-US"/>
+        </w:rPr>
+        <w:t xml:space="preserve">. </w:t>
+      </w:r>
+      <w:r>
+        <w:rPr>
+          <w:rFonts w:ascii="Arial" w:hAnsi="Arial" w:cs="Arial"/>
+          <w:lang w:val="en-US"/>
+        </w:rPr>
+        <w:t>They are able to see their tasks based on the filter they selected</w:t>
+      </w:r>
+      <w:r>
+        <w:rPr>
+          <w:rFonts w:ascii="Arial" w:hAnsi="Arial" w:cs="Arial"/>
+          <w:lang w:val="en-US"/>
+        </w:rPr>
+        <w:t xml:space="preserve"> comparing pending and completed tasks.</w:t>
+      </w:r>
+      <w:r>
+        <w:rPr>
+          <w:rFonts w:ascii="Arial" w:hAnsi="Arial" w:cs="Arial"/>
+          <w:lang w:val="en-US"/>
+        </w:rPr>
+        <w:t xml:space="preserve"> This functionality makes the website more consistent and </w:t>
+      </w:r>
+      <w:r>
+        <w:rPr>
+          <w:rFonts w:ascii="Arial" w:hAnsi="Arial" w:cs="Arial"/>
+          <w:lang w:val="en-US"/>
+        </w:rPr>
+        <w:t>usable.</w:t>
+      </w:r>
+    </w:p>
+    <w:p>
+      <w:pPr>
+        <w:rPr>
+          <w:rFonts w:ascii="Arial" w:hAnsi="Arial" w:cs="Arial"/>
+          <w:lang w:val="en-US"/>
+        </w:rPr>
+      </w:pPr>
+      <w:r>
+        <w:rPr>
+          <w:rFonts w:ascii="Arial" w:hAnsi="Arial" w:cs="Arial"/>
+          <w:lang w:val="en-US"/>
+        </w:rPr>
+        <w:t>Latest Activity Section</w:t>
+      </w:r>
+      <w:r>
+        <w:rPr>
+          <w:rFonts w:ascii="Arial" w:hAnsi="Arial" w:cs="Arial"/>
+          <w:lang w:val="en-US"/>
+        </w:rPr>
+        <w:t xml:space="preserve">: </w:t>
+      </w:r>
+      <w:r>
+        <w:rPr>
+          <w:rFonts w:ascii="Arial" w:hAnsi="Arial" w:cs="Arial"/>
+          <w:lang w:val="en-US"/>
+        </w:rPr>
+        <w:t xml:space="preserve">It </w:t>
+      </w:r>
+      <w:r>
+        <w:rPr>
+          <w:rFonts w:ascii="Arial" w:hAnsi="Arial" w:cs="Arial"/>
+          <w:lang w:val="en-US"/>
+        </w:rPr>
+        <w:t>can be found at the end of the homepage next to the motivational quote.</w:t>
+      </w:r>
+      <w:r>
+        <w:rPr>
+          <w:rFonts w:ascii="Arial" w:hAnsi="Arial" w:cs="Arial"/>
+          <w:lang w:val="en-US"/>
+        </w:rPr>
+        <w:t xml:space="preserve"> The goal of this section is to present </w:t>
+      </w:r>
+      <w:r>
+        <w:rPr>
+          <w:rFonts w:ascii="Arial" w:hAnsi="Arial" w:cs="Arial"/>
+          <w:lang w:val="en-US"/>
+        </w:rPr>
+        <w:t>recent activities</w:t>
+      </w:r>
+      <w:r>
+        <w:rPr>
+          <w:rFonts w:ascii="Arial" w:hAnsi="Arial" w:cs="Arial"/>
+          <w:lang w:val="en-US"/>
+        </w:rPr>
+        <w:t xml:space="preserve"> </w:t>
+      </w:r>
+      <w:r>
+        <w:rPr>
+          <w:rFonts w:ascii="Arial" w:hAnsi="Arial" w:cs="Arial"/>
+          <w:lang w:val="en-US"/>
+        </w:rPr>
+        <w:t>to users</w:t>
+      </w:r>
+      <w:r>
+        <w:rPr>
+          <w:rFonts w:ascii="Arial" w:hAnsi="Arial" w:cs="Arial"/>
+          <w:lang w:val="en-US"/>
+        </w:rPr>
+        <w:t xml:space="preserve"> a</w:t>
+      </w:r>
+      <w:r>
+        <w:rPr>
+          <w:rFonts w:ascii="Arial" w:hAnsi="Arial" w:cs="Arial"/>
+          <w:lang w:val="en-US"/>
+        </w:rPr>
+        <w:t>nd announcements</w:t>
+      </w:r>
+      <w:r>
+        <w:rPr>
+          <w:rFonts w:ascii="Arial" w:hAnsi="Arial" w:cs="Arial"/>
+          <w:lang w:val="en-US"/>
+        </w:rPr>
+        <w:t>.</w:t>
+      </w:r>
+      <w:r>
+        <w:rPr>
+          <w:rFonts w:ascii="Arial" w:hAnsi="Arial" w:cs="Arial"/>
+          <w:lang w:val="en-US"/>
+        </w:rPr>
+        <w:t xml:space="preserve"> Users can be quickly informed </w:t>
+      </w:r>
+      <w:r>
+        <w:rPr>
+          <w:rFonts w:ascii="Arial" w:hAnsi="Arial" w:cs="Arial"/>
+          <w:lang w:val="en-US"/>
+        </w:rPr>
+        <w:t xml:space="preserve">about the latest events without searching </w:t>
+      </w:r>
+      <w:r>
+        <w:rPr>
+          <w:rFonts w:ascii="Arial" w:hAnsi="Arial" w:cs="Arial"/>
+          <w:lang w:val="en-US"/>
+        </w:rPr>
+        <w:t>for hours.</w:t>
+      </w:r>
+      <w:r>
+        <w:rPr>
+          <w:rFonts w:ascii="Arial" w:hAnsi="Arial" w:cs="Arial"/>
+          <w:lang w:val="en-US"/>
+        </w:rPr>
+        <w:t xml:space="preserve"> The l</w:t>
+      </w:r>
+      <w:r>
+        <w:rPr>
+          <w:rFonts w:ascii="Arial" w:hAnsi="Arial" w:cs="Arial"/>
+          <w:lang w:val="en-US"/>
+        </w:rPr>
+        <w:t xml:space="preserve">atest activity was built through Bootstrap’s grid </w:t>
+      </w:r>
+      <w:r>
+        <w:rPr>
+          <w:rFonts w:ascii="Arial" w:hAnsi="Arial" w:cs="Arial"/>
+          <w:lang w:val="en-US"/>
+        </w:rPr>
+        <w:t>system</w:t>
+      </w:r>
+      <w:r>
+        <w:rPr>
+          <w:rFonts w:ascii="Arial" w:hAnsi="Arial" w:cs="Arial"/>
+          <w:lang w:val="en-US"/>
+        </w:rPr>
+        <w:t xml:space="preserve"> with a two column </w:t>
+      </w:r>
+      <w:r>
+        <w:rPr>
+          <w:rFonts w:ascii="Arial" w:hAnsi="Arial" w:cs="Arial"/>
+          <w:lang w:val="en-US"/>
+        </w:rPr>
+        <w:t>layout</w:t>
+      </w:r>
+      <w:r>
+        <w:rPr>
+          <w:rFonts w:ascii="Arial" w:hAnsi="Arial" w:cs="Arial"/>
+          <w:lang w:val="en-US"/>
+        </w:rPr>
+        <w:t>,</w:t>
+      </w:r>
+      <w:r>
+        <w:rPr>
+          <w:rFonts w:ascii="Arial" w:hAnsi="Arial" w:cs="Arial"/>
+          <w:lang w:val="en-US"/>
+        </w:rPr>
+        <w:t xml:space="preserve"> and it provides more details </w:t>
+      </w:r>
+      <w:r>
+        <w:rPr>
+          <w:rFonts w:ascii="Arial" w:hAnsi="Arial" w:cs="Arial"/>
+          <w:lang w:val="en-US"/>
+        </w:rPr>
+        <w:t xml:space="preserve">for anyone who is interested in learning </w:t>
+      </w:r>
+      <w:r>
+        <w:rPr>
+          <w:rFonts w:ascii="Arial" w:hAnsi="Arial" w:cs="Arial"/>
+          <w:lang w:val="en-US"/>
+        </w:rPr>
+        <w:t xml:space="preserve">more about the company. </w:t>
+      </w:r>
+    </w:p>
+    <w:p>
+      <w:pPr>
+        <w:rPr>
+          <w:rFonts w:ascii="Arial" w:hAnsi="Arial" w:cs="Arial"/>
+          <w:lang w:val="en-US"/>
+        </w:rPr>
+      </w:pPr>
+      <w:r>
+        <w:rPr>
+          <w:rFonts w:ascii="Arial" w:hAnsi="Arial" w:cs="Arial"/>
+          <w:lang w:val="en-US"/>
+        </w:rPr>
+        <w:t xml:space="preserve">API integration was used for </w:t>
+      </w:r>
+      <w:r>
+        <w:rPr>
+          <w:rFonts w:ascii="Arial" w:hAnsi="Arial" w:cs="Arial"/>
+          <w:lang w:val="en-US"/>
+        </w:rPr>
+        <w:t>displaying a motivational quote dynamically</w:t>
+      </w:r>
+      <w:r>
+        <w:rPr>
+          <w:rFonts w:ascii="Arial" w:hAnsi="Arial" w:cs="Arial"/>
+          <w:lang w:val="en-US"/>
+        </w:rPr>
+        <w:t xml:space="preserve">. JavaScript </w:t>
+      </w:r>
+      <w:r>
+        <w:rPr>
+          <w:rFonts w:ascii="Arial" w:hAnsi="Arial" w:cs="Arial"/>
+          <w:lang w:val="en-US"/>
+        </w:rPr>
+        <w:t xml:space="preserve">requests a random quote from </w:t>
+      </w:r>
+      <w:r>
+        <w:rPr>
+          <w:rFonts w:ascii="Arial" w:hAnsi="Arial" w:cs="Arial"/>
+          <w:lang w:val="en-US"/>
+        </w:rPr>
+        <w:t>a link with random quotes</w:t>
+      </w:r>
+      <w:r>
+        <w:rPr>
+          <w:rFonts w:ascii="Arial" w:hAnsi="Arial" w:cs="Arial"/>
+          <w:lang w:val="en-US"/>
+        </w:rPr>
+        <w:t>, it receives json data</w:t>
+      </w:r>
+      <w:r>
+        <w:rPr>
+          <w:rFonts w:ascii="Arial" w:hAnsi="Arial" w:cs="Arial"/>
+          <w:lang w:val="en-US"/>
+        </w:rPr>
+        <w:t xml:space="preserve"> and it extracts the content which is the quote and the author. I created</w:t>
+      </w:r>
+      <w:r>
+        <w:rPr>
+          <w:rFonts w:ascii="Arial" w:hAnsi="Arial" w:cs="Arial"/>
+          <w:lang w:val="en-US"/>
+        </w:rPr>
+        <w:t xml:space="preserve"> a backup quote in case it does not work when the user enters the page. </w:t>
+      </w:r>
+      <w:r>
+        <w:rPr>
+          <w:rFonts w:ascii="Arial" w:hAnsi="Arial" w:cs="Arial"/>
+          <w:lang w:val="en-US"/>
+        </w:rPr>
+        <w:t>The quote is inside a box, so the user can distinguish it from the content</w:t>
+      </w:r>
+      <w:r>
+        <w:rPr>
+          <w:rFonts w:ascii="Arial" w:hAnsi="Arial" w:cs="Arial"/>
+          <w:lang w:val="en-US"/>
+        </w:rPr>
+        <w:t xml:space="preserve">. It is worth saying that the functionality for the quote is </w:t>
+      </w:r>
+      <w:r>
+        <w:rPr>
+          <w:rFonts w:ascii="Arial" w:hAnsi="Arial" w:cs="Arial"/>
+          <w:lang w:val="en-US"/>
+        </w:rPr>
+        <w:t xml:space="preserve">inside main.js because users can see it only </w:t>
+      </w:r>
+      <w:r>
+        <w:rPr>
+          <w:rFonts w:ascii="Arial" w:hAnsi="Arial" w:cs="Arial"/>
+          <w:lang w:val="en-US"/>
+        </w:rPr>
+        <w:t>on</w:t>
+      </w:r>
+      <w:r>
+        <w:rPr>
+          <w:rFonts w:ascii="Arial" w:hAnsi="Arial" w:cs="Arial"/>
+          <w:lang w:val="en-US"/>
+        </w:rPr>
+        <w:t xml:space="preserve"> this page. </w:t>
+      </w:r>
+    </w:p>
+    <w:p>
+      <w:pPr>
+        <w:rPr>
+          <w:rFonts w:ascii="Arial" w:hAnsi="Arial" w:cs="Arial"/>
+          <w:lang w:val="en-US"/>
+        </w:rPr>
+      </w:pPr>
+      <w:r>
+        <w:rPr>
+          <w:rFonts w:ascii="Arial" w:hAnsi="Arial" w:cs="Arial"/>
+          <w:lang w:val="en-US"/>
+        </w:rPr>
+        <w:t xml:space="preserve">In the About Page, I created a Bootstrap Carousel </w:t>
+      </w:r>
+      <w:r>
+        <w:rPr>
+          <w:rFonts w:ascii="Arial" w:hAnsi="Arial" w:cs="Arial"/>
+          <w:lang w:val="en-US"/>
+        </w:rPr>
+        <w:t xml:space="preserve">with several images to make the website more interesting. It can be rotated through the arrows </w:t>
+      </w:r>
+      <w:r>
+        <w:rPr>
+          <w:rFonts w:ascii="Arial" w:hAnsi="Arial" w:cs="Arial"/>
+          <w:lang w:val="en-US"/>
+        </w:rPr>
+        <w:t xml:space="preserve">by the </w:t>
+      </w:r>
+      <w:r>
+        <w:rPr>
+          <w:rFonts w:ascii="Arial" w:hAnsi="Arial" w:cs="Arial"/>
+          <w:lang w:val="en-US"/>
+        </w:rPr>
+        <w:t>users,</w:t>
+      </w:r>
+      <w:r>
+        <w:rPr>
+          <w:rFonts w:ascii="Arial" w:hAnsi="Arial" w:cs="Arial"/>
+          <w:lang w:val="en-US"/>
+        </w:rPr>
+        <w:t xml:space="preserve"> and the choice was taken</w:t>
+      </w:r>
+      <w:r>
+        <w:rPr>
+          <w:rFonts w:ascii="Arial" w:hAnsi="Arial" w:cs="Arial"/>
+          <w:lang w:val="en-US"/>
+        </w:rPr>
+        <w:t xml:space="preserve"> because multiple images </w:t>
+      </w:r>
+      <w:r>
+        <w:rPr>
+          <w:rFonts w:ascii="Arial" w:hAnsi="Arial" w:cs="Arial"/>
+          <w:lang w:val="en-US"/>
+        </w:rPr>
+        <w:t>can be displayed in the same area</w:t>
+      </w:r>
+      <w:r>
+        <w:rPr>
+          <w:rFonts w:ascii="Arial" w:hAnsi="Arial" w:cs="Arial"/>
+          <w:lang w:val="en-US"/>
+        </w:rPr>
+        <w:t>.</w:t>
+      </w:r>
+      <w:r>
+        <w:rPr>
+          <w:rFonts w:ascii="Arial" w:hAnsi="Arial" w:cs="Arial"/>
+          <w:lang w:val="en-US"/>
+        </w:rPr>
+        <w:t xml:space="preserve"> The content of the page represents the </w:t>
+      </w:r>
+      <w:r>
+        <w:rPr>
+          <w:rFonts w:ascii="Arial" w:hAnsi="Arial" w:cs="Arial"/>
+          <w:lang w:val="en-US"/>
+        </w:rPr>
+        <w:t xml:space="preserve">goals, mission, values, staff and services in an organized manner. </w:t>
+      </w:r>
+      <w:r>
+        <w:rPr>
+          <w:rFonts w:ascii="Arial" w:hAnsi="Arial" w:cs="Arial"/>
+          <w:lang w:val="en-US"/>
+        </w:rPr>
+        <w:t xml:space="preserve">As the user scrolls down the page, they see all details in service cards which were created </w:t>
+      </w:r>
+      <w:r>
+        <w:rPr>
+          <w:rFonts w:ascii="Arial" w:hAnsi="Arial" w:cs="Arial"/>
+          <w:lang w:val="en-US"/>
+        </w:rPr>
+        <w:t>with grid classes such as “col-md-4” so the</w:t>
+      </w:r>
+      <w:r>
+        <w:rPr>
+          <w:rFonts w:ascii="Arial" w:hAnsi="Arial" w:cs="Arial"/>
+          <w:lang w:val="en-US"/>
+        </w:rPr>
+        <w:t xml:space="preserve"> layout</w:t>
+      </w:r>
+      <w:r>
+        <w:rPr>
+          <w:rFonts w:ascii="Arial" w:hAnsi="Arial" w:cs="Arial"/>
+          <w:lang w:val="en-US"/>
+        </w:rPr>
+        <w:t xml:space="preserve"> will not change i</w:t>
+      </w:r>
+      <w:r>
+        <w:rPr>
+          <w:rFonts w:ascii="Arial" w:hAnsi="Arial" w:cs="Arial"/>
+          <w:lang w:val="en-US"/>
+        </w:rPr>
+        <w:t>n any case.</w:t>
+      </w:r>
+    </w:p>
+    <w:p>
+      <w:pPr>
+        <w:rPr>
+          <w:rFonts w:ascii="Arial" w:hAnsi="Arial" w:cs="Arial"/>
+          <w:lang w:val="en-US"/>
+        </w:rPr>
+      </w:pPr>
+      <w:r>
+        <w:rPr>
+          <w:rFonts w:ascii="Arial" w:hAnsi="Arial" w:cs="Arial"/>
+          <w:lang w:val="en-US"/>
+        </w:rPr>
+        <w:t xml:space="preserve">The </w:t>
+      </w:r>
+      <w:r>
+        <w:rPr>
+          <w:rFonts w:ascii="Arial" w:hAnsi="Arial" w:cs="Arial"/>
+          <w:lang w:val="en-US"/>
+        </w:rPr>
+        <w:t>E</w:t>
+      </w:r>
+      <w:r>
+        <w:rPr>
+          <w:rFonts w:ascii="Arial" w:hAnsi="Arial" w:cs="Arial"/>
+          <w:lang w:val="en-US"/>
+        </w:rPr>
+        <w:t xml:space="preserve">vents </w:t>
+      </w:r>
+      <w:r>
+        <w:rPr>
+          <w:rFonts w:ascii="Arial" w:hAnsi="Arial" w:cs="Arial"/>
+          <w:lang w:val="en-US"/>
+        </w:rPr>
+        <w:t>P</w:t>
+      </w:r>
+      <w:r>
+        <w:rPr>
+          <w:rFonts w:ascii="Arial" w:hAnsi="Arial" w:cs="Arial"/>
+          <w:lang w:val="en-US"/>
+        </w:rPr>
+        <w:t>age</w:t>
+      </w:r>
+      <w:r>
+        <w:rPr>
+          <w:rFonts w:ascii="Arial" w:hAnsi="Arial" w:cs="Arial"/>
+          <w:lang w:val="en-US"/>
+        </w:rPr>
+        <w:t xml:space="preserve"> </w:t>
+      </w:r>
+      <w:r>
+        <w:rPr>
+          <w:rFonts w:ascii="Arial" w:hAnsi="Arial" w:cs="Arial"/>
+          <w:lang w:val="en-US"/>
+        </w:rPr>
+        <w:t>allows users to browse the upcoming events and register to as many events as possible.</w:t>
+      </w:r>
+      <w:r>
+        <w:rPr>
+          <w:rFonts w:ascii="Arial" w:hAnsi="Arial" w:cs="Arial"/>
+          <w:lang w:val="en-US"/>
+        </w:rPr>
+        <w:t xml:space="preserve"> The event cards </w:t>
+      </w:r>
+      <w:r>
+        <w:rPr>
+          <w:rFonts w:ascii="Arial" w:hAnsi="Arial" w:cs="Arial"/>
+          <w:lang w:val="en-US"/>
+        </w:rPr>
+        <w:t xml:space="preserve">make every event </w:t>
+      </w:r>
+      <w:r>
+        <w:rPr>
+          <w:rFonts w:ascii="Arial" w:hAnsi="Arial" w:cs="Arial"/>
+          <w:lang w:val="en-US"/>
+        </w:rPr>
+        <w:t>unique,</w:t>
+      </w:r>
+      <w:r>
+        <w:rPr>
+          <w:rFonts w:ascii="Arial" w:hAnsi="Arial" w:cs="Arial"/>
+          <w:lang w:val="en-US"/>
+        </w:rPr>
+        <w:t xml:space="preserve"> and users </w:t>
+      </w:r>
+      <w:r>
+        <w:rPr>
+          <w:rFonts w:ascii="Arial" w:hAnsi="Arial" w:cs="Arial"/>
+          <w:lang w:val="en-US"/>
+        </w:rPr>
+        <w:t xml:space="preserve">can find the event quickly. </w:t>
+      </w:r>
+      <w:r>
+        <w:rPr>
+          <w:rFonts w:ascii="Arial" w:hAnsi="Arial" w:cs="Arial"/>
+          <w:lang w:val="en-US"/>
+        </w:rPr>
+        <w:t xml:space="preserve">The most important </w:t>
+      </w:r>
+      <w:r>
+        <w:rPr>
+          <w:rFonts w:ascii="Arial" w:hAnsi="Arial" w:cs="Arial"/>
+          <w:lang w:val="en-US"/>
+        </w:rPr>
+        <w:t>functionality</w:t>
+      </w:r>
+      <w:r>
+        <w:rPr>
+          <w:rFonts w:ascii="Arial" w:hAnsi="Arial" w:cs="Arial"/>
+          <w:lang w:val="en-US"/>
+        </w:rPr>
+        <w:t xml:space="preserve"> in this page is the registration system</w:t>
+      </w:r>
+      <w:r>
+        <w:rPr>
+          <w:rFonts w:ascii="Arial" w:hAnsi="Arial" w:cs="Arial"/>
+          <w:lang w:val="en-US"/>
+        </w:rPr>
+        <w:t xml:space="preserve">. </w:t>
+      </w:r>
+      <w:r>
+        <w:rPr>
+          <w:rFonts w:ascii="Arial" w:hAnsi="Arial" w:cs="Arial"/>
+          <w:lang w:val="en-US"/>
+        </w:rPr>
+        <w:t>I used</w:t>
+      </w:r>
+      <w:r>
+        <w:rPr>
+          <w:rFonts w:ascii="Arial" w:hAnsi="Arial" w:cs="Arial"/>
+          <w:lang w:val="en-US"/>
+        </w:rPr>
+        <w:t xml:space="preserve"> the “</w:t>
+      </w:r>
+      <w:proofErr w:type="spellStart"/>
+      <w:r>
+        <w:rPr>
+          <w:rFonts w:ascii="Arial" w:hAnsi="Arial" w:cs="Arial"/>
+          <w:lang w:val="en-US"/>
+        </w:rPr>
+        <w:t>querySelector</w:t>
+      </w:r>
+      <w:proofErr w:type="spellEnd"/>
+      <w:r>
+        <w:rPr>
+          <w:rFonts w:ascii="Arial" w:hAnsi="Arial" w:cs="Arial"/>
+          <w:lang w:val="en-US"/>
+        </w:rPr>
+        <w:t>” and “</w:t>
+      </w:r>
+      <w:proofErr w:type="spellStart"/>
+      <w:r>
+        <w:rPr>
+          <w:rFonts w:ascii="Arial" w:hAnsi="Arial" w:cs="Arial"/>
+          <w:lang w:val="en-US"/>
+        </w:rPr>
+        <w:t>querySelectorAll</w:t>
+      </w:r>
+      <w:proofErr w:type="spellEnd"/>
+      <w:r>
+        <w:rPr>
+          <w:rFonts w:ascii="Arial" w:hAnsi="Arial" w:cs="Arial"/>
+          <w:lang w:val="en-US"/>
+        </w:rPr>
+        <w:t xml:space="preserve">()” </w:t>
+      </w:r>
+      <w:r>
+        <w:rPr>
+          <w:rFonts w:ascii="Arial" w:hAnsi="Arial" w:cs="Arial"/>
+          <w:lang w:val="en-US"/>
+        </w:rPr>
+        <w:t>method</w:t>
+      </w:r>
+      <w:r>
+        <w:rPr>
+          <w:rFonts w:ascii="Arial" w:hAnsi="Arial" w:cs="Arial"/>
+          <w:lang w:val="en-US"/>
+        </w:rPr>
+        <w:t xml:space="preserve"> because there are many registration buttons</w:t>
+      </w:r>
+      <w:r>
+        <w:rPr>
+          <w:rFonts w:ascii="Arial" w:hAnsi="Arial" w:cs="Arial"/>
+          <w:lang w:val="en-US"/>
+        </w:rPr>
+        <w:t xml:space="preserve">. The variable </w:t>
+      </w:r>
+      <w:r>
+        <w:rPr>
+          <w:rFonts w:ascii="Arial" w:hAnsi="Arial" w:cs="Arial"/>
+          <w:lang w:val="en-US"/>
+        </w:rPr>
+        <w:t>count stores the total number of</w:t>
+      </w:r>
+      <w:r>
+        <w:rPr>
+          <w:rFonts w:ascii="Arial" w:hAnsi="Arial" w:cs="Arial"/>
+          <w:lang w:val="en-US"/>
+        </w:rPr>
+        <w:t xml:space="preserve"> registrations. When the user </w:t>
+      </w:r>
+      <w:r>
+        <w:rPr>
+          <w:rFonts w:ascii="Arial" w:hAnsi="Arial" w:cs="Arial"/>
+          <w:lang w:val="en-US"/>
+        </w:rPr>
+        <w:t xml:space="preserve">clicks on the button, an event listener is </w:t>
+      </w:r>
+      <w:r>
+        <w:rPr>
+          <w:rFonts w:ascii="Arial" w:hAnsi="Arial" w:cs="Arial"/>
+          <w:lang w:val="en-US"/>
+        </w:rPr>
+        <w:t xml:space="preserve">triggered, the counter increases by 1 and </w:t>
+      </w:r>
+      <w:r>
+        <w:rPr>
+          <w:rFonts w:ascii="Arial" w:hAnsi="Arial" w:cs="Arial"/>
+          <w:lang w:val="en-US"/>
+        </w:rPr>
+        <w:t xml:space="preserve">the number is </w:t>
+      </w:r>
+      <w:r>
+        <w:rPr>
+          <w:rFonts w:ascii="Arial" w:hAnsi="Arial" w:cs="Arial"/>
+          <w:lang w:val="en-US"/>
+        </w:rPr>
+        <w:lastRenderedPageBreak/>
+        <w:t>displayed at the top</w:t>
+      </w:r>
+      <w:r>
+        <w:rPr>
+          <w:rFonts w:ascii="Arial" w:hAnsi="Arial" w:cs="Arial"/>
+          <w:lang w:val="en-US"/>
+        </w:rPr>
+        <w:t xml:space="preserve"> immediately</w:t>
+      </w:r>
+      <w:r>
+        <w:rPr>
+          <w:rFonts w:ascii="Arial" w:hAnsi="Arial" w:cs="Arial"/>
+          <w:lang w:val="en-US"/>
+        </w:rPr>
+        <w:t>. In addition, the button changes form into “Registered” and it becomes disabled, so t</w:t>
+      </w:r>
+      <w:r>
+        <w:rPr>
+          <w:rFonts w:ascii="Arial" w:hAnsi="Arial" w:cs="Arial"/>
+          <w:lang w:val="en-US"/>
+        </w:rPr>
+        <w:t>he system prevents double registration on the same event accidentally.</w:t>
+      </w:r>
+      <w:r>
+        <w:rPr>
+          <w:rFonts w:ascii="Arial" w:hAnsi="Arial" w:cs="Arial"/>
+          <w:lang w:val="en-US"/>
+        </w:rPr>
+        <w:t xml:space="preserve"> Finally, a message appears </w:t>
+      </w:r>
+      <w:r>
+        <w:rPr>
+          <w:rFonts w:ascii="Arial" w:hAnsi="Arial" w:cs="Arial"/>
+          <w:lang w:val="en-US"/>
+        </w:rPr>
+        <w:t>when the user is registered</w:t>
+      </w:r>
+      <w:r>
+        <w:rPr>
+          <w:rFonts w:ascii="Arial" w:hAnsi="Arial" w:cs="Arial"/>
+          <w:lang w:val="en-US"/>
+        </w:rPr>
+        <w:t xml:space="preserve"> </w:t>
+      </w:r>
+      <w:r>
+        <w:rPr>
+          <w:rFonts w:ascii="Arial" w:hAnsi="Arial" w:cs="Arial"/>
+          <w:lang w:val="en-US"/>
+        </w:rPr>
+        <w:t xml:space="preserve">as </w:t>
+      </w:r>
+      <w:r>
+        <w:rPr>
+          <w:rFonts w:ascii="Arial" w:hAnsi="Arial" w:cs="Arial"/>
+          <w:lang w:val="en-US"/>
+        </w:rPr>
+        <w:t xml:space="preserve">a form of </w:t>
+      </w:r>
+      <w:r>
+        <w:rPr>
+          <w:rFonts w:ascii="Arial" w:hAnsi="Arial" w:cs="Arial"/>
+          <w:lang w:val="en-US"/>
+        </w:rPr>
+        <w:t>feedback</w:t>
+      </w:r>
+      <w:r>
+        <w:rPr>
+          <w:rFonts w:ascii="Arial" w:hAnsi="Arial" w:cs="Arial"/>
+          <w:lang w:val="en-US"/>
+        </w:rPr>
+        <w:t>.</w:t>
+      </w:r>
+      <w:r>
+        <w:rPr>
+          <w:rFonts w:ascii="Arial" w:hAnsi="Arial" w:cs="Arial"/>
+          <w:lang w:val="en-US"/>
+        </w:rPr>
+        <w:t xml:space="preserve"> Th</w:t>
+      </w:r>
+      <w:r>
+        <w:rPr>
+          <w:rFonts w:ascii="Arial" w:hAnsi="Arial" w:cs="Arial"/>
+          <w:lang w:val="en-US"/>
+        </w:rPr>
+        <w:t>e</w:t>
+      </w:r>
+      <w:r>
+        <w:rPr>
+          <w:rFonts w:ascii="Arial" w:hAnsi="Arial" w:cs="Arial"/>
+          <w:lang w:val="en-US"/>
+        </w:rPr>
+        <w:t xml:space="preserve"> </w:t>
+      </w:r>
+      <w:r>
+        <w:rPr>
+          <w:rFonts w:ascii="Arial" w:hAnsi="Arial" w:cs="Arial"/>
+          <w:lang w:val="en-US"/>
+        </w:rPr>
+        <w:t xml:space="preserve">purpose of </w:t>
+      </w:r>
+      <w:r>
+        <w:rPr>
+          <w:rFonts w:ascii="Arial" w:hAnsi="Arial" w:cs="Arial"/>
+          <w:lang w:val="en-US"/>
+        </w:rPr>
+        <w:t>DOM manipulation</w:t>
+      </w:r>
+      <w:r>
+        <w:rPr>
+          <w:rFonts w:ascii="Arial" w:hAnsi="Arial" w:cs="Arial"/>
+          <w:lang w:val="en-US"/>
+        </w:rPr>
+        <w:t xml:space="preserve"> in this page is to update actions </w:t>
+      </w:r>
+      <w:r>
+        <w:rPr>
+          <w:rFonts w:ascii="Arial" w:hAnsi="Arial" w:cs="Arial"/>
+          <w:lang w:val="en-US"/>
+        </w:rPr>
+        <w:t xml:space="preserve">without obliging the user to reload the page. </w:t>
+      </w:r>
+      <w:r>
+        <w:rPr>
+          <w:rFonts w:ascii="Arial" w:hAnsi="Arial" w:cs="Arial"/>
+          <w:lang w:val="en-US"/>
+        </w:rPr>
+        <w:t xml:space="preserve">Instant confirmation creates a sense of trust to </w:t>
+      </w:r>
+      <w:r>
+        <w:rPr>
+          <w:rFonts w:ascii="Arial" w:hAnsi="Arial" w:cs="Arial"/>
+          <w:lang w:val="en-US"/>
+        </w:rPr>
+        <w:t>users,</w:t>
+      </w:r>
+      <w:r>
+        <w:rPr>
+          <w:rFonts w:ascii="Arial" w:hAnsi="Arial" w:cs="Arial"/>
+          <w:lang w:val="en-US"/>
+        </w:rPr>
+        <w:t xml:space="preserve"> </w:t>
+      </w:r>
+      <w:r>
+        <w:rPr>
+          <w:rFonts w:ascii="Arial" w:hAnsi="Arial" w:cs="Arial"/>
+          <w:lang w:val="en-US"/>
+        </w:rPr>
+        <w:t xml:space="preserve">and the website is considered trustworthy. </w:t>
+      </w:r>
+      <w:r>
+        <w:rPr>
+          <w:rFonts w:ascii="Arial" w:hAnsi="Arial" w:cs="Arial"/>
+          <w:lang w:val="en-US"/>
+        </w:rPr>
+        <w:t xml:space="preserve"> </w:t>
+      </w:r>
+    </w:p>
+    <w:p>
+      <w:pPr>
+        <w:rPr>
+          <w:rFonts w:ascii="Arial" w:hAnsi="Arial" w:cs="Arial"/>
+          <w:lang w:val="en-US"/>
+        </w:rPr>
+      </w:pPr>
+      <w:r>
+        <w:rPr>
+          <w:rFonts w:ascii="Arial" w:hAnsi="Arial" w:cs="Arial"/>
+          <w:lang w:val="en-US"/>
+        </w:rPr>
+        <w:t xml:space="preserve">The Contact Page includes a form submission </w:t>
+      </w:r>
+      <w:r>
+        <w:rPr>
+          <w:rFonts w:ascii="Arial" w:hAnsi="Arial" w:cs="Arial"/>
+          <w:lang w:val="en-US"/>
+        </w:rPr>
+        <w:t xml:space="preserve">for users to send a message or a question to the company. </w:t>
+      </w:r>
+      <w:r>
+        <w:rPr>
+          <w:rFonts w:ascii="Arial" w:hAnsi="Arial" w:cs="Arial"/>
+          <w:lang w:val="en-US"/>
+        </w:rPr>
+        <w:t>The form has the following fields: name, email, subject, message</w:t>
+      </w:r>
+      <w:r>
+        <w:rPr>
+          <w:rFonts w:ascii="Arial" w:hAnsi="Arial" w:cs="Arial"/>
+          <w:lang w:val="en-US"/>
+        </w:rPr>
+        <w:t xml:space="preserve"> and it was created with Bootstrap components. </w:t>
+      </w:r>
+      <w:r>
+        <w:rPr>
+          <w:rFonts w:ascii="Arial" w:hAnsi="Arial" w:cs="Arial"/>
+          <w:lang w:val="en-US"/>
+        </w:rPr>
+        <w:t xml:space="preserve">However, form validation was needed to prevent users </w:t>
+      </w:r>
+      <w:r>
+        <w:rPr>
+          <w:rFonts w:ascii="Arial" w:hAnsi="Arial" w:cs="Arial"/>
+          <w:lang w:val="en-US"/>
+        </w:rPr>
+        <w:t>from submitting incorrect information because the company would not understand the purpose of the form. The validation</w:t>
+      </w:r>
+      <w:r>
+        <w:rPr>
+          <w:rFonts w:ascii="Arial" w:hAnsi="Arial" w:cs="Arial"/>
+          <w:lang w:val="en-US"/>
+        </w:rPr>
+        <w:t xml:space="preserve"> checks if all fields are completed and if they have the correct format. For better responsiveness, error messages appear if they do not follow </w:t>
+      </w:r>
+      <w:r>
+        <w:rPr>
+          <w:rFonts w:ascii="Arial" w:hAnsi="Arial" w:cs="Arial"/>
+          <w:lang w:val="en-US"/>
+        </w:rPr>
+        <w:t xml:space="preserve">the proper format, so they cannot submit the form if they have </w:t>
+      </w:r>
+      <w:r>
+        <w:rPr>
+          <w:rFonts w:ascii="Arial" w:hAnsi="Arial" w:cs="Arial"/>
+          <w:lang w:val="en-US"/>
+        </w:rPr>
+        <w:t xml:space="preserve">wrong input. Google Maps was also integrated at the end of the page, but </w:t>
+      </w:r>
+      <w:r>
+        <w:rPr>
+          <w:rFonts w:ascii="Arial" w:hAnsi="Arial" w:cs="Arial"/>
+          <w:lang w:val="en-US"/>
+        </w:rPr>
+        <w:t xml:space="preserve">it does not loading due to restrictions. </w:t>
+      </w:r>
+    </w:p>
+    <w:p>
+      <w:pPr>
+        <w:rPr>
+          <w:rFonts w:ascii="Arial" w:hAnsi="Arial" w:cs="Arial"/>
+          <w:sz w:val="26"/>
+          <w:szCs w:val="26"/>
+          <w:u w:val="single"/>
+          <w:lang w:val="en-US"/>
+        </w:rPr>
+      </w:pPr>
+      <w:r>
+        <w:rPr>
+          <w:rFonts w:ascii="Arial" w:hAnsi="Arial" w:cs="Arial"/>
+          <w:sz w:val="26"/>
+          <w:szCs w:val="26"/>
+          <w:u w:val="single"/>
+          <w:lang w:val="en-US"/>
+        </w:rPr>
+        <w:t xml:space="preserve">GitHub Repository </w:t>
+      </w:r>
+    </w:p>
+    <w:p>
+      <w:pPr>
+        <w:rPr>
+          <w:rFonts w:ascii="Arial" w:hAnsi="Arial" w:cs="Arial"/>
+          <w:lang w:val="en-US"/>
+        </w:rPr>
+      </w:pPr>
+      <w:r>
+        <w:rPr>
+          <w:rFonts w:ascii="Arial" w:hAnsi="Arial" w:cs="Arial"/>
+          <w:lang w:val="en-US"/>
+        </w:rPr>
+        <w:t xml:space="preserve">Git &amp; GitHub was used for version control. More specifically, </w:t>
+      </w:r>
+      <w:r>
+        <w:rPr>
+          <w:rFonts w:ascii="Arial" w:hAnsi="Arial" w:cs="Arial"/>
+          <w:lang w:val="en-US"/>
+        </w:rPr>
+        <w:t xml:space="preserve">it was used to track changes and save them into the repository. </w:t>
+      </w:r>
+      <w:r>
+        <w:rPr>
+          <w:rFonts w:ascii="Arial" w:hAnsi="Arial" w:cs="Arial"/>
+          <w:lang w:val="en-US"/>
+        </w:rPr>
+        <w:t>While I was creating the website and developing code, I created commits in Git and GitHub desktop</w:t>
+      </w:r>
+      <w:r>
+        <w:rPr>
+          <w:rFonts w:ascii="Arial" w:hAnsi="Arial" w:cs="Arial"/>
+          <w:lang w:val="en-US"/>
+        </w:rPr>
+        <w:t xml:space="preserve">. In this way, the local project in my desktop was synchronized with GitHub </w:t>
+      </w:r>
+      <w:r>
+        <w:rPr>
+          <w:rFonts w:ascii="Arial" w:hAnsi="Arial" w:cs="Arial"/>
+          <w:lang w:val="en-US"/>
+        </w:rPr>
+        <w:t xml:space="preserve">so anyone could see all actions taken </w:t>
+      </w:r>
+      <w:r>
+        <w:rPr>
+          <w:rFonts w:ascii="Arial" w:hAnsi="Arial" w:cs="Arial"/>
+          <w:lang w:val="en-US"/>
+        </w:rPr>
+        <w:t xml:space="preserve">and all changes I made. </w:t>
+      </w:r>
+      <w:r>
+        <w:rPr>
+          <w:rFonts w:ascii="Arial" w:hAnsi="Arial" w:cs="Arial"/>
+          <w:lang w:val="en-US"/>
+        </w:rPr>
+        <w:t xml:space="preserve">It is important to mention that when I fixed errors, GitHub on desktop would </w:t>
+      </w:r>
+      <w:r>
+        <w:rPr>
+          <w:rFonts w:ascii="Arial" w:hAnsi="Arial" w:cs="Arial"/>
+          <w:lang w:val="en-US"/>
+        </w:rPr>
+        <w:t xml:space="preserve">display exactly the lines of the code </w:t>
+      </w:r>
+      <w:r>
+        <w:rPr>
+          <w:rFonts w:ascii="Arial" w:hAnsi="Arial" w:cs="Arial"/>
+          <w:lang w:val="en-US"/>
+        </w:rPr>
+        <w:t xml:space="preserve">for users </w:t>
+      </w:r>
+      <w:r>
+        <w:rPr>
+          <w:rFonts w:ascii="Arial" w:hAnsi="Arial" w:cs="Arial"/>
+          <w:lang w:val="en-US"/>
+        </w:rPr>
+        <w:t xml:space="preserve">to see the difference between them. </w:t>
+      </w:r>
+      <w:r>
+        <w:rPr>
+          <w:rFonts w:ascii="Arial" w:hAnsi="Arial" w:cs="Arial"/>
+          <w:lang w:val="en-US"/>
+        </w:rPr>
+        <w:t>Another</w:t>
+      </w:r>
+      <w:r>
+        <w:rPr>
+          <w:rFonts w:ascii="Arial" w:hAnsi="Arial" w:cs="Arial"/>
+          <w:lang w:val="en-US"/>
+        </w:rPr>
+        <w:t xml:space="preserve"> positive thing about GitHub is that </w:t>
+      </w:r>
+      <w:r>
+        <w:rPr>
+          <w:rFonts w:ascii="Arial" w:hAnsi="Arial" w:cs="Arial"/>
+          <w:lang w:val="en-US"/>
+        </w:rPr>
+        <w:t>it keeps old versions of the code, so when I made a mistake</w:t>
+      </w:r>
+      <w:r>
+        <w:rPr>
+          <w:rFonts w:ascii="Arial" w:hAnsi="Arial" w:cs="Arial"/>
+          <w:lang w:val="en-US"/>
+        </w:rPr>
+        <w:t xml:space="preserve"> in tasks.html</w:t>
+      </w:r>
+      <w:r>
+        <w:rPr>
+          <w:rFonts w:ascii="Arial" w:hAnsi="Arial" w:cs="Arial"/>
+          <w:lang w:val="en-US"/>
+        </w:rPr>
+        <w:t xml:space="preserve">, I lost the code </w:t>
+      </w:r>
+      <w:r>
+        <w:rPr>
+          <w:rFonts w:ascii="Arial" w:hAnsi="Arial" w:cs="Arial"/>
+          <w:lang w:val="en-US"/>
+        </w:rPr>
+        <w:t xml:space="preserve">and I </w:t>
+      </w:r>
+      <w:r>
+        <w:rPr>
+          <w:rFonts w:ascii="Arial" w:hAnsi="Arial" w:cs="Arial"/>
+          <w:lang w:val="en-US"/>
+        </w:rPr>
+        <w:t xml:space="preserve">restored it from commit history. </w:t>
+      </w:r>
+    </w:p>
+    <w:p>
+      <w:pPr>
+        <w:rPr>
+          <w:rFonts w:ascii="Arial" w:hAnsi="Arial" w:cs="Arial"/>
+          <w:lang w:val="en-US"/>
+        </w:rPr>
+      </w:pPr>
+      <w:r>
+        <w:rPr>
+          <w:rFonts w:ascii="Arial" w:hAnsi="Arial" w:cs="Arial"/>
+          <w:lang w:val="en-US"/>
+        </w:rPr>
+        <w:t xml:space="preserve">Google Chrome LightHouse was used to </w:t>
+      </w:r>
+      <w:r>
+        <w:rPr>
+          <w:rFonts w:ascii="Arial" w:hAnsi="Arial" w:cs="Arial"/>
+          <w:lang w:val="en-US"/>
+        </w:rPr>
+        <w:t>evaluate website’s accessibility, SEO and performance</w:t>
+      </w:r>
+      <w:r>
+        <w:rPr>
+          <w:rFonts w:ascii="Arial" w:hAnsi="Arial" w:cs="Arial"/>
+          <w:lang w:val="en-US"/>
+        </w:rPr>
+        <w:t xml:space="preserve"> when it was complete</w:t>
+      </w:r>
+      <w:r>
+        <w:rPr>
+          <w:rFonts w:ascii="Arial" w:hAnsi="Arial" w:cs="Arial"/>
+          <w:lang w:val="en-US"/>
+        </w:rPr>
+        <w:t>.</w:t>
+      </w:r>
+      <w:r>
+        <w:rPr>
+          <w:rFonts w:ascii="Arial" w:hAnsi="Arial" w:cs="Arial"/>
+          <w:lang w:val="en-US"/>
+        </w:rPr>
+        <w:t xml:space="preserve"> In the screenshots, we can see th</w:t>
+      </w:r>
+      <w:r>
+        <w:rPr>
+          <w:rFonts w:ascii="Arial" w:hAnsi="Arial" w:cs="Arial"/>
+          <w:lang w:val="en-US"/>
+        </w:rPr>
+        <w:t xml:space="preserve">e results </w:t>
+      </w:r>
+      <w:r>
+        <w:rPr>
+          <w:rFonts w:ascii="Arial" w:hAnsi="Arial" w:cs="Arial"/>
+          <w:lang w:val="en-US"/>
+        </w:rPr>
+        <w:t xml:space="preserve">from the audits </w:t>
+      </w:r>
+      <w:r>
+        <w:rPr>
+          <w:rFonts w:ascii="Arial" w:hAnsi="Arial" w:cs="Arial"/>
+          <w:lang w:val="en-US"/>
+        </w:rPr>
+        <w:t xml:space="preserve">which </w:t>
+      </w:r>
+      <w:r>
+        <w:rPr>
+          <w:rFonts w:ascii="Arial" w:hAnsi="Arial" w:cs="Arial"/>
+          <w:lang w:val="en-US"/>
+        </w:rPr>
+        <w:t>confirm</w:t>
+      </w:r>
+      <w:r>
+        <w:rPr>
+          <w:rFonts w:ascii="Arial" w:hAnsi="Arial" w:cs="Arial"/>
+          <w:lang w:val="en-US"/>
+        </w:rPr>
+        <w:t xml:space="preserve"> that the website uses</w:t>
+      </w:r>
+      <w:r>
+        <w:rPr>
+          <w:rFonts w:ascii="Arial" w:hAnsi="Arial" w:cs="Arial"/>
+          <w:lang w:val="en-US"/>
+        </w:rPr>
+        <w:t xml:space="preserve"> the necessary elements to have accessibility and responsiveness. </w:t>
+      </w:r>
+      <w:r>
+        <w:rPr>
+          <w:rFonts w:ascii="Arial" w:hAnsi="Arial" w:cs="Arial"/>
+          <w:lang w:val="en-US"/>
+        </w:rPr>
+        <w:t xml:space="preserve">In the code, </w:t>
+      </w:r>
+      <w:r>
+        <w:rPr>
+          <w:rFonts w:ascii="Arial" w:hAnsi="Arial" w:cs="Arial"/>
+          <w:lang w:val="en-US"/>
+        </w:rPr>
+        <w:t xml:space="preserve">the first thing </w:t>
+      </w:r>
+      <w:r>
+        <w:rPr>
+          <w:rFonts w:ascii="Arial" w:hAnsi="Arial" w:cs="Arial"/>
+          <w:lang w:val="en-US"/>
+        </w:rPr>
+        <w:t>I added</w:t>
+      </w:r>
+      <w:r>
+        <w:rPr>
+          <w:rFonts w:ascii="Arial" w:hAnsi="Arial" w:cs="Arial"/>
+          <w:lang w:val="en-US"/>
+        </w:rPr>
+        <w:t xml:space="preserve"> was</w:t>
+      </w:r>
+      <w:r>
+        <w:rPr>
+          <w:rFonts w:ascii="Arial" w:hAnsi="Arial" w:cs="Arial"/>
+          <w:lang w:val="en-US"/>
+        </w:rPr>
+        <w:t xml:space="preserve"> alt text for all images and semantic HTML elements</w:t>
+      </w:r>
+      <w:r>
+        <w:rPr>
+          <w:rFonts w:ascii="Arial" w:hAnsi="Arial" w:cs="Arial"/>
+          <w:lang w:val="en-US"/>
+        </w:rPr>
+        <w:t xml:space="preserve"> (</w:t>
+      </w:r>
+      <w:r>
+        <w:rPr>
+          <w:rFonts w:ascii="Arial" w:hAnsi="Arial" w:cs="Arial"/>
+          <w:lang w:val="en-US"/>
+        </w:rPr>
+        <w:t>nav, main, header, section, footer)</w:t>
+      </w:r>
+      <w:r>
+        <w:rPr>
+          <w:rFonts w:ascii="Arial" w:hAnsi="Arial" w:cs="Arial"/>
+          <w:lang w:val="en-US"/>
+        </w:rPr>
+        <w:t>.</w:t>
+      </w:r>
+      <w:r>
+        <w:rPr>
+          <w:rFonts w:ascii="Arial" w:hAnsi="Arial" w:cs="Arial"/>
+          <w:lang w:val="en-US"/>
+        </w:rPr>
+        <w:t xml:space="preserve"> These elements </w:t>
+      </w:r>
+      <w:r>
+        <w:rPr>
+          <w:rFonts w:ascii="Arial" w:hAnsi="Arial" w:cs="Arial"/>
+          <w:lang w:val="en-US"/>
+        </w:rPr>
+        <w:t>create an organized structure of the page.</w:t>
+      </w:r>
+      <w:r>
+        <w:rPr>
+          <w:rFonts w:ascii="Arial" w:hAnsi="Arial" w:cs="Arial"/>
+          <w:lang w:val="en-US"/>
+        </w:rPr>
+        <w:t xml:space="preserve"> This description </w:t>
+      </w:r>
+      <w:r>
+        <w:rPr>
+          <w:rFonts w:ascii="Arial" w:hAnsi="Arial" w:cs="Arial"/>
+          <w:lang w:val="en-US"/>
+        </w:rPr>
+        <w:t>allows</w:t>
+      </w:r>
+      <w:r>
+        <w:rPr>
+          <w:rFonts w:ascii="Arial" w:hAnsi="Arial" w:cs="Arial"/>
+          <w:lang w:val="en-US"/>
+        </w:rPr>
+        <w:t xml:space="preserve"> screen readers to </w:t>
+      </w:r>
+      <w:r>
+        <w:rPr>
+          <w:rFonts w:ascii="Arial" w:hAnsi="Arial" w:cs="Arial"/>
+          <w:lang w:val="en-US"/>
+        </w:rPr>
+        <w:t xml:space="preserve">explain the content of an image to </w:t>
+      </w:r>
+      <w:r>
+        <w:rPr>
+          <w:rFonts w:ascii="Arial" w:hAnsi="Arial" w:cs="Arial"/>
+          <w:lang w:val="en-US"/>
+        </w:rPr>
+        <w:t>blind people</w:t>
+      </w:r>
+      <w:r>
+        <w:rPr>
+          <w:rFonts w:ascii="Arial" w:hAnsi="Arial" w:cs="Arial"/>
+          <w:lang w:val="en-US"/>
+        </w:rPr>
+        <w:t>.</w:t>
+      </w:r>
+      <w:r>
+        <w:rPr>
+          <w:rFonts w:ascii="Arial" w:hAnsi="Arial" w:cs="Arial"/>
+          <w:lang w:val="en-US"/>
+        </w:rPr>
+        <w:t xml:space="preserve"> </w:t>
+      </w:r>
+      <w:r>
+        <w:rPr>
+          <w:rFonts w:ascii="Arial" w:hAnsi="Arial" w:cs="Arial"/>
+          <w:lang w:val="en-US"/>
+        </w:rPr>
+        <w:t xml:space="preserve">Next, I put labels when I was creating </w:t>
+      </w:r>
+      <w:r>
+        <w:rPr>
+          <w:rFonts w:ascii="Arial" w:hAnsi="Arial" w:cs="Arial"/>
+          <w:lang w:val="en-US"/>
+        </w:rPr>
+        <w:t>form fields, so the</w:t>
+      </w:r>
+      <w:r>
+        <w:rPr>
+          <w:rFonts w:ascii="Arial" w:hAnsi="Arial" w:cs="Arial"/>
+          <w:lang w:val="en-US"/>
+        </w:rPr>
+        <w:t xml:space="preserve"> purpose</w:t>
+      </w:r>
+      <w:r>
+        <w:rPr>
+          <w:rFonts w:ascii="Arial" w:hAnsi="Arial" w:cs="Arial"/>
+          <w:lang w:val="en-US"/>
+        </w:rPr>
+        <w:t xml:space="preserve"> of the</w:t>
+      </w:r>
+      <w:r>
+        <w:rPr>
+          <w:rFonts w:ascii="Arial" w:hAnsi="Arial" w:cs="Arial"/>
+          <w:lang w:val="en-US"/>
+        </w:rPr>
+        <w:t xml:space="preserve"> form could be more </w:t>
+      </w:r>
+      <w:r>
+        <w:rPr>
+          <w:rFonts w:ascii="Arial" w:hAnsi="Arial" w:cs="Arial"/>
+          <w:lang w:val="en-US"/>
+        </w:rPr>
+        <w:t>understandable,</w:t>
+      </w:r>
+      <w:r>
+        <w:rPr>
+          <w:rFonts w:ascii="Arial" w:hAnsi="Arial" w:cs="Arial"/>
+          <w:lang w:val="en-US"/>
+        </w:rPr>
+        <w:t xml:space="preserve"> and users could see what they need to write</w:t>
+      </w:r>
+      <w:r>
+        <w:rPr>
+          <w:rFonts w:ascii="Arial" w:hAnsi="Arial" w:cs="Arial"/>
+          <w:lang w:val="en-US"/>
+        </w:rPr>
+        <w:t xml:space="preserve"> in each field</w:t>
+      </w:r>
+      <w:r>
+        <w:rPr>
+          <w:rFonts w:ascii="Arial" w:hAnsi="Arial" w:cs="Arial"/>
+          <w:lang w:val="en-US"/>
+        </w:rPr>
+        <w:t>.</w:t>
+      </w:r>
+      <w:r>
+        <w:rPr>
+          <w:rFonts w:ascii="Arial" w:hAnsi="Arial" w:cs="Arial"/>
+          <w:lang w:val="en-US"/>
+        </w:rPr>
+        <w:t xml:space="preserve"> </w:t>
+      </w:r>
+      <w:r>
+        <w:rPr>
+          <w:rFonts w:ascii="Arial" w:hAnsi="Arial" w:cs="Arial"/>
+          <w:lang w:val="en-US"/>
+        </w:rPr>
+        <w:t xml:space="preserve">In order for the website to be fully responsive, the design should include colors </w:t>
+      </w:r>
+      <w:r>
+        <w:rPr>
+          <w:rFonts w:ascii="Arial" w:hAnsi="Arial" w:cs="Arial"/>
+          <w:lang w:val="en-US"/>
+        </w:rPr>
+        <w:t xml:space="preserve">and different </w:t>
+      </w:r>
+      <w:r>
+        <w:rPr>
+          <w:rFonts w:ascii="Arial" w:hAnsi="Arial" w:cs="Arial"/>
+          <w:lang w:val="en-US"/>
+        </w:rPr>
+        <w:t xml:space="preserve">style. For that reason, all buttons have different colors </w:t>
+      </w:r>
+      <w:r>
+        <w:rPr>
+          <w:rFonts w:ascii="Arial" w:hAnsi="Arial" w:cs="Arial"/>
+          <w:lang w:val="en-US"/>
+        </w:rPr>
+        <w:t>for a different meaning. For example, the “</w:t>
+      </w:r>
+      <w:r>
+        <w:rPr>
+          <w:rFonts w:ascii="Arial" w:hAnsi="Arial" w:cs="Arial"/>
+          <w:lang w:val="en-US"/>
+        </w:rPr>
+        <w:t>C</w:t>
+      </w:r>
+      <w:r>
+        <w:rPr>
+          <w:rFonts w:ascii="Arial" w:hAnsi="Arial" w:cs="Arial"/>
+          <w:lang w:val="en-US"/>
+        </w:rPr>
+        <w:t>omplete” button is green</w:t>
+      </w:r>
+      <w:r>
+        <w:rPr>
+          <w:rFonts w:ascii="Arial" w:hAnsi="Arial" w:cs="Arial"/>
+          <w:lang w:val="en-US"/>
+        </w:rPr>
+        <w:t xml:space="preserve">, the “Edit” button </w:t>
+      </w:r>
+      <w:r>
+        <w:rPr>
+          <w:rFonts w:ascii="Arial" w:hAnsi="Arial" w:cs="Arial"/>
+          <w:lang w:val="en-US"/>
+        </w:rPr>
+        <w:t>.</w:t>
+      </w:r>
+      <w:r>
+        <w:rPr>
+          <w:rFonts w:ascii="Arial" w:hAnsi="Arial" w:cs="Arial"/>
+          <w:lang w:val="en-US"/>
+        </w:rPr>
+        <w:t xml:space="preserve">is </w:t>
+      </w:r>
+      <w:r>
+        <w:rPr>
+          <w:rFonts w:ascii="Arial" w:hAnsi="Arial" w:cs="Arial"/>
+          <w:lang w:val="en-US"/>
+        </w:rPr>
+        <w:t>yellow</w:t>
+      </w:r>
+      <w:r>
+        <w:rPr>
+          <w:rFonts w:ascii="Arial" w:hAnsi="Arial" w:cs="Arial"/>
+          <w:lang w:val="en-US"/>
+        </w:rPr>
+        <w:t xml:space="preserve"> and the “</w:t>
+      </w:r>
+      <w:r>
+        <w:rPr>
+          <w:rFonts w:ascii="Arial" w:hAnsi="Arial" w:cs="Arial"/>
+          <w:lang w:val="en-US"/>
+        </w:rPr>
+        <w:t>D</w:t>
+      </w:r>
+      <w:r>
+        <w:rPr>
+          <w:rFonts w:ascii="Arial" w:hAnsi="Arial" w:cs="Arial"/>
+          <w:lang w:val="en-US"/>
+        </w:rPr>
+        <w:t xml:space="preserve">elete” </w:t>
+      </w:r>
+      <w:r>
+        <w:rPr>
+          <w:rFonts w:ascii="Arial" w:hAnsi="Arial" w:cs="Arial"/>
+          <w:lang w:val="en-US"/>
+        </w:rPr>
+        <w:lastRenderedPageBreak/>
+        <w:t xml:space="preserve">button is red. </w:t>
+      </w:r>
+      <w:r>
+        <w:rPr>
+          <w:rFonts w:ascii="Arial" w:hAnsi="Arial" w:cs="Arial"/>
+          <w:lang w:val="en-US"/>
+        </w:rPr>
+        <w:t xml:space="preserve">I searched </w:t>
+      </w:r>
+      <w:r>
+        <w:rPr>
+          <w:rFonts w:ascii="Arial" w:hAnsi="Arial" w:cs="Arial"/>
+          <w:lang w:val="en-US"/>
+        </w:rPr>
+        <w:t>on</w:t>
+      </w:r>
+      <w:r>
+        <w:rPr>
+          <w:rFonts w:ascii="Arial" w:hAnsi="Arial" w:cs="Arial"/>
+          <w:lang w:val="en-US"/>
+        </w:rPr>
+        <w:t xml:space="preserve"> google </w:t>
+      </w:r>
+      <w:r>
+        <w:rPr>
+          <w:rFonts w:ascii="Arial" w:hAnsi="Arial" w:cs="Arial"/>
+          <w:lang w:val="en-US"/>
+        </w:rPr>
+        <w:t>the code for colors to use them in CSS</w:t>
+      </w:r>
+      <w:r>
+        <w:rPr>
+          <w:rFonts w:ascii="Arial" w:hAnsi="Arial" w:cs="Arial"/>
+          <w:lang w:val="en-US"/>
+        </w:rPr>
+        <w:t>/Bootstrap</w:t>
+      </w:r>
+      <w:r>
+        <w:rPr>
+          <w:rFonts w:ascii="Arial" w:hAnsi="Arial" w:cs="Arial"/>
+          <w:lang w:val="en-US"/>
+        </w:rPr>
+        <w:t xml:space="preserve"> file</w:t>
+      </w:r>
+      <w:r>
+        <w:rPr>
+          <w:rFonts w:ascii="Arial" w:hAnsi="Arial" w:cs="Arial"/>
+          <w:lang w:val="en-US"/>
+        </w:rPr>
+        <w:t>.</w:t>
+      </w:r>
+      <w:r>
+        <w:rPr>
+          <w:rFonts w:ascii="Arial" w:hAnsi="Arial" w:cs="Arial"/>
+          <w:lang w:val="en-US"/>
+        </w:rPr>
+        <w:t xml:space="preserve"> </w:t>
+      </w:r>
+    </w:p>
+    <w:p>
+      <w:pPr>
+        <w:rPr>
+          <w:rFonts w:ascii="Arial" w:hAnsi="Arial" w:cs="Arial"/>
+          <w:lang w:val="en-US"/>
+        </w:rPr>
+      </w:pPr>
+      <w:r>
+        <w:rPr>
+          <w:rFonts w:ascii="Arial" w:hAnsi="Arial" w:cs="Arial"/>
           <w:noProof/>
           <w:lang w:val="en-US"/>
         </w:rPr>
-        <w:lastRenderedPageBreak/>
         <w:drawing>
           <wp:inline distT="0" distB="0" distL="0" distR="0" wp14:anchorId="125D5D37" wp14:editId="4BFC3109">
             <wp:extent cx="5274310" cy="2272030"/>
@@ -2392,7 +2403,15 @@
           <w:rFonts w:ascii="Arial" w:hAnsi="Arial" w:cs="Arial"/>
           <w:lang w:val="en-US"/>
         </w:rPr>
-        <w:t xml:space="preserve">background colors for all sections such as cards, tables, forms and paragraphs. The </w:t>
+        <w:t xml:space="preserve">background colors for all sections such as cards, tables, forms and </w:t>
+      </w:r>
+      <w:r>
+        <w:rPr>
+          <w:rFonts w:ascii="Arial" w:hAnsi="Arial" w:cs="Arial"/>
+          <w:lang w:val="en-US"/>
+        </w:rPr>
+        <w:lastRenderedPageBreak/>
+        <w:t xml:space="preserve">paragraphs. The </w:t>
       </w:r>
       <w:r>
         <w:rPr>
@@ -2428,7 +2447,6 @@
           <w:rFonts w:ascii="Arial" w:hAnsi="Arial" w:cs="Arial"/>
           <w:lang w:val="en-US"/>
         </w:rPr>
-        <w:lastRenderedPageBreak/>
         <w:t xml:space="preserve">Bootstrap </w:t>
       </w:r>
       <w:r>
@@ -3030,6 +3048,7 @@
           <w:rFonts w:ascii="Arial" w:hAnsi="Arial" w:cs="Arial"/>
           <w:lang w:val="en-US"/>
         </w:rPr>
+        <w:lastRenderedPageBreak/>
         <w:t xml:space="preserve">Each time I was adding a new function to a page, I had to </w:t>
       </w:r>
       <w:r>
@@ -3051,7 +3070,6 @@
           <w:rFonts w:ascii="Arial" w:hAnsi="Arial" w:cs="Arial"/>
           <w:lang w:val="en-US"/>
         </w:rPr>
-        <w:lastRenderedPageBreak/>
         <w:t>Images were large in mobile devices as well as cards and bootstrap helped me fix th</w:t>
       </w:r>
       <w:r>

--- a/Midterm_Batsogianni.docx
+++ b/Midterm_Batsogianni.docx
@@ -169,6 +169,9 @@
       <w:pPr>
         <w:rPr>
           <w:rFonts w:ascii="Arial" w:hAnsi="Arial" w:cs="Arial"/>
+          <w:sz w:val="26"/>
+          <w:szCs w:val="26"/>
+          <w:u w:val="single"/>
           <w:lang w:val="en-US"/>
         </w:rPr>
       </w:pPr>
@@ -179,7 +182,7 @@
             <w:rFonts w:ascii="Arial" w:hAnsi="Arial" w:cs="Arial"/>
             <w:lang w:val="en-US"/>
           </w:rPr>
-          <w:t>https://github.com/elenabatsog/DanceFit-Studio.git</w:t>
+          <w:t>https://github.com/elenabatsog/DanceFit-Studio</w:t>
         </w:r>
       </w:hyperlink>
       <w:r>
@@ -200,11 +203,36 @@
           <w:lang w:val="en-US"/>
         </w:rPr>
       </w:pPr>
+      <w:r>
+        <w:rPr>
+          <w:rFonts w:ascii="Arial" w:hAnsi="Arial" w:cs="Arial"/>
+          <w:sz w:val="26"/>
+          <w:szCs w:val="26"/>
+          <w:u w:val="single"/>
+          <w:lang w:val="en-US"/>
+        </w:rPr>
+        <w:t>Introduction</w:t>
+      </w:r>
     </w:p>
     <w:p>
       <w:pPr>
         <w:rPr>
           <w:rFonts w:ascii="Arial" w:hAnsi="Arial" w:cs="Arial"/>
+          <w:lang w:val="en-US"/>
+        </w:rPr>
+      </w:pPr>
+      <w:r>
+        <w:rPr>
+          <w:rFonts w:ascii="Arial" w:hAnsi="Arial" w:cs="Arial"/>
+          <w:lang w:val="en-US"/>
+        </w:rPr>
+        <w:t xml:space="preserve">The goal of the project is to create a task management application for a company which will be fully responsive and inclusive for everyone. This website is created by using HTML, CSS / Bootstrap and JavaScript. The name of the company is DanceFit Studio, and it is a gym studio that offers different services such as dance classes, fitness programs and it organizes upcoming events for the community. </w:t>
+      </w:r>
+    </w:p>
+    <w:p>
+      <w:pPr>
+        <w:rPr>
+          <w:rFonts w:ascii="Arial" w:hAnsi="Arial" w:cs="Arial"/>
           <w:sz w:val="26"/>
           <w:szCs w:val="26"/>
           <w:u w:val="single"/>
@@ -219,7 +247,7 @@
           <w:u w:val="single"/>
           <w:lang w:val="en-US"/>
         </w:rPr>
-        <w:t>Introduction</w:t>
+        <w:t xml:space="preserve">Description of the Task Allocation System </w:t>
       </w:r>
     </w:p>
     <w:p>
@@ -234,7 +262,210 @@
           <w:rFonts w:ascii="Arial" w:hAnsi="Arial" w:cs="Arial"/>
           <w:lang w:val="en-US"/>
         </w:rPr>
-        <w:t xml:space="preserve">The goal of the project is to create a task management application for a company which will be fully responsive and inclusive for everyone. This website is created by using HTML, CSS / Bootstrap and JavaScript. The name of the company is DanceFit Studio, and it is a gym studio that offers different services such as dance classes, fitness programs and it organizes upcoming events for the community. </w:t>
+        <w:t xml:space="preserve">This website </w:t>
+      </w:r>
+      <w:r>
+        <w:rPr>
+          <w:rFonts w:ascii="Arial" w:hAnsi="Arial" w:cs="Arial"/>
+          <w:lang w:val="en-US"/>
+        </w:rPr>
+        <w:t xml:space="preserve">introduces the company to the </w:t>
+      </w:r>
+      <w:r>
+        <w:rPr>
+          <w:rFonts w:ascii="Arial" w:hAnsi="Arial" w:cs="Arial"/>
+          <w:lang w:val="en-US"/>
+        </w:rPr>
+        <w:t>users,</w:t>
+      </w:r>
+      <w:r>
+        <w:rPr>
+          <w:rFonts w:ascii="Arial" w:hAnsi="Arial" w:cs="Arial"/>
+          <w:lang w:val="en-US"/>
+        </w:rPr>
+        <w:t xml:space="preserve"> and they may learn important information about </w:t>
+      </w:r>
+      <w:r>
+        <w:rPr>
+          <w:rFonts w:ascii="Arial" w:hAnsi="Arial" w:cs="Arial"/>
+          <w:lang w:val="en-US"/>
+        </w:rPr>
+        <w:t>company’s</w:t>
+      </w:r>
+      <w:r>
+        <w:rPr>
+          <w:rFonts w:ascii="Arial" w:hAnsi="Arial" w:cs="Arial"/>
+          <w:lang w:val="en-US"/>
+        </w:rPr>
+        <w:t xml:space="preserve"> services</w:t>
+      </w:r>
+      <w:r>
+        <w:rPr>
+          <w:rFonts w:ascii="Arial" w:hAnsi="Arial" w:cs="Arial"/>
+          <w:lang w:val="en-US"/>
+        </w:rPr>
+        <w:t xml:space="preserve">. They can get quick access to the company, browse upcoming events, </w:t>
+      </w:r>
+      <w:r>
+        <w:rPr>
+          <w:rFonts w:ascii="Arial" w:hAnsi="Arial" w:cs="Arial"/>
+          <w:lang w:val="en-US"/>
+        </w:rPr>
+        <w:t>find contact information and manage tasks through the task allocation system. All pages are straightforward</w:t>
+      </w:r>
+      <w:r>
+        <w:rPr>
+          <w:rFonts w:ascii="Arial" w:hAnsi="Arial" w:cs="Arial"/>
+          <w:lang w:val="en-US"/>
+        </w:rPr>
+        <w:t xml:space="preserve"> such as tasks page which is one of the most important pages of the website</w:t>
+      </w:r>
+      <w:r>
+        <w:rPr>
+          <w:rFonts w:ascii="Arial" w:hAnsi="Arial" w:cs="Arial"/>
+          <w:lang w:val="en-US"/>
+        </w:rPr>
+        <w:t xml:space="preserve">. In this page, </w:t>
+      </w:r>
+      <w:r>
+        <w:rPr>
+          <w:rFonts w:ascii="Arial" w:hAnsi="Arial" w:cs="Arial"/>
+          <w:lang w:val="en-US"/>
+        </w:rPr>
+        <w:t>there are the most functionalities such as creation of tasks, edit</w:t>
+      </w:r>
+      <w:r>
+        <w:rPr>
+          <w:rFonts w:ascii="Arial" w:hAnsi="Arial" w:cs="Arial"/>
+          <w:lang w:val="en-US"/>
+        </w:rPr>
+        <w:t xml:space="preserve"> existing</w:t>
+      </w:r>
+      <w:r>
+        <w:rPr>
+          <w:rFonts w:ascii="Arial" w:hAnsi="Arial" w:cs="Arial"/>
+          <w:lang w:val="en-US"/>
+        </w:rPr>
+        <w:t xml:space="preserve"> tasks, de</w:t>
+      </w:r>
+      <w:r>
+        <w:rPr>
+          <w:rFonts w:ascii="Arial" w:hAnsi="Arial" w:cs="Arial"/>
+          <w:lang w:val="en-US"/>
+        </w:rPr>
+        <w:t>letion of tasks and they are able to see</w:t>
+      </w:r>
+      <w:r>
+        <w:rPr>
+          <w:rFonts w:ascii="Arial" w:hAnsi="Arial" w:cs="Arial"/>
+          <w:lang w:val="en-US"/>
+        </w:rPr>
+        <w:t xml:space="preserve"> a</w:t>
+      </w:r>
+      <w:r>
+        <w:rPr>
+          <w:rFonts w:ascii="Arial" w:hAnsi="Arial" w:cs="Arial"/>
+          <w:lang w:val="en-US"/>
+        </w:rPr>
+        <w:t xml:space="preserve"> table summary for the tasks they have already created. </w:t>
+      </w:r>
+      <w:r>
+        <w:rPr>
+          <w:rFonts w:ascii="Arial" w:hAnsi="Arial" w:cs="Arial"/>
+          <w:lang w:val="en-US"/>
+        </w:rPr>
+        <w:t xml:space="preserve">All tasks include a name, description, due date, priority level and status. </w:t>
+      </w:r>
+      <w:r>
+        <w:rPr>
+          <w:rFonts w:ascii="Arial" w:hAnsi="Arial" w:cs="Arial"/>
+          <w:lang w:val="en-US"/>
+        </w:rPr>
+        <w:t xml:space="preserve">In addition, the system can filter tasks by status </w:t>
+      </w:r>
+      <w:r>
+        <w:rPr>
+          <w:rFonts w:ascii="Arial" w:hAnsi="Arial" w:cs="Arial"/>
+          <w:lang w:val="en-US"/>
+        </w:rPr>
+        <w:t xml:space="preserve">and sort them by name or due date. It makes users’ experience better because they </w:t>
+      </w:r>
+      <w:r>
+        <w:rPr>
+          <w:rFonts w:ascii="Arial" w:hAnsi="Arial" w:cs="Arial"/>
+          <w:lang w:val="en-US"/>
+        </w:rPr>
+        <w:t xml:space="preserve">do not have to go through all tasks at once. </w:t>
+      </w:r>
+      <w:r>
+        <w:rPr>
+          <w:rFonts w:ascii="Arial" w:hAnsi="Arial" w:cs="Arial"/>
+          <w:lang w:val="en-US"/>
+        </w:rPr>
+        <w:t xml:space="preserve">Users are able to see a tasks chart </w:t>
+      </w:r>
+      <w:r>
+        <w:rPr>
+          <w:rFonts w:ascii="Arial" w:hAnsi="Arial" w:cs="Arial"/>
+          <w:lang w:val="en-US"/>
+        </w:rPr>
+        <w:t xml:space="preserve">bar </w:t>
+      </w:r>
+      <w:r>
+        <w:rPr>
+          <w:rFonts w:ascii="Arial" w:hAnsi="Arial" w:cs="Arial"/>
+          <w:lang w:val="en-US"/>
+        </w:rPr>
+        <w:t>w</w:t>
+      </w:r>
+      <w:r>
+        <w:rPr>
+          <w:rFonts w:ascii="Arial" w:hAnsi="Arial" w:cs="Arial"/>
+          <w:lang w:val="en-US"/>
+        </w:rPr>
+        <w:t xml:space="preserve">ith statistics taken from the summary cards. </w:t>
+      </w:r>
+      <w:r>
+        <w:rPr>
+          <w:rFonts w:ascii="Arial" w:hAnsi="Arial" w:cs="Arial"/>
+          <w:lang w:val="en-US"/>
+        </w:rPr>
+        <w:t xml:space="preserve">The system </w:t>
+      </w:r>
+      <w:r>
+        <w:rPr>
+          <w:rFonts w:ascii="Arial" w:hAnsi="Arial" w:cs="Arial"/>
+          <w:lang w:val="en-US"/>
+        </w:rPr>
+        <w:t xml:space="preserve">updates the page dynamically and the user </w:t>
+      </w:r>
+      <w:r>
+        <w:rPr>
+          <w:rFonts w:ascii="Arial" w:hAnsi="Arial" w:cs="Arial"/>
+          <w:lang w:val="en-US"/>
+        </w:rPr>
+        <w:t>does</w:t>
+      </w:r>
+      <w:r>
+        <w:rPr>
+          <w:rFonts w:ascii="Arial" w:hAnsi="Arial" w:cs="Arial"/>
+          <w:lang w:val="en-US"/>
+        </w:rPr>
+        <w:t xml:space="preserve"> not have to reload the page</w:t>
+      </w:r>
+      <w:r>
+        <w:rPr>
+          <w:rFonts w:ascii="Arial" w:hAnsi="Arial" w:cs="Arial"/>
+          <w:lang w:val="en-US"/>
+        </w:rPr>
+        <w:t xml:space="preserve"> to see the result.</w:t>
+      </w:r>
+      <w:r>
+        <w:rPr>
+          <w:rFonts w:ascii="Arial" w:hAnsi="Arial" w:cs="Arial"/>
+          <w:lang w:val="en-US"/>
+        </w:rPr>
+        <w:t xml:space="preserve"> </w:t>
       </w:r>
     </w:p>
     <w:p>
@@ -255,7 +486,7 @@
           <w:u w:val="single"/>
           <w:lang w:val="en-US"/>
         </w:rPr>
-        <w:t xml:space="preserve">Description of the Task Allocation System </w:t>
+        <w:t>Detailed documentation of coding decisions</w:t>
       </w:r>
     </w:p>
     <w:p>
@@ -270,203 +501,92 @@
           <w:rFonts w:ascii="Arial" w:hAnsi="Arial" w:cs="Arial"/>
           <w:lang w:val="en-US"/>
         </w:rPr>
-        <w:t xml:space="preserve">This website </w:t>
-      </w:r>
-      <w:r>
-        <w:rPr>
-          <w:rFonts w:ascii="Arial" w:hAnsi="Arial" w:cs="Arial"/>
-          <w:lang w:val="en-US"/>
-        </w:rPr>
-        <w:t xml:space="preserve">introduces the company to the </w:t>
-      </w:r>
-      <w:r>
-        <w:rPr>
-          <w:rFonts w:ascii="Arial" w:hAnsi="Arial" w:cs="Arial"/>
-          <w:lang w:val="en-US"/>
-        </w:rPr>
-        <w:t>users,</w:t>
-      </w:r>
-      <w:r>
-        <w:rPr>
-          <w:rFonts w:ascii="Arial" w:hAnsi="Arial" w:cs="Arial"/>
-          <w:lang w:val="en-US"/>
-        </w:rPr>
-        <w:t xml:space="preserve"> and they may learn important information about </w:t>
-      </w:r>
-      <w:r>
-        <w:rPr>
-          <w:rFonts w:ascii="Arial" w:hAnsi="Arial" w:cs="Arial"/>
-          <w:lang w:val="en-US"/>
-        </w:rPr>
-        <w:t>company’s</w:t>
-      </w:r>
-      <w:r>
-        <w:rPr>
-          <w:rFonts w:ascii="Arial" w:hAnsi="Arial" w:cs="Arial"/>
-          <w:lang w:val="en-US"/>
-        </w:rPr>
-        <w:t xml:space="preserve"> services</w:t>
-      </w:r>
-      <w:r>
-        <w:rPr>
-          <w:rFonts w:ascii="Arial" w:hAnsi="Arial" w:cs="Arial"/>
-          <w:lang w:val="en-US"/>
-        </w:rPr>
-        <w:t xml:space="preserve">. They can get quick access to the company, browse upcoming events, </w:t>
-      </w:r>
-      <w:r>
-        <w:rPr>
-          <w:rFonts w:ascii="Arial" w:hAnsi="Arial" w:cs="Arial"/>
-          <w:lang w:val="en-US"/>
-        </w:rPr>
-        <w:t>find contact information and manage tasks through the task allocation system. All pages are straightforward</w:t>
-      </w:r>
-      <w:r>
-        <w:rPr>
-          <w:rFonts w:ascii="Arial" w:hAnsi="Arial" w:cs="Arial"/>
-          <w:lang w:val="en-US"/>
-        </w:rPr>
-        <w:t xml:space="preserve"> such as tasks page which is one of the most important pages of the website</w:t>
-      </w:r>
-      <w:r>
-        <w:rPr>
-          <w:rFonts w:ascii="Arial" w:hAnsi="Arial" w:cs="Arial"/>
-          <w:lang w:val="en-US"/>
-        </w:rPr>
-        <w:t xml:space="preserve">. In this page, </w:t>
-      </w:r>
-      <w:r>
-        <w:rPr>
-          <w:rFonts w:ascii="Arial" w:hAnsi="Arial" w:cs="Arial"/>
-          <w:lang w:val="en-US"/>
-        </w:rPr>
-        <w:t>there are the most functionalities such as creation of tasks, edit</w:t>
-      </w:r>
-      <w:r>
-        <w:rPr>
-          <w:rFonts w:ascii="Arial" w:hAnsi="Arial" w:cs="Arial"/>
-          <w:lang w:val="en-US"/>
-        </w:rPr>
-        <w:t xml:space="preserve"> existing</w:t>
-      </w:r>
-      <w:r>
-        <w:rPr>
-          <w:rFonts w:ascii="Arial" w:hAnsi="Arial" w:cs="Arial"/>
-          <w:lang w:val="en-US"/>
-        </w:rPr>
-        <w:t xml:space="preserve"> tasks, de</w:t>
-      </w:r>
-      <w:r>
-        <w:rPr>
-          <w:rFonts w:ascii="Arial" w:hAnsi="Arial" w:cs="Arial"/>
-          <w:lang w:val="en-US"/>
-        </w:rPr>
-        <w:t>letion of tasks and they are able to see</w:t>
-      </w:r>
-      <w:r>
-        <w:rPr>
-          <w:rFonts w:ascii="Arial" w:hAnsi="Arial" w:cs="Arial"/>
-          <w:lang w:val="en-US"/>
-        </w:rPr>
-        <w:t xml:space="preserve"> a</w:t>
-      </w:r>
-      <w:r>
-        <w:rPr>
-          <w:rFonts w:ascii="Arial" w:hAnsi="Arial" w:cs="Arial"/>
-          <w:lang w:val="en-US"/>
-        </w:rPr>
-        <w:t xml:space="preserve"> table summary for the tasks they have already created. </w:t>
-      </w:r>
-      <w:r>
-        <w:rPr>
-          <w:rFonts w:ascii="Arial" w:hAnsi="Arial" w:cs="Arial"/>
-          <w:lang w:val="en-US"/>
-        </w:rPr>
-        <w:t xml:space="preserve">All tasks include a name, description, due date, priority level and status. </w:t>
-      </w:r>
-      <w:r>
-        <w:rPr>
-          <w:rFonts w:ascii="Arial" w:hAnsi="Arial" w:cs="Arial"/>
-          <w:lang w:val="en-US"/>
-        </w:rPr>
-        <w:t xml:space="preserve">In addition, the system can filter tasks by status </w:t>
-      </w:r>
-      <w:r>
-        <w:rPr>
-          <w:rFonts w:ascii="Arial" w:hAnsi="Arial" w:cs="Arial"/>
-          <w:lang w:val="en-US"/>
-        </w:rPr>
-        <w:t xml:space="preserve">and sort them by name or due date. It makes users’ experience better because they </w:t>
-      </w:r>
-      <w:r>
-        <w:rPr>
-          <w:rFonts w:ascii="Arial" w:hAnsi="Arial" w:cs="Arial"/>
-          <w:lang w:val="en-US"/>
-        </w:rPr>
-        <w:t xml:space="preserve">do not have to go through all tasks at once. </w:t>
-      </w:r>
-      <w:r>
-        <w:rPr>
-          <w:rFonts w:ascii="Arial" w:hAnsi="Arial" w:cs="Arial"/>
-          <w:lang w:val="en-US"/>
-        </w:rPr>
-        <w:t xml:space="preserve">Users are able to see a tasks chart </w:t>
-      </w:r>
-      <w:r>
-        <w:rPr>
-          <w:rFonts w:ascii="Arial" w:hAnsi="Arial" w:cs="Arial"/>
-          <w:lang w:val="en-US"/>
-        </w:rPr>
-        <w:t xml:space="preserve">bar </w:t>
-      </w:r>
-      <w:r>
-        <w:rPr>
-          <w:rFonts w:ascii="Arial" w:hAnsi="Arial" w:cs="Arial"/>
-          <w:lang w:val="en-US"/>
-        </w:rPr>
-        <w:t>w</w:t>
-      </w:r>
-      <w:r>
-        <w:rPr>
-          <w:rFonts w:ascii="Arial" w:hAnsi="Arial" w:cs="Arial"/>
-          <w:lang w:val="en-US"/>
-        </w:rPr>
-        <w:t xml:space="preserve">ith statistics taken from the summary cards. </w:t>
-      </w:r>
-      <w:r>
-        <w:rPr>
-          <w:rFonts w:ascii="Arial" w:hAnsi="Arial" w:cs="Arial"/>
-          <w:lang w:val="en-US"/>
-        </w:rPr>
-        <w:t xml:space="preserve">The system </w:t>
-      </w:r>
-      <w:r>
-        <w:rPr>
-          <w:rFonts w:ascii="Arial" w:hAnsi="Arial" w:cs="Arial"/>
-          <w:lang w:val="en-US"/>
-        </w:rPr>
-        <w:t xml:space="preserve">updates the page dynamically and the user </w:t>
-      </w:r>
-      <w:r>
-        <w:rPr>
-          <w:rFonts w:ascii="Arial" w:hAnsi="Arial" w:cs="Arial"/>
-          <w:lang w:val="en-US"/>
-        </w:rPr>
-        <w:t>does</w:t>
-      </w:r>
-      <w:r>
-        <w:rPr>
-          <w:rFonts w:ascii="Arial" w:hAnsi="Arial" w:cs="Arial"/>
-          <w:lang w:val="en-US"/>
-        </w:rPr>
-        <w:t xml:space="preserve"> not have to reload the page</w:t>
-      </w:r>
-      <w:r>
-        <w:rPr>
-          <w:rFonts w:ascii="Arial" w:hAnsi="Arial" w:cs="Arial"/>
-          <w:lang w:val="en-US"/>
-        </w:rPr>
-        <w:t xml:space="preserve"> to see the result.</w:t>
+        <w:t>For the tasks management</w:t>
+      </w:r>
+      <w:r>
+        <w:rPr>
+          <w:rFonts w:ascii="Arial" w:hAnsi="Arial" w:cs="Arial"/>
+          <w:lang w:val="en-US"/>
+        </w:rPr>
+        <w:t xml:space="preserve"> page</w:t>
+      </w:r>
+      <w:r>
+        <w:rPr>
+          <w:rFonts w:ascii="Arial" w:hAnsi="Arial" w:cs="Arial"/>
+          <w:lang w:val="en-US"/>
+        </w:rPr>
+        <w:t xml:space="preserve">, </w:t>
+      </w:r>
+      <w:r>
+        <w:rPr>
+          <w:rFonts w:ascii="Arial" w:hAnsi="Arial" w:cs="Arial"/>
+          <w:lang w:val="en-US"/>
+        </w:rPr>
+        <w:t xml:space="preserve">tasks are stored in an array named “tasks” using JavaScript, so the system </w:t>
+      </w:r>
+      <w:r>
+        <w:rPr>
+          <w:rFonts w:ascii="Arial" w:hAnsi="Arial" w:cs="Arial"/>
+          <w:lang w:val="en-US"/>
+        </w:rPr>
+        <w:t xml:space="preserve">generate the content dynamically. </w:t>
+      </w:r>
+      <w:r>
+        <w:rPr>
+          <w:rFonts w:ascii="Arial" w:hAnsi="Arial" w:cs="Arial"/>
+          <w:lang w:val="en-US"/>
+        </w:rPr>
+        <w:t xml:space="preserve">Every task </w:t>
+      </w:r>
+      <w:r>
+        <w:rPr>
+          <w:rFonts w:ascii="Arial" w:hAnsi="Arial" w:cs="Arial"/>
+          <w:lang w:val="en-US"/>
+        </w:rPr>
+        <w:lastRenderedPageBreak/>
+        <w:t>has several objects such as name, description, date, priority and status</w:t>
+      </w:r>
+      <w:r>
+        <w:rPr>
+          <w:rFonts w:ascii="Arial" w:hAnsi="Arial" w:cs="Arial"/>
+          <w:lang w:val="en-US"/>
+        </w:rPr>
+        <w:t xml:space="preserve"> and they are added </w:t>
+      </w:r>
+      <w:r>
+        <w:rPr>
+          <w:rFonts w:ascii="Arial" w:hAnsi="Arial" w:cs="Arial"/>
+          <w:lang w:val="en-US"/>
+        </w:rPr>
+        <w:t>to</w:t>
+      </w:r>
+      <w:r>
+        <w:rPr>
+          <w:rFonts w:ascii="Arial" w:hAnsi="Arial" w:cs="Arial"/>
+          <w:lang w:val="en-US"/>
+        </w:rPr>
+        <w:t xml:space="preserve"> the table at the end of the page.</w:t>
+      </w:r>
+      <w:r>
+        <w:rPr>
+          <w:rFonts w:ascii="Arial" w:hAnsi="Arial" w:cs="Arial"/>
+          <w:lang w:val="en-US"/>
+        </w:rPr>
+        <w:t xml:space="preserve"> JavaScript is helpful because the table has </w:t>
+      </w:r>
+      <w:r>
+        <w:rPr>
+          <w:rFonts w:ascii="Arial" w:hAnsi="Arial" w:cs="Arial"/>
+          <w:lang w:val="en-US"/>
+        </w:rPr>
+        <w:t xml:space="preserve">different table cells for the objects, different rows for each task and action buttons </w:t>
+      </w:r>
+      <w:r>
+        <w:rPr>
+          <w:rFonts w:ascii="Arial" w:hAnsi="Arial" w:cs="Arial"/>
+          <w:lang w:val="en-US"/>
+        </w:rPr>
+        <w:t>for making changes.</w:t>
       </w:r>
       <w:r>
         <w:rPr>
@@ -474,12 +594,981 @@
           <w:lang w:val="en-US"/>
         </w:rPr>
         <w:t xml:space="preserve"> </w:t>
+      </w:r>
+      <w:r>
+        <w:rPr>
+          <w:rFonts w:ascii="Arial" w:hAnsi="Arial" w:cs="Arial"/>
+          <w:lang w:val="en-US"/>
+        </w:rPr>
+        <w:t xml:space="preserve">The action buttons are connected with the summary cards and chart bar, so everything is updated automatically. </w:t>
+      </w:r>
+      <w:r>
+        <w:rPr>
+          <w:rFonts w:ascii="Arial" w:hAnsi="Arial" w:cs="Arial"/>
+          <w:lang w:val="en-US"/>
+        </w:rPr>
+        <w:t>The user experience becomes more engaging</w:t>
+      </w:r>
+      <w:r>
+        <w:rPr>
+          <w:rFonts w:ascii="Arial" w:hAnsi="Arial" w:cs="Arial"/>
+          <w:lang w:val="en-US"/>
+        </w:rPr>
+        <w:t xml:space="preserve"> by letting users </w:t>
+      </w:r>
+      <w:r>
+        <w:rPr>
+          <w:rFonts w:ascii="Arial" w:hAnsi="Arial" w:cs="Arial"/>
+          <w:lang w:val="en-US"/>
+        </w:rPr>
+        <w:t>filter and sort their tasks</w:t>
+      </w:r>
+      <w:r>
+        <w:rPr>
+          <w:rFonts w:ascii="Arial" w:hAnsi="Arial" w:cs="Arial"/>
+          <w:lang w:val="en-US"/>
+        </w:rPr>
+        <w:t>.</w:t>
+      </w:r>
+      <w:r>
+        <w:rPr>
+          <w:rFonts w:ascii="Arial" w:hAnsi="Arial" w:cs="Arial"/>
+          <w:lang w:val="en-US"/>
+        </w:rPr>
+        <w:t xml:space="preserve"> </w:t>
+      </w:r>
+      <w:r>
+        <w:rPr>
+          <w:rFonts w:ascii="Arial" w:hAnsi="Arial" w:cs="Arial"/>
+          <w:lang w:val="en-US"/>
+        </w:rPr>
+        <w:t>In t</w:t>
+      </w:r>
+      <w:r>
+        <w:rPr>
+          <w:rFonts w:ascii="Arial" w:hAnsi="Arial" w:cs="Arial"/>
+          <w:lang w:val="en-US"/>
+        </w:rPr>
+        <w:t>he sorting functionality</w:t>
+      </w:r>
+      <w:r>
+        <w:rPr>
+          <w:rFonts w:ascii="Arial" w:hAnsi="Arial" w:cs="Arial"/>
+          <w:lang w:val="en-US"/>
+        </w:rPr>
+        <w:t>, the task is sorted alphabetically by the name or due date.</w:t>
+      </w:r>
+      <w:r>
+        <w:rPr>
+          <w:rFonts w:ascii="Arial" w:hAnsi="Arial" w:cs="Arial"/>
+          <w:lang w:val="en-US"/>
+        </w:rPr>
+        <w:t xml:space="preserve"> The order of the tasks may matter to users </w:t>
+      </w:r>
+      <w:r>
+        <w:rPr>
+          <w:rFonts w:ascii="Arial" w:hAnsi="Arial" w:cs="Arial"/>
+          <w:lang w:val="en-US"/>
+        </w:rPr>
+        <w:t>because they may want an organized table</w:t>
+      </w:r>
+      <w:r>
+        <w:rPr>
+          <w:rFonts w:ascii="Arial" w:hAnsi="Arial" w:cs="Arial"/>
+          <w:lang w:val="en-US"/>
+        </w:rPr>
+        <w:t>, thus I created a task analytics dashboard to provide data</w:t>
+      </w:r>
+      <w:r>
+        <w:rPr>
+          <w:rFonts w:ascii="Arial" w:hAnsi="Arial" w:cs="Arial"/>
+          <w:lang w:val="en-US"/>
+        </w:rPr>
+        <w:t xml:space="preserve"> to users visually</w:t>
+      </w:r>
+      <w:r>
+        <w:rPr>
+          <w:rFonts w:ascii="Arial" w:hAnsi="Arial" w:cs="Arial"/>
+          <w:lang w:val="en-US"/>
+        </w:rPr>
+        <w:t xml:space="preserve">. </w:t>
+      </w:r>
+      <w:r>
+        <w:rPr>
+          <w:rFonts w:ascii="Arial" w:hAnsi="Arial" w:cs="Arial"/>
+          <w:lang w:val="en-US"/>
+        </w:rPr>
+        <w:t>They are able to see their tasks based on the filter they selected</w:t>
+      </w:r>
+      <w:r>
+        <w:rPr>
+          <w:rFonts w:ascii="Arial" w:hAnsi="Arial" w:cs="Arial"/>
+          <w:lang w:val="en-US"/>
+        </w:rPr>
+        <w:t xml:space="preserve"> comparing pending and completed tasks.</w:t>
+      </w:r>
+      <w:r>
+        <w:rPr>
+          <w:rFonts w:ascii="Arial" w:hAnsi="Arial" w:cs="Arial"/>
+          <w:lang w:val="en-US"/>
+        </w:rPr>
+        <w:t xml:space="preserve"> This functionality makes the website more consistent and </w:t>
+      </w:r>
+      <w:r>
+        <w:rPr>
+          <w:rFonts w:ascii="Arial" w:hAnsi="Arial" w:cs="Arial"/>
+          <w:lang w:val="en-US"/>
+        </w:rPr>
+        <w:t>usable.</w:t>
       </w:r>
     </w:p>
     <w:p>
       <w:pPr>
         <w:rPr>
           <w:rFonts w:ascii="Arial" w:hAnsi="Arial" w:cs="Arial"/>
+          <w:lang w:val="en-US"/>
+        </w:rPr>
+      </w:pPr>
+      <w:r>
+        <w:rPr>
+          <w:rFonts w:ascii="Arial" w:hAnsi="Arial" w:cs="Arial"/>
+          <w:lang w:val="en-US"/>
+        </w:rPr>
+        <w:t>Latest Activity Section</w:t>
+      </w:r>
+      <w:r>
+        <w:rPr>
+          <w:rFonts w:ascii="Arial" w:hAnsi="Arial" w:cs="Arial"/>
+          <w:lang w:val="en-US"/>
+        </w:rPr>
+        <w:t xml:space="preserve">: </w:t>
+      </w:r>
+      <w:r>
+        <w:rPr>
+          <w:rFonts w:ascii="Arial" w:hAnsi="Arial" w:cs="Arial"/>
+          <w:lang w:val="en-US"/>
+        </w:rPr>
+        <w:t xml:space="preserve">It </w:t>
+      </w:r>
+      <w:r>
+        <w:rPr>
+          <w:rFonts w:ascii="Arial" w:hAnsi="Arial" w:cs="Arial"/>
+          <w:lang w:val="en-US"/>
+        </w:rPr>
+        <w:t>can be found at the end of the homepage next to the motivational quote.</w:t>
+      </w:r>
+      <w:r>
+        <w:rPr>
+          <w:rFonts w:ascii="Arial" w:hAnsi="Arial" w:cs="Arial"/>
+          <w:lang w:val="en-US"/>
+        </w:rPr>
+        <w:t xml:space="preserve"> The goal of this section is to present </w:t>
+      </w:r>
+      <w:r>
+        <w:rPr>
+          <w:rFonts w:ascii="Arial" w:hAnsi="Arial" w:cs="Arial"/>
+          <w:lang w:val="en-US"/>
+        </w:rPr>
+        <w:t>recent activities</w:t>
+      </w:r>
+      <w:r>
+        <w:rPr>
+          <w:rFonts w:ascii="Arial" w:hAnsi="Arial" w:cs="Arial"/>
+          <w:lang w:val="en-US"/>
+        </w:rPr>
+        <w:t xml:space="preserve"> </w:t>
+      </w:r>
+      <w:r>
+        <w:rPr>
+          <w:rFonts w:ascii="Arial" w:hAnsi="Arial" w:cs="Arial"/>
+          <w:lang w:val="en-US"/>
+        </w:rPr>
+        <w:t>to users</w:t>
+      </w:r>
+      <w:r>
+        <w:rPr>
+          <w:rFonts w:ascii="Arial" w:hAnsi="Arial" w:cs="Arial"/>
+          <w:lang w:val="en-US"/>
+        </w:rPr>
+        <w:t xml:space="preserve"> a</w:t>
+      </w:r>
+      <w:r>
+        <w:rPr>
+          <w:rFonts w:ascii="Arial" w:hAnsi="Arial" w:cs="Arial"/>
+          <w:lang w:val="en-US"/>
+        </w:rPr>
+        <w:t>nd announcements</w:t>
+      </w:r>
+      <w:r>
+        <w:rPr>
+          <w:rFonts w:ascii="Arial" w:hAnsi="Arial" w:cs="Arial"/>
+          <w:lang w:val="en-US"/>
+        </w:rPr>
+        <w:t>.</w:t>
+      </w:r>
+      <w:r>
+        <w:rPr>
+          <w:rFonts w:ascii="Arial" w:hAnsi="Arial" w:cs="Arial"/>
+          <w:lang w:val="en-US"/>
+        </w:rPr>
+        <w:t xml:space="preserve"> Users can be quickly informed </w:t>
+      </w:r>
+      <w:r>
+        <w:rPr>
+          <w:rFonts w:ascii="Arial" w:hAnsi="Arial" w:cs="Arial"/>
+          <w:lang w:val="en-US"/>
+        </w:rPr>
+        <w:t xml:space="preserve">about the latest events without searching </w:t>
+      </w:r>
+      <w:r>
+        <w:rPr>
+          <w:rFonts w:ascii="Arial" w:hAnsi="Arial" w:cs="Arial"/>
+          <w:lang w:val="en-US"/>
+        </w:rPr>
+        <w:t>for hours.</w:t>
+      </w:r>
+      <w:r>
+        <w:rPr>
+          <w:rFonts w:ascii="Arial" w:hAnsi="Arial" w:cs="Arial"/>
+          <w:lang w:val="en-US"/>
+        </w:rPr>
+        <w:t xml:space="preserve"> The l</w:t>
+      </w:r>
+      <w:r>
+        <w:rPr>
+          <w:rFonts w:ascii="Arial" w:hAnsi="Arial" w:cs="Arial"/>
+          <w:lang w:val="en-US"/>
+        </w:rPr>
+        <w:t xml:space="preserve">atest activity was built through Bootstrap’s grid </w:t>
+      </w:r>
+      <w:r>
+        <w:rPr>
+          <w:rFonts w:ascii="Arial" w:hAnsi="Arial" w:cs="Arial"/>
+          <w:lang w:val="en-US"/>
+        </w:rPr>
+        <w:t>system</w:t>
+      </w:r>
+      <w:r>
+        <w:rPr>
+          <w:rFonts w:ascii="Arial" w:hAnsi="Arial" w:cs="Arial"/>
+          <w:lang w:val="en-US"/>
+        </w:rPr>
+        <w:t xml:space="preserve"> with a two column </w:t>
+      </w:r>
+      <w:r>
+        <w:rPr>
+          <w:rFonts w:ascii="Arial" w:hAnsi="Arial" w:cs="Arial"/>
+          <w:lang w:val="en-US"/>
+        </w:rPr>
+        <w:t>layout</w:t>
+      </w:r>
+      <w:r>
+        <w:rPr>
+          <w:rFonts w:ascii="Arial" w:hAnsi="Arial" w:cs="Arial"/>
+          <w:lang w:val="en-US"/>
+        </w:rPr>
+        <w:t>,</w:t>
+      </w:r>
+      <w:r>
+        <w:rPr>
+          <w:rFonts w:ascii="Arial" w:hAnsi="Arial" w:cs="Arial"/>
+          <w:lang w:val="en-US"/>
+        </w:rPr>
+        <w:t xml:space="preserve"> and it provides more details </w:t>
+      </w:r>
+      <w:r>
+        <w:rPr>
+          <w:rFonts w:ascii="Arial" w:hAnsi="Arial" w:cs="Arial"/>
+          <w:lang w:val="en-US"/>
+        </w:rPr>
+        <w:t xml:space="preserve">for anyone who is interested in learning </w:t>
+      </w:r>
+      <w:r>
+        <w:rPr>
+          <w:rFonts w:ascii="Arial" w:hAnsi="Arial" w:cs="Arial"/>
+          <w:lang w:val="en-US"/>
+        </w:rPr>
+        <w:t xml:space="preserve">more about the company. </w:t>
+      </w:r>
+    </w:p>
+    <w:p>
+      <w:pPr>
+        <w:rPr>
+          <w:rFonts w:ascii="Arial" w:hAnsi="Arial" w:cs="Arial"/>
+          <w:lang w:val="en-US"/>
+        </w:rPr>
+      </w:pPr>
+      <w:r>
+        <w:rPr>
+          <w:rFonts w:ascii="Arial" w:hAnsi="Arial" w:cs="Arial"/>
+          <w:lang w:val="en-US"/>
+        </w:rPr>
+        <w:t xml:space="preserve">API integration was used for </w:t>
+      </w:r>
+      <w:r>
+        <w:rPr>
+          <w:rFonts w:ascii="Arial" w:hAnsi="Arial" w:cs="Arial"/>
+          <w:lang w:val="en-US"/>
+        </w:rPr>
+        <w:t>displaying a motivational quote dynamically</w:t>
+      </w:r>
+      <w:r>
+        <w:rPr>
+          <w:rFonts w:ascii="Arial" w:hAnsi="Arial" w:cs="Arial"/>
+          <w:lang w:val="en-US"/>
+        </w:rPr>
+        <w:t xml:space="preserve">. JavaScript </w:t>
+      </w:r>
+      <w:r>
+        <w:rPr>
+          <w:rFonts w:ascii="Arial" w:hAnsi="Arial" w:cs="Arial"/>
+          <w:lang w:val="en-US"/>
+        </w:rPr>
+        <w:t xml:space="preserve">requests a random quote from </w:t>
+      </w:r>
+      <w:r>
+        <w:rPr>
+          <w:rFonts w:ascii="Arial" w:hAnsi="Arial" w:cs="Arial"/>
+          <w:lang w:val="en-US"/>
+        </w:rPr>
+        <w:t>a link with random quotes</w:t>
+      </w:r>
+      <w:r>
+        <w:rPr>
+          <w:rFonts w:ascii="Arial" w:hAnsi="Arial" w:cs="Arial"/>
+          <w:lang w:val="en-US"/>
+        </w:rPr>
+        <w:t>, it receives json data</w:t>
+      </w:r>
+      <w:r>
+        <w:rPr>
+          <w:rFonts w:ascii="Arial" w:hAnsi="Arial" w:cs="Arial"/>
+          <w:lang w:val="en-US"/>
+        </w:rPr>
+        <w:t xml:space="preserve"> and it extracts the content which is the quote and the author. I created</w:t>
+      </w:r>
+      <w:r>
+        <w:rPr>
+          <w:rFonts w:ascii="Arial" w:hAnsi="Arial" w:cs="Arial"/>
+          <w:lang w:val="en-US"/>
+        </w:rPr>
+        <w:t xml:space="preserve"> a backup quote in case it does not work when the user enters the page. </w:t>
+      </w:r>
+      <w:r>
+        <w:rPr>
+          <w:rFonts w:ascii="Arial" w:hAnsi="Arial" w:cs="Arial"/>
+          <w:lang w:val="en-US"/>
+        </w:rPr>
+        <w:t>The quote is inside a box, so the user can distinguish it from the content</w:t>
+      </w:r>
+      <w:r>
+        <w:rPr>
+          <w:rFonts w:ascii="Arial" w:hAnsi="Arial" w:cs="Arial"/>
+          <w:lang w:val="en-US"/>
+        </w:rPr>
+        <w:t xml:space="preserve">. It is worth saying that the functionality for the quote is </w:t>
+      </w:r>
+      <w:r>
+        <w:rPr>
+          <w:rFonts w:ascii="Arial" w:hAnsi="Arial" w:cs="Arial"/>
+          <w:lang w:val="en-US"/>
+        </w:rPr>
+        <w:t xml:space="preserve">inside main.js because users can see it only </w:t>
+      </w:r>
+      <w:r>
+        <w:rPr>
+          <w:rFonts w:ascii="Arial" w:hAnsi="Arial" w:cs="Arial"/>
+          <w:lang w:val="en-US"/>
+        </w:rPr>
+        <w:t>on</w:t>
+      </w:r>
+      <w:r>
+        <w:rPr>
+          <w:rFonts w:ascii="Arial" w:hAnsi="Arial" w:cs="Arial"/>
+          <w:lang w:val="en-US"/>
+        </w:rPr>
+        <w:t xml:space="preserve"> this page. </w:t>
+      </w:r>
+    </w:p>
+    <w:p>
+      <w:pPr>
+        <w:rPr>
+          <w:rFonts w:ascii="Arial" w:hAnsi="Arial" w:cs="Arial"/>
+          <w:lang w:val="en-US"/>
+        </w:rPr>
+      </w:pPr>
+      <w:r>
+        <w:rPr>
+          <w:rFonts w:ascii="Arial" w:hAnsi="Arial" w:cs="Arial"/>
+          <w:lang w:val="en-US"/>
+        </w:rPr>
+        <w:t xml:space="preserve">In the About Page, I created a Bootstrap Carousel </w:t>
+      </w:r>
+      <w:r>
+        <w:rPr>
+          <w:rFonts w:ascii="Arial" w:hAnsi="Arial" w:cs="Arial"/>
+          <w:lang w:val="en-US"/>
+        </w:rPr>
+        <w:t xml:space="preserve">with several images to make the website more interesting. It can be rotated through the arrows </w:t>
+      </w:r>
+      <w:r>
+        <w:rPr>
+          <w:rFonts w:ascii="Arial" w:hAnsi="Arial" w:cs="Arial"/>
+          <w:lang w:val="en-US"/>
+        </w:rPr>
+        <w:t xml:space="preserve">by the </w:t>
+      </w:r>
+      <w:r>
+        <w:rPr>
+          <w:rFonts w:ascii="Arial" w:hAnsi="Arial" w:cs="Arial"/>
+          <w:lang w:val="en-US"/>
+        </w:rPr>
+        <w:t>users,</w:t>
+      </w:r>
+      <w:r>
+        <w:rPr>
+          <w:rFonts w:ascii="Arial" w:hAnsi="Arial" w:cs="Arial"/>
+          <w:lang w:val="en-US"/>
+        </w:rPr>
+        <w:t xml:space="preserve"> and the choice was taken</w:t>
+      </w:r>
+      <w:r>
+        <w:rPr>
+          <w:rFonts w:ascii="Arial" w:hAnsi="Arial" w:cs="Arial"/>
+          <w:lang w:val="en-US"/>
+        </w:rPr>
+        <w:t xml:space="preserve"> because multiple images </w:t>
+      </w:r>
+      <w:r>
+        <w:rPr>
+          <w:rFonts w:ascii="Arial" w:hAnsi="Arial" w:cs="Arial"/>
+          <w:lang w:val="en-US"/>
+        </w:rPr>
+        <w:t>can be displayed in the same area</w:t>
+      </w:r>
+      <w:r>
+        <w:rPr>
+          <w:rFonts w:ascii="Arial" w:hAnsi="Arial" w:cs="Arial"/>
+          <w:lang w:val="en-US"/>
+        </w:rPr>
+        <w:t>.</w:t>
+      </w:r>
+      <w:r>
+        <w:rPr>
+          <w:rFonts w:ascii="Arial" w:hAnsi="Arial" w:cs="Arial"/>
+          <w:lang w:val="en-US"/>
+        </w:rPr>
+        <w:t xml:space="preserve"> The content of the page represents the </w:t>
+      </w:r>
+      <w:r>
+        <w:rPr>
+          <w:rFonts w:ascii="Arial" w:hAnsi="Arial" w:cs="Arial"/>
+          <w:lang w:val="en-US"/>
+        </w:rPr>
+        <w:t xml:space="preserve">goals, mission, values, staff and services in an organized manner. </w:t>
+      </w:r>
+      <w:r>
+        <w:rPr>
+          <w:rFonts w:ascii="Arial" w:hAnsi="Arial" w:cs="Arial"/>
+          <w:lang w:val="en-US"/>
+        </w:rPr>
+        <w:t xml:space="preserve">As the user scrolls down the page, they see all details in service cards which were created </w:t>
+      </w:r>
+      <w:r>
+        <w:rPr>
+          <w:rFonts w:ascii="Arial" w:hAnsi="Arial" w:cs="Arial"/>
+          <w:lang w:val="en-US"/>
+        </w:rPr>
+        <w:t>with grid classes such as “col-md-4” so the</w:t>
+      </w:r>
+      <w:r>
+        <w:rPr>
+          <w:rFonts w:ascii="Arial" w:hAnsi="Arial" w:cs="Arial"/>
+          <w:lang w:val="en-US"/>
+        </w:rPr>
+        <w:t xml:space="preserve"> layout</w:t>
+      </w:r>
+      <w:r>
+        <w:rPr>
+          <w:rFonts w:ascii="Arial" w:hAnsi="Arial" w:cs="Arial"/>
+          <w:lang w:val="en-US"/>
+        </w:rPr>
+        <w:t xml:space="preserve"> will not change i</w:t>
+      </w:r>
+      <w:r>
+        <w:rPr>
+          <w:rFonts w:ascii="Arial" w:hAnsi="Arial" w:cs="Arial"/>
+          <w:lang w:val="en-US"/>
+        </w:rPr>
+        <w:t>n any case.</w:t>
+      </w:r>
+    </w:p>
+    <w:p>
+      <w:pPr>
+        <w:rPr>
+          <w:rFonts w:ascii="Arial" w:hAnsi="Arial" w:cs="Arial"/>
+          <w:lang w:val="en-US"/>
+        </w:rPr>
+      </w:pPr>
+      <w:r>
+        <w:rPr>
+          <w:rFonts w:ascii="Arial" w:hAnsi="Arial" w:cs="Arial"/>
+          <w:lang w:val="en-US"/>
+        </w:rPr>
+        <w:t xml:space="preserve">The </w:t>
+      </w:r>
+      <w:r>
+        <w:rPr>
+          <w:rFonts w:ascii="Arial" w:hAnsi="Arial" w:cs="Arial"/>
+          <w:lang w:val="en-US"/>
+        </w:rPr>
+        <w:t>E</w:t>
+      </w:r>
+      <w:r>
+        <w:rPr>
+          <w:rFonts w:ascii="Arial" w:hAnsi="Arial" w:cs="Arial"/>
+          <w:lang w:val="en-US"/>
+        </w:rPr>
+        <w:t xml:space="preserve">vents </w:t>
+      </w:r>
+      <w:r>
+        <w:rPr>
+          <w:rFonts w:ascii="Arial" w:hAnsi="Arial" w:cs="Arial"/>
+          <w:lang w:val="en-US"/>
+        </w:rPr>
+        <w:t>P</w:t>
+      </w:r>
+      <w:r>
+        <w:rPr>
+          <w:rFonts w:ascii="Arial" w:hAnsi="Arial" w:cs="Arial"/>
+          <w:lang w:val="en-US"/>
+        </w:rPr>
+        <w:t>age</w:t>
+      </w:r>
+      <w:r>
+        <w:rPr>
+          <w:rFonts w:ascii="Arial" w:hAnsi="Arial" w:cs="Arial"/>
+          <w:lang w:val="en-US"/>
+        </w:rPr>
+        <w:t xml:space="preserve"> </w:t>
+      </w:r>
+      <w:r>
+        <w:rPr>
+          <w:rFonts w:ascii="Arial" w:hAnsi="Arial" w:cs="Arial"/>
+          <w:lang w:val="en-US"/>
+        </w:rPr>
+        <w:t>allows users to browse the upcoming events and register to as many events as possible.</w:t>
+      </w:r>
+      <w:r>
+        <w:rPr>
+          <w:rFonts w:ascii="Arial" w:hAnsi="Arial" w:cs="Arial"/>
+          <w:lang w:val="en-US"/>
+        </w:rPr>
+        <w:t xml:space="preserve"> The event cards </w:t>
+      </w:r>
+      <w:r>
+        <w:rPr>
+          <w:rFonts w:ascii="Arial" w:hAnsi="Arial" w:cs="Arial"/>
+          <w:lang w:val="en-US"/>
+        </w:rPr>
+        <w:t xml:space="preserve">make every event </w:t>
+      </w:r>
+      <w:r>
+        <w:rPr>
+          <w:rFonts w:ascii="Arial" w:hAnsi="Arial" w:cs="Arial"/>
+          <w:lang w:val="en-US"/>
+        </w:rPr>
+        <w:t>unique,</w:t>
+      </w:r>
+      <w:r>
+        <w:rPr>
+          <w:rFonts w:ascii="Arial" w:hAnsi="Arial" w:cs="Arial"/>
+          <w:lang w:val="en-US"/>
+        </w:rPr>
+        <w:t xml:space="preserve"> and users </w:t>
+      </w:r>
+      <w:r>
+        <w:rPr>
+          <w:rFonts w:ascii="Arial" w:hAnsi="Arial" w:cs="Arial"/>
+          <w:lang w:val="en-US"/>
+        </w:rPr>
+        <w:t xml:space="preserve">can find the event quickly. </w:t>
+      </w:r>
+      <w:r>
+        <w:rPr>
+          <w:rFonts w:ascii="Arial" w:hAnsi="Arial" w:cs="Arial"/>
+          <w:lang w:val="en-US"/>
+        </w:rPr>
+        <w:t xml:space="preserve">The most important </w:t>
+      </w:r>
+      <w:r>
+        <w:rPr>
+          <w:rFonts w:ascii="Arial" w:hAnsi="Arial" w:cs="Arial"/>
+          <w:lang w:val="en-US"/>
+        </w:rPr>
+        <w:t>functionality</w:t>
+      </w:r>
+      <w:r>
+        <w:rPr>
+          <w:rFonts w:ascii="Arial" w:hAnsi="Arial" w:cs="Arial"/>
+          <w:lang w:val="en-US"/>
+        </w:rPr>
+        <w:t xml:space="preserve"> in this page is the registration system</w:t>
+      </w:r>
+      <w:r>
+        <w:rPr>
+          <w:rFonts w:ascii="Arial" w:hAnsi="Arial" w:cs="Arial"/>
+          <w:lang w:val="en-US"/>
+        </w:rPr>
+        <w:t xml:space="preserve">. </w:t>
+      </w:r>
+      <w:r>
+        <w:rPr>
+          <w:rFonts w:ascii="Arial" w:hAnsi="Arial" w:cs="Arial"/>
+          <w:lang w:val="en-US"/>
+        </w:rPr>
+        <w:t>I used</w:t>
+      </w:r>
+      <w:r>
+        <w:rPr>
+          <w:rFonts w:ascii="Arial" w:hAnsi="Arial" w:cs="Arial"/>
+          <w:lang w:val="en-US"/>
+        </w:rPr>
+        <w:t xml:space="preserve"> the “</w:t>
+      </w:r>
+      <w:proofErr w:type="spellStart"/>
+      <w:r>
+        <w:rPr>
+          <w:rFonts w:ascii="Arial" w:hAnsi="Arial" w:cs="Arial"/>
+          <w:lang w:val="en-US"/>
+        </w:rPr>
+        <w:t>querySelector</w:t>
+      </w:r>
+      <w:proofErr w:type="spellEnd"/>
+      <w:r>
+        <w:rPr>
+          <w:rFonts w:ascii="Arial" w:hAnsi="Arial" w:cs="Arial"/>
+          <w:lang w:val="en-US"/>
+        </w:rPr>
+        <w:t>” and “</w:t>
+      </w:r>
+      <w:proofErr w:type="spellStart"/>
+      <w:r>
+        <w:rPr>
+          <w:rFonts w:ascii="Arial" w:hAnsi="Arial" w:cs="Arial"/>
+          <w:lang w:val="en-US"/>
+        </w:rPr>
+        <w:t>querySelectorAll</w:t>
+      </w:r>
+      <w:proofErr w:type="spellEnd"/>
+      <w:r>
+        <w:rPr>
+          <w:rFonts w:ascii="Arial" w:hAnsi="Arial" w:cs="Arial"/>
+          <w:lang w:val="en-US"/>
+        </w:rPr>
+        <w:t xml:space="preserve">()” </w:t>
+      </w:r>
+      <w:r>
+        <w:rPr>
+          <w:rFonts w:ascii="Arial" w:hAnsi="Arial" w:cs="Arial"/>
+          <w:lang w:val="en-US"/>
+        </w:rPr>
+        <w:t>method</w:t>
+      </w:r>
+      <w:r>
+        <w:rPr>
+          <w:rFonts w:ascii="Arial" w:hAnsi="Arial" w:cs="Arial"/>
+          <w:lang w:val="en-US"/>
+        </w:rPr>
+        <w:t xml:space="preserve"> because there are many registration buttons</w:t>
+      </w:r>
+      <w:r>
+        <w:rPr>
+          <w:rFonts w:ascii="Arial" w:hAnsi="Arial" w:cs="Arial"/>
+          <w:lang w:val="en-US"/>
+        </w:rPr>
+        <w:t xml:space="preserve">. The variable </w:t>
+      </w:r>
+      <w:r>
+        <w:rPr>
+          <w:rFonts w:ascii="Arial" w:hAnsi="Arial" w:cs="Arial"/>
+          <w:lang w:val="en-US"/>
+        </w:rPr>
+        <w:t>count stores the total number of</w:t>
+      </w:r>
+      <w:r>
+        <w:rPr>
+          <w:rFonts w:ascii="Arial" w:hAnsi="Arial" w:cs="Arial"/>
+          <w:lang w:val="en-US"/>
+        </w:rPr>
+        <w:t xml:space="preserve"> registrations. When the user </w:t>
+      </w:r>
+      <w:r>
+        <w:rPr>
+          <w:rFonts w:ascii="Arial" w:hAnsi="Arial" w:cs="Arial"/>
+          <w:lang w:val="en-US"/>
+        </w:rPr>
+        <w:t xml:space="preserve">clicks on the button, an event listener is </w:t>
+      </w:r>
+      <w:r>
+        <w:rPr>
+          <w:rFonts w:ascii="Arial" w:hAnsi="Arial" w:cs="Arial"/>
+          <w:lang w:val="en-US"/>
+        </w:rPr>
+        <w:t xml:space="preserve">triggered, the counter increases by 1 and </w:t>
+      </w:r>
+      <w:r>
+        <w:rPr>
+          <w:rFonts w:ascii="Arial" w:hAnsi="Arial" w:cs="Arial"/>
+          <w:lang w:val="en-US"/>
+        </w:rPr>
+        <w:t>the number is displayed at the top</w:t>
+      </w:r>
+      <w:r>
+        <w:rPr>
+          <w:rFonts w:ascii="Arial" w:hAnsi="Arial" w:cs="Arial"/>
+          <w:lang w:val="en-US"/>
+        </w:rPr>
+        <w:t xml:space="preserve"> immediately</w:t>
+      </w:r>
+      <w:r>
+        <w:rPr>
+          <w:rFonts w:ascii="Arial" w:hAnsi="Arial" w:cs="Arial"/>
+          <w:lang w:val="en-US"/>
+        </w:rPr>
+        <w:t>. In addition, the button changes form into “Registered” and it becomes disabled, so t</w:t>
+      </w:r>
+      <w:r>
+        <w:rPr>
+          <w:rFonts w:ascii="Arial" w:hAnsi="Arial" w:cs="Arial"/>
+          <w:lang w:val="en-US"/>
+        </w:rPr>
+        <w:t xml:space="preserve">he system prevents double </w:t>
+      </w:r>
+      <w:r>
+        <w:rPr>
+          <w:rFonts w:ascii="Arial" w:hAnsi="Arial" w:cs="Arial"/>
+          <w:lang w:val="en-US"/>
+        </w:rPr>
+        <w:lastRenderedPageBreak/>
+        <w:t>registration on the same event accidentally.</w:t>
+      </w:r>
+      <w:r>
+        <w:rPr>
+          <w:rFonts w:ascii="Arial" w:hAnsi="Arial" w:cs="Arial"/>
+          <w:lang w:val="en-US"/>
+        </w:rPr>
+        <w:t xml:space="preserve"> Finally, a message appears </w:t>
+      </w:r>
+      <w:r>
+        <w:rPr>
+          <w:rFonts w:ascii="Arial" w:hAnsi="Arial" w:cs="Arial"/>
+          <w:lang w:val="en-US"/>
+        </w:rPr>
+        <w:t>when the user is registered</w:t>
+      </w:r>
+      <w:r>
+        <w:rPr>
+          <w:rFonts w:ascii="Arial" w:hAnsi="Arial" w:cs="Arial"/>
+          <w:lang w:val="en-US"/>
+        </w:rPr>
+        <w:t xml:space="preserve"> </w:t>
+      </w:r>
+      <w:r>
+        <w:rPr>
+          <w:rFonts w:ascii="Arial" w:hAnsi="Arial" w:cs="Arial"/>
+          <w:lang w:val="en-US"/>
+        </w:rPr>
+        <w:t xml:space="preserve">as </w:t>
+      </w:r>
+      <w:r>
+        <w:rPr>
+          <w:rFonts w:ascii="Arial" w:hAnsi="Arial" w:cs="Arial"/>
+          <w:lang w:val="en-US"/>
+        </w:rPr>
+        <w:t xml:space="preserve">a form of </w:t>
+      </w:r>
+      <w:r>
+        <w:rPr>
+          <w:rFonts w:ascii="Arial" w:hAnsi="Arial" w:cs="Arial"/>
+          <w:lang w:val="en-US"/>
+        </w:rPr>
+        <w:t>feedback</w:t>
+      </w:r>
+      <w:r>
+        <w:rPr>
+          <w:rFonts w:ascii="Arial" w:hAnsi="Arial" w:cs="Arial"/>
+          <w:lang w:val="en-US"/>
+        </w:rPr>
+        <w:t>.</w:t>
+      </w:r>
+      <w:r>
+        <w:rPr>
+          <w:rFonts w:ascii="Arial" w:hAnsi="Arial" w:cs="Arial"/>
+          <w:lang w:val="en-US"/>
+        </w:rPr>
+        <w:t xml:space="preserve"> Th</w:t>
+      </w:r>
+      <w:r>
+        <w:rPr>
+          <w:rFonts w:ascii="Arial" w:hAnsi="Arial" w:cs="Arial"/>
+          <w:lang w:val="en-US"/>
+        </w:rPr>
+        <w:t>e</w:t>
+      </w:r>
+      <w:r>
+        <w:rPr>
+          <w:rFonts w:ascii="Arial" w:hAnsi="Arial" w:cs="Arial"/>
+          <w:lang w:val="en-US"/>
+        </w:rPr>
+        <w:t xml:space="preserve"> </w:t>
+      </w:r>
+      <w:r>
+        <w:rPr>
+          <w:rFonts w:ascii="Arial" w:hAnsi="Arial" w:cs="Arial"/>
+          <w:lang w:val="en-US"/>
+        </w:rPr>
+        <w:t xml:space="preserve">purpose of </w:t>
+      </w:r>
+      <w:r>
+        <w:rPr>
+          <w:rFonts w:ascii="Arial" w:hAnsi="Arial" w:cs="Arial"/>
+          <w:lang w:val="en-US"/>
+        </w:rPr>
+        <w:t>DOM manipulation</w:t>
+      </w:r>
+      <w:r>
+        <w:rPr>
+          <w:rFonts w:ascii="Arial" w:hAnsi="Arial" w:cs="Arial"/>
+          <w:lang w:val="en-US"/>
+        </w:rPr>
+        <w:t xml:space="preserve"> in this page is to update actions </w:t>
+      </w:r>
+      <w:r>
+        <w:rPr>
+          <w:rFonts w:ascii="Arial" w:hAnsi="Arial" w:cs="Arial"/>
+          <w:lang w:val="en-US"/>
+        </w:rPr>
+        <w:t xml:space="preserve">without obliging the user to reload the page. </w:t>
+      </w:r>
+      <w:r>
+        <w:rPr>
+          <w:rFonts w:ascii="Arial" w:hAnsi="Arial" w:cs="Arial"/>
+          <w:lang w:val="en-US"/>
+        </w:rPr>
+        <w:t xml:space="preserve">Instant confirmation creates a sense of trust to </w:t>
+      </w:r>
+      <w:r>
+        <w:rPr>
+          <w:rFonts w:ascii="Arial" w:hAnsi="Arial" w:cs="Arial"/>
+          <w:lang w:val="en-US"/>
+        </w:rPr>
+        <w:t>users,</w:t>
+      </w:r>
+      <w:r>
+        <w:rPr>
+          <w:rFonts w:ascii="Arial" w:hAnsi="Arial" w:cs="Arial"/>
+          <w:lang w:val="en-US"/>
+        </w:rPr>
+        <w:t xml:space="preserve"> </w:t>
+      </w:r>
+      <w:r>
+        <w:rPr>
+          <w:rFonts w:ascii="Arial" w:hAnsi="Arial" w:cs="Arial"/>
+          <w:lang w:val="en-US"/>
+        </w:rPr>
+        <w:t xml:space="preserve">and the website is considered trustworthy. </w:t>
+      </w:r>
+      <w:r>
+        <w:rPr>
+          <w:rFonts w:ascii="Arial" w:hAnsi="Arial" w:cs="Arial"/>
+          <w:lang w:val="en-US"/>
+        </w:rPr>
+        <w:t xml:space="preserve"> </w:t>
+      </w:r>
+    </w:p>
+    <w:p>
+      <w:pPr>
+        <w:rPr>
+          <w:rFonts w:ascii="Arial" w:hAnsi="Arial" w:cs="Arial"/>
+          <w:lang w:val="en-US"/>
+        </w:rPr>
+      </w:pPr>
+      <w:r>
+        <w:rPr>
+          <w:rFonts w:ascii="Arial" w:hAnsi="Arial" w:cs="Arial"/>
+          <w:lang w:val="en-US"/>
+        </w:rPr>
+        <w:t xml:space="preserve">The Contact Page includes a form submission </w:t>
+      </w:r>
+      <w:r>
+        <w:rPr>
+          <w:rFonts w:ascii="Arial" w:hAnsi="Arial" w:cs="Arial"/>
+          <w:lang w:val="en-US"/>
+        </w:rPr>
+        <w:t xml:space="preserve">for users to send a message or a question to the company. </w:t>
+      </w:r>
+      <w:r>
+        <w:rPr>
+          <w:rFonts w:ascii="Arial" w:hAnsi="Arial" w:cs="Arial"/>
+          <w:lang w:val="en-US"/>
+        </w:rPr>
+        <w:t>The form has the following fields: name, email, subject, message</w:t>
+      </w:r>
+      <w:r>
+        <w:rPr>
+          <w:rFonts w:ascii="Arial" w:hAnsi="Arial" w:cs="Arial"/>
+          <w:lang w:val="en-US"/>
+        </w:rPr>
+        <w:t xml:space="preserve"> and it was created with Bootstrap components. </w:t>
+      </w:r>
+      <w:r>
+        <w:rPr>
+          <w:rFonts w:ascii="Arial" w:hAnsi="Arial" w:cs="Arial"/>
+          <w:lang w:val="en-US"/>
+        </w:rPr>
+        <w:t xml:space="preserve">However, form validation was needed to prevent users </w:t>
+      </w:r>
+      <w:r>
+        <w:rPr>
+          <w:rFonts w:ascii="Arial" w:hAnsi="Arial" w:cs="Arial"/>
+          <w:lang w:val="en-US"/>
+        </w:rPr>
+        <w:t>from submitting incorrect information because the company would not understand the purpose of the form. The validation</w:t>
+      </w:r>
+      <w:r>
+        <w:rPr>
+          <w:rFonts w:ascii="Arial" w:hAnsi="Arial" w:cs="Arial"/>
+          <w:lang w:val="en-US"/>
+        </w:rPr>
+        <w:t xml:space="preserve"> checks if all fields are completed and if they have the correct format. For better responsiveness, error messages appear if they do not follow </w:t>
+      </w:r>
+      <w:r>
+        <w:rPr>
+          <w:rFonts w:ascii="Arial" w:hAnsi="Arial" w:cs="Arial"/>
+          <w:lang w:val="en-US"/>
+        </w:rPr>
+        <w:t xml:space="preserve">the proper format, so they cannot submit the form if they have </w:t>
+      </w:r>
+      <w:r>
+        <w:rPr>
+          <w:rFonts w:ascii="Arial" w:hAnsi="Arial" w:cs="Arial"/>
+          <w:lang w:val="en-US"/>
+        </w:rPr>
+        <w:t xml:space="preserve">wrong input. Google Maps was also integrated at the end of the page, but </w:t>
+      </w:r>
+      <w:r>
+        <w:rPr>
+          <w:rFonts w:ascii="Arial" w:hAnsi="Arial" w:cs="Arial"/>
+          <w:lang w:val="en-US"/>
+        </w:rPr>
+        <w:t xml:space="preserve">it does not loading due to restrictions. </w:t>
+      </w:r>
+    </w:p>
+    <w:p>
+      <w:pPr>
+        <w:rPr>
+          <w:rFonts w:ascii="Arial" w:hAnsi="Arial" w:cs="Arial"/>
           <w:sz w:val="26"/>
           <w:szCs w:val="26"/>
           <w:u w:val="single"/>
@@ -494,7 +1583,7 @@
           <w:u w:val="single"/>
           <w:lang w:val="en-US"/>
         </w:rPr>
-        <w:t>Detailed documentation of coding decisions</w:t>
+        <w:t xml:space="preserve">GitHub Repository </w:t>
       </w:r>
     </w:p>
     <w:p>
@@ -509,218 +1598,119 @@
           <w:rFonts w:ascii="Arial" w:hAnsi="Arial" w:cs="Arial"/>
           <w:lang w:val="en-US"/>
         </w:rPr>
-        <w:lastRenderedPageBreak/>
-        <w:t>For the tasks management</w:t>
-      </w:r>
-      <w:r>
-        <w:rPr>
-          <w:rFonts w:ascii="Arial" w:hAnsi="Arial" w:cs="Arial"/>
-          <w:lang w:val="en-US"/>
-        </w:rPr>
-        <w:t xml:space="preserve"> page</w:t>
-      </w:r>
-      <w:r>
-        <w:rPr>
-          <w:rFonts w:ascii="Arial" w:hAnsi="Arial" w:cs="Arial"/>
-          <w:lang w:val="en-US"/>
-        </w:rPr>
-        <w:t xml:space="preserve">, </w:t>
-      </w:r>
-      <w:r>
-        <w:rPr>
-          <w:rFonts w:ascii="Arial" w:hAnsi="Arial" w:cs="Arial"/>
-          <w:lang w:val="en-US"/>
-        </w:rPr>
-        <w:t xml:space="preserve">tasks are stored in an array named “tasks” using JavaScript, so the system </w:t>
-      </w:r>
-      <w:r>
-        <w:rPr>
-          <w:rFonts w:ascii="Arial" w:hAnsi="Arial" w:cs="Arial"/>
-          <w:lang w:val="en-US"/>
-        </w:rPr>
-        <w:t xml:space="preserve">generate the content dynamically. </w:t>
-      </w:r>
-      <w:r>
-        <w:rPr>
-          <w:rFonts w:ascii="Arial" w:hAnsi="Arial" w:cs="Arial"/>
-          <w:lang w:val="en-US"/>
-        </w:rPr>
-        <w:t>Every task has several objects such as name, description, date, priority and status</w:t>
-      </w:r>
-      <w:r>
-        <w:rPr>
-          <w:rFonts w:ascii="Arial" w:hAnsi="Arial" w:cs="Arial"/>
-          <w:lang w:val="en-US"/>
-        </w:rPr>
-        <w:t xml:space="preserve"> and they are added </w:t>
-      </w:r>
-      <w:r>
-        <w:rPr>
-          <w:rFonts w:ascii="Arial" w:hAnsi="Arial" w:cs="Arial"/>
-          <w:lang w:val="en-US"/>
-        </w:rPr>
-        <w:t>to</w:t>
-      </w:r>
-      <w:r>
-        <w:rPr>
-          <w:rFonts w:ascii="Arial" w:hAnsi="Arial" w:cs="Arial"/>
-          <w:lang w:val="en-US"/>
-        </w:rPr>
-        <w:t xml:space="preserve"> the table at the end of the page.</w:t>
-      </w:r>
-      <w:r>
-        <w:rPr>
-          <w:rFonts w:ascii="Arial" w:hAnsi="Arial" w:cs="Arial"/>
-          <w:lang w:val="en-US"/>
-        </w:rPr>
-        <w:t xml:space="preserve"> JavaScript is helpful because the table has </w:t>
-      </w:r>
-      <w:r>
-        <w:rPr>
-          <w:rFonts w:ascii="Arial" w:hAnsi="Arial" w:cs="Arial"/>
-          <w:lang w:val="en-US"/>
-        </w:rPr>
-        <w:t xml:space="preserve">different table cells for the objects, different rows for each task and action buttons </w:t>
-      </w:r>
-      <w:r>
-        <w:rPr>
-          <w:rFonts w:ascii="Arial" w:hAnsi="Arial" w:cs="Arial"/>
-          <w:lang w:val="en-US"/>
-        </w:rPr>
-        <w:t>for making changes.</w:t>
-      </w:r>
-      <w:r>
-        <w:rPr>
-          <w:rFonts w:ascii="Arial" w:hAnsi="Arial" w:cs="Arial"/>
-          <w:lang w:val="en-US"/>
-        </w:rPr>
-        <w:t xml:space="preserve"> </w:t>
-      </w:r>
-      <w:r>
-        <w:rPr>
-          <w:rFonts w:ascii="Arial" w:hAnsi="Arial" w:cs="Arial"/>
-          <w:lang w:val="en-US"/>
-        </w:rPr>
-        <w:t xml:space="preserve">The action buttons are connected with the summary cards and chart bar, so everything is updated automatically. </w:t>
-      </w:r>
-      <w:r>
-        <w:rPr>
-          <w:rFonts w:ascii="Arial" w:hAnsi="Arial" w:cs="Arial"/>
-          <w:lang w:val="en-US"/>
-        </w:rPr>
-        <w:t>The user experience becomes more engaging</w:t>
-      </w:r>
-      <w:r>
-        <w:rPr>
-          <w:rFonts w:ascii="Arial" w:hAnsi="Arial" w:cs="Arial"/>
-          <w:lang w:val="en-US"/>
-        </w:rPr>
-        <w:t xml:space="preserve"> by letting users </w:t>
-      </w:r>
-      <w:r>
-        <w:rPr>
-          <w:rFonts w:ascii="Arial" w:hAnsi="Arial" w:cs="Arial"/>
-          <w:lang w:val="en-US"/>
-        </w:rPr>
-        <w:t>filter and sort their tasks</w:t>
-      </w:r>
-      <w:r>
-        <w:rPr>
-          <w:rFonts w:ascii="Arial" w:hAnsi="Arial" w:cs="Arial"/>
-          <w:lang w:val="en-US"/>
-        </w:rPr>
-        <w:t>.</w:t>
-      </w:r>
-      <w:r>
-        <w:rPr>
-          <w:rFonts w:ascii="Arial" w:hAnsi="Arial" w:cs="Arial"/>
-          <w:lang w:val="en-US"/>
-        </w:rPr>
-        <w:t xml:space="preserve"> </w:t>
-      </w:r>
-      <w:r>
-        <w:rPr>
-          <w:rFonts w:ascii="Arial" w:hAnsi="Arial" w:cs="Arial"/>
-          <w:lang w:val="en-US"/>
-        </w:rPr>
-        <w:t>In t</w:t>
-      </w:r>
-      <w:r>
-        <w:rPr>
-          <w:rFonts w:ascii="Arial" w:hAnsi="Arial" w:cs="Arial"/>
-          <w:lang w:val="en-US"/>
-        </w:rPr>
-        <w:t>he sorting functionality</w:t>
-      </w:r>
-      <w:r>
-        <w:rPr>
-          <w:rFonts w:ascii="Arial" w:hAnsi="Arial" w:cs="Arial"/>
-          <w:lang w:val="en-US"/>
-        </w:rPr>
-        <w:t>, the task is sorted alphabetically by the name or due date.</w:t>
-      </w:r>
-      <w:r>
-        <w:rPr>
-          <w:rFonts w:ascii="Arial" w:hAnsi="Arial" w:cs="Arial"/>
-          <w:lang w:val="en-US"/>
-        </w:rPr>
-        <w:t xml:space="preserve"> The order of the tasks may matter to users </w:t>
-      </w:r>
-      <w:r>
-        <w:rPr>
-          <w:rFonts w:ascii="Arial" w:hAnsi="Arial" w:cs="Arial"/>
-          <w:lang w:val="en-US"/>
-        </w:rPr>
-        <w:t>because they may want an organized table</w:t>
-      </w:r>
-      <w:r>
-        <w:rPr>
-          <w:rFonts w:ascii="Arial" w:hAnsi="Arial" w:cs="Arial"/>
-          <w:lang w:val="en-US"/>
-        </w:rPr>
-        <w:t>, thus I created a task analytics dashboard to provide data</w:t>
-      </w:r>
-      <w:r>
-        <w:rPr>
-          <w:rFonts w:ascii="Arial" w:hAnsi="Arial" w:cs="Arial"/>
-          <w:lang w:val="en-US"/>
-        </w:rPr>
-        <w:t xml:space="preserve"> to users visually</w:t>
-      </w:r>
-      <w:r>
-        <w:rPr>
-          <w:rFonts w:ascii="Arial" w:hAnsi="Arial" w:cs="Arial"/>
-          <w:lang w:val="en-US"/>
-        </w:rPr>
-        <w:t xml:space="preserve">. </w:t>
-      </w:r>
-      <w:r>
-        <w:rPr>
-          <w:rFonts w:ascii="Arial" w:hAnsi="Arial" w:cs="Arial"/>
-          <w:lang w:val="en-US"/>
-        </w:rPr>
-        <w:t>They are able to see their tasks based on the filter they selected</w:t>
-      </w:r>
-      <w:r>
-        <w:rPr>
-          <w:rFonts w:ascii="Arial" w:hAnsi="Arial" w:cs="Arial"/>
-          <w:lang w:val="en-US"/>
-        </w:rPr>
-        <w:t xml:space="preserve"> comparing pending and completed tasks.</w:t>
-      </w:r>
-      <w:r>
-        <w:rPr>
-          <w:rFonts w:ascii="Arial" w:hAnsi="Arial" w:cs="Arial"/>
-          <w:lang w:val="en-US"/>
-        </w:rPr>
-        <w:t xml:space="preserve"> This functionality makes the website more consistent and </w:t>
-      </w:r>
-      <w:r>
-        <w:rPr>
-          <w:rFonts w:ascii="Arial" w:hAnsi="Arial" w:cs="Arial"/>
-          <w:lang w:val="en-US"/>
-        </w:rPr>
-        <w:t>usable.</w:t>
+        <w:t xml:space="preserve">Git &amp; GitHub was used for version control. More specifically, </w:t>
+      </w:r>
+      <w:r>
+        <w:rPr>
+          <w:rFonts w:ascii="Arial" w:hAnsi="Arial" w:cs="Arial"/>
+          <w:lang w:val="en-US"/>
+        </w:rPr>
+        <w:t xml:space="preserve">it was used to track changes and save them into the repository. </w:t>
+      </w:r>
+      <w:r>
+        <w:rPr>
+          <w:rFonts w:ascii="Arial" w:hAnsi="Arial" w:cs="Arial"/>
+          <w:lang w:val="en-US"/>
+        </w:rPr>
+        <w:t>While I was creating the website and developing code, I created commits in Git and GitHub desktop</w:t>
+      </w:r>
+      <w:r>
+        <w:rPr>
+          <w:rFonts w:ascii="Arial" w:hAnsi="Arial" w:cs="Arial"/>
+          <w:lang w:val="en-US"/>
+        </w:rPr>
+        <w:t xml:space="preserve">. In this way, the local project in my desktop was synchronized with GitHub </w:t>
+      </w:r>
+      <w:r>
+        <w:rPr>
+          <w:rFonts w:ascii="Arial" w:hAnsi="Arial" w:cs="Arial"/>
+          <w:lang w:val="en-US"/>
+        </w:rPr>
+        <w:t xml:space="preserve">so anyone could see all actions taken </w:t>
+      </w:r>
+      <w:r>
+        <w:rPr>
+          <w:rFonts w:ascii="Arial" w:hAnsi="Arial" w:cs="Arial"/>
+          <w:lang w:val="en-US"/>
+        </w:rPr>
+        <w:t xml:space="preserve">and all changes I made. </w:t>
+      </w:r>
+      <w:r>
+        <w:rPr>
+          <w:rFonts w:ascii="Arial" w:hAnsi="Arial" w:cs="Arial"/>
+          <w:lang w:val="en-US"/>
+        </w:rPr>
+        <w:t xml:space="preserve">It is important to mention that when I fixed errors, GitHub on desktop would </w:t>
+      </w:r>
+      <w:r>
+        <w:rPr>
+          <w:rFonts w:ascii="Arial" w:hAnsi="Arial" w:cs="Arial"/>
+          <w:lang w:val="en-US"/>
+        </w:rPr>
+        <w:t xml:space="preserve">display exactly the lines of the code </w:t>
+      </w:r>
+      <w:r>
+        <w:rPr>
+          <w:rFonts w:ascii="Arial" w:hAnsi="Arial" w:cs="Arial"/>
+          <w:lang w:val="en-US"/>
+        </w:rPr>
+        <w:t xml:space="preserve">for users </w:t>
+      </w:r>
+      <w:r>
+        <w:rPr>
+          <w:rFonts w:ascii="Arial" w:hAnsi="Arial" w:cs="Arial"/>
+          <w:lang w:val="en-US"/>
+        </w:rPr>
+        <w:t xml:space="preserve">to see the difference between them. </w:t>
+      </w:r>
+      <w:r>
+        <w:rPr>
+          <w:rFonts w:ascii="Arial" w:hAnsi="Arial" w:cs="Arial"/>
+          <w:lang w:val="en-US"/>
+        </w:rPr>
+        <w:t>Another</w:t>
+      </w:r>
+      <w:r>
+        <w:rPr>
+          <w:rFonts w:ascii="Arial" w:hAnsi="Arial" w:cs="Arial"/>
+          <w:lang w:val="en-US"/>
+        </w:rPr>
+        <w:t xml:space="preserve"> positive thing about GitHub is that </w:t>
+      </w:r>
+      <w:r>
+        <w:rPr>
+          <w:rFonts w:ascii="Arial" w:hAnsi="Arial" w:cs="Arial"/>
+          <w:lang w:val="en-US"/>
+        </w:rPr>
+        <w:t>it keeps old versions of the code, so when I made a mistake</w:t>
+      </w:r>
+      <w:r>
+        <w:rPr>
+          <w:rFonts w:ascii="Arial" w:hAnsi="Arial" w:cs="Arial"/>
+          <w:lang w:val="en-US"/>
+        </w:rPr>
+        <w:t xml:space="preserve"> in tasks.html</w:t>
+      </w:r>
+      <w:r>
+        <w:rPr>
+          <w:rFonts w:ascii="Arial" w:hAnsi="Arial" w:cs="Arial"/>
+          <w:lang w:val="en-US"/>
+        </w:rPr>
+        <w:t xml:space="preserve">, I lost the code </w:t>
+      </w:r>
+      <w:r>
+        <w:rPr>
+          <w:rFonts w:ascii="Arial" w:hAnsi="Arial" w:cs="Arial"/>
+          <w:lang w:val="en-US"/>
+        </w:rPr>
+        <w:t xml:space="preserve">and I </w:t>
+      </w:r>
+      <w:r>
+        <w:rPr>
+          <w:rFonts w:ascii="Arial" w:hAnsi="Arial" w:cs="Arial"/>
+          <w:lang w:val="en-US"/>
+        </w:rPr>
+        <w:t xml:space="preserve">restored it from commit history. </w:t>
       </w:r>
     </w:p>
     <w:p>
@@ -735,42 +1725,189 @@
           <w:rFonts w:ascii="Arial" w:hAnsi="Arial" w:cs="Arial"/>
           <w:lang w:val="en-US"/>
         </w:rPr>
-        <w:t>Latest Activity Section</w:t>
-      </w:r>
-      <w:r>
-        <w:rPr>
-          <w:rFonts w:ascii="Arial" w:hAnsi="Arial" w:cs="Arial"/>
-          <w:lang w:val="en-US"/>
-        </w:rPr>
-        <w:t xml:space="preserve">: </w:t>
-      </w:r>
-      <w:r>
-        <w:rPr>
-          <w:rFonts w:ascii="Arial" w:hAnsi="Arial" w:cs="Arial"/>
-          <w:lang w:val="en-US"/>
-        </w:rPr>
-        <w:t xml:space="preserve">It </w:t>
-      </w:r>
-      <w:r>
-        <w:rPr>
-          <w:rFonts w:ascii="Arial" w:hAnsi="Arial" w:cs="Arial"/>
-          <w:lang w:val="en-US"/>
-        </w:rPr>
-        <w:t>can be found at the end of the homepage next to the motivational quote.</w:t>
-      </w:r>
-      <w:r>
-        <w:rPr>
-          <w:rFonts w:ascii="Arial" w:hAnsi="Arial" w:cs="Arial"/>
-          <w:lang w:val="en-US"/>
-        </w:rPr>
-        <w:t xml:space="preserve"> The goal of this section is to present </w:t>
-      </w:r>
-      <w:r>
-        <w:rPr>
-          <w:rFonts w:ascii="Arial" w:hAnsi="Arial" w:cs="Arial"/>
-          <w:lang w:val="en-US"/>
-        </w:rPr>
-        <w:t>recent activities</w:t>
+        <w:t xml:space="preserve">Google Chrome LightHouse was used to </w:t>
+      </w:r>
+      <w:r>
+        <w:rPr>
+          <w:rFonts w:ascii="Arial" w:hAnsi="Arial" w:cs="Arial"/>
+          <w:lang w:val="en-US"/>
+        </w:rPr>
+        <w:t>evaluate website’s accessibility, SEO and performance</w:t>
+      </w:r>
+      <w:r>
+        <w:rPr>
+          <w:rFonts w:ascii="Arial" w:hAnsi="Arial" w:cs="Arial"/>
+          <w:lang w:val="en-US"/>
+        </w:rPr>
+        <w:t xml:space="preserve"> when it was complete</w:t>
+      </w:r>
+      <w:r>
+        <w:rPr>
+          <w:rFonts w:ascii="Arial" w:hAnsi="Arial" w:cs="Arial"/>
+          <w:lang w:val="en-US"/>
+        </w:rPr>
+        <w:t>.</w:t>
+      </w:r>
+      <w:r>
+        <w:rPr>
+          <w:rFonts w:ascii="Arial" w:hAnsi="Arial" w:cs="Arial"/>
+          <w:lang w:val="en-US"/>
+        </w:rPr>
+        <w:t xml:space="preserve"> In the screenshots, we can see th</w:t>
+      </w:r>
+      <w:r>
+        <w:rPr>
+          <w:rFonts w:ascii="Arial" w:hAnsi="Arial" w:cs="Arial"/>
+          <w:lang w:val="en-US"/>
+        </w:rPr>
+        <w:t xml:space="preserve">e results </w:t>
+      </w:r>
+      <w:r>
+        <w:rPr>
+          <w:rFonts w:ascii="Arial" w:hAnsi="Arial" w:cs="Arial"/>
+          <w:lang w:val="en-US"/>
+        </w:rPr>
+        <w:t xml:space="preserve">from the audits </w:t>
+      </w:r>
+      <w:r>
+        <w:rPr>
+          <w:rFonts w:ascii="Arial" w:hAnsi="Arial" w:cs="Arial"/>
+          <w:lang w:val="en-US"/>
+        </w:rPr>
+        <w:t xml:space="preserve">which </w:t>
+      </w:r>
+      <w:r>
+        <w:rPr>
+          <w:rFonts w:ascii="Arial" w:hAnsi="Arial" w:cs="Arial"/>
+          <w:lang w:val="en-US"/>
+        </w:rPr>
+        <w:t>confirm</w:t>
+      </w:r>
+      <w:r>
+        <w:rPr>
+          <w:rFonts w:ascii="Arial" w:hAnsi="Arial" w:cs="Arial"/>
+          <w:lang w:val="en-US"/>
+        </w:rPr>
+        <w:t xml:space="preserve"> that the website uses</w:t>
+      </w:r>
+      <w:r>
+        <w:rPr>
+          <w:rFonts w:ascii="Arial" w:hAnsi="Arial" w:cs="Arial"/>
+          <w:lang w:val="en-US"/>
+        </w:rPr>
+        <w:t xml:space="preserve"> the necessary elements to have accessibility and responsiveness. </w:t>
+      </w:r>
+      <w:r>
+        <w:rPr>
+          <w:rFonts w:ascii="Arial" w:hAnsi="Arial" w:cs="Arial"/>
+          <w:lang w:val="en-US"/>
+        </w:rPr>
+        <w:t xml:space="preserve">In the code, </w:t>
+      </w:r>
+      <w:r>
+        <w:rPr>
+          <w:rFonts w:ascii="Arial" w:hAnsi="Arial" w:cs="Arial"/>
+          <w:lang w:val="en-US"/>
+        </w:rPr>
+        <w:t xml:space="preserve">the first thing </w:t>
+      </w:r>
+      <w:r>
+        <w:rPr>
+          <w:rFonts w:ascii="Arial" w:hAnsi="Arial" w:cs="Arial"/>
+          <w:lang w:val="en-US"/>
+        </w:rPr>
+        <w:t>I added</w:t>
+      </w:r>
+      <w:r>
+        <w:rPr>
+          <w:rFonts w:ascii="Arial" w:hAnsi="Arial" w:cs="Arial"/>
+          <w:lang w:val="en-US"/>
+        </w:rPr>
+        <w:t xml:space="preserve"> was</w:t>
+      </w:r>
+      <w:r>
+        <w:rPr>
+          <w:rFonts w:ascii="Arial" w:hAnsi="Arial" w:cs="Arial"/>
+          <w:lang w:val="en-US"/>
+        </w:rPr>
+        <w:t xml:space="preserve"> alt text for all images and semantic HTML elements</w:t>
+      </w:r>
+      <w:r>
+        <w:rPr>
+          <w:rFonts w:ascii="Arial" w:hAnsi="Arial" w:cs="Arial"/>
+          <w:lang w:val="en-US"/>
+        </w:rPr>
+        <w:t xml:space="preserve"> (</w:t>
+      </w:r>
+      <w:r>
+        <w:rPr>
+          <w:rFonts w:ascii="Arial" w:hAnsi="Arial" w:cs="Arial"/>
+          <w:lang w:val="en-US"/>
+        </w:rPr>
+        <w:t>nav, main, header, section, footer)</w:t>
+      </w:r>
+      <w:r>
+        <w:rPr>
+          <w:rFonts w:ascii="Arial" w:hAnsi="Arial" w:cs="Arial"/>
+          <w:lang w:val="en-US"/>
+        </w:rPr>
+        <w:t>.</w:t>
+      </w:r>
+      <w:r>
+        <w:rPr>
+          <w:rFonts w:ascii="Arial" w:hAnsi="Arial" w:cs="Arial"/>
+          <w:lang w:val="en-US"/>
+        </w:rPr>
+        <w:t xml:space="preserve"> These elements </w:t>
+      </w:r>
+      <w:r>
+        <w:rPr>
+          <w:rFonts w:ascii="Arial" w:hAnsi="Arial" w:cs="Arial"/>
+          <w:lang w:val="en-US"/>
+        </w:rPr>
+        <w:t>create an organized structure of the page.</w:t>
+      </w:r>
+      <w:r>
+        <w:rPr>
+          <w:rFonts w:ascii="Arial" w:hAnsi="Arial" w:cs="Arial"/>
+          <w:lang w:val="en-US"/>
+        </w:rPr>
+        <w:t xml:space="preserve"> This description </w:t>
+      </w:r>
+      <w:r>
+        <w:rPr>
+          <w:rFonts w:ascii="Arial" w:hAnsi="Arial" w:cs="Arial"/>
+          <w:lang w:val="en-US"/>
+        </w:rPr>
+        <w:t>allows</w:t>
+      </w:r>
+      <w:r>
+        <w:rPr>
+          <w:rFonts w:ascii="Arial" w:hAnsi="Arial" w:cs="Arial"/>
+          <w:lang w:val="en-US"/>
+        </w:rPr>
+        <w:t xml:space="preserve"> screen readers to </w:t>
+      </w:r>
+      <w:r>
+        <w:rPr>
+          <w:rFonts w:ascii="Arial" w:hAnsi="Arial" w:cs="Arial"/>
+          <w:lang w:val="en-US"/>
+        </w:rPr>
+        <w:t xml:space="preserve">explain the content of an image to </w:t>
+      </w:r>
+      <w:r>
+        <w:rPr>
+          <w:rFonts w:ascii="Arial" w:hAnsi="Arial" w:cs="Arial"/>
+          <w:lang w:val="en-US"/>
+        </w:rPr>
+        <w:t>blind people</w:t>
+      </w:r>
+      <w:r>
+        <w:rPr>
+          <w:rFonts w:ascii="Arial" w:hAnsi="Arial" w:cs="Arial"/>
+          <w:lang w:val="en-US"/>
+        </w:rPr>
+        <w:t>.</w:t>
       </w:r>
       <w:r>
         <w:rPr>
@@ -784,21 +1921,56 @@
           <w:rFonts w:ascii="Arial" w:hAnsi="Arial" w:cs="Arial"/>
           <w:lang w:val="en-US"/>
         </w:rPr>
-        <w:t>to users</w:t>
-      </w:r>
-      <w:r>
-        <w:rPr>
-          <w:rFonts w:ascii="Arial" w:hAnsi="Arial" w:cs="Arial"/>
-          <w:lang w:val="en-US"/>
-        </w:rPr>
-        <w:t xml:space="preserve"> a</w:t>
-      </w:r>
-      <w:r>
-        <w:rPr>
-          <w:rFonts w:ascii="Arial" w:hAnsi="Arial" w:cs="Arial"/>
-          <w:lang w:val="en-US"/>
-        </w:rPr>
-        <w:t>nd announcements</w:t>
+        <w:t xml:space="preserve">Next, I put labels when I was creating </w:t>
+      </w:r>
+      <w:r>
+        <w:rPr>
+          <w:rFonts w:ascii="Arial" w:hAnsi="Arial" w:cs="Arial"/>
+          <w:lang w:val="en-US"/>
+        </w:rPr>
+        <w:t>form fields, so the</w:t>
+      </w:r>
+      <w:r>
+        <w:rPr>
+          <w:rFonts w:ascii="Arial" w:hAnsi="Arial" w:cs="Arial"/>
+          <w:lang w:val="en-US"/>
+        </w:rPr>
+        <w:t xml:space="preserve"> purpose</w:t>
+      </w:r>
+      <w:r>
+        <w:rPr>
+          <w:rFonts w:ascii="Arial" w:hAnsi="Arial" w:cs="Arial"/>
+          <w:lang w:val="en-US"/>
+        </w:rPr>
+        <w:t xml:space="preserve"> of the</w:t>
+      </w:r>
+      <w:r>
+        <w:rPr>
+          <w:rFonts w:ascii="Arial" w:hAnsi="Arial" w:cs="Arial"/>
+          <w:lang w:val="en-US"/>
+        </w:rPr>
+        <w:t xml:space="preserve"> form could be more </w:t>
+      </w:r>
+      <w:r>
+        <w:rPr>
+          <w:rFonts w:ascii="Arial" w:hAnsi="Arial" w:cs="Arial"/>
+          <w:lang w:val="en-US"/>
+        </w:rPr>
+        <w:t>understandable,</w:t>
+      </w:r>
+      <w:r>
+        <w:rPr>
+          <w:rFonts w:ascii="Arial" w:hAnsi="Arial" w:cs="Arial"/>
+          <w:lang w:val="en-US"/>
+        </w:rPr>
+        <w:t xml:space="preserve"> and users could see what they need to write</w:t>
+      </w:r>
+      <w:r>
+        <w:rPr>
+          <w:rFonts w:ascii="Arial" w:hAnsi="Arial" w:cs="Arial"/>
+          <w:lang w:val="en-US"/>
+        </w:rPr>
+        <w:t xml:space="preserve"> in each field</w:t>
       </w:r>
       <w:r>
         <w:rPr>
@@ -812,84 +1984,154 @@
           <w:rFonts w:ascii="Arial" w:hAnsi="Arial" w:cs="Arial"/>
           <w:lang w:val="en-US"/>
         </w:rPr>
-        <w:t xml:space="preserve"> Users can be quickly informed </w:t>
-      </w:r>
-      <w:r>
-        <w:rPr>
-          <w:rFonts w:ascii="Arial" w:hAnsi="Arial" w:cs="Arial"/>
-          <w:lang w:val="en-US"/>
-        </w:rPr>
-        <w:t xml:space="preserve">about the latest events without searching </w:t>
-      </w:r>
-      <w:r>
-        <w:rPr>
-          <w:rFonts w:ascii="Arial" w:hAnsi="Arial" w:cs="Arial"/>
-          <w:lang w:val="en-US"/>
-        </w:rPr>
-        <w:t>for hours.</w:t>
-      </w:r>
-      <w:r>
-        <w:rPr>
-          <w:rFonts w:ascii="Arial" w:hAnsi="Arial" w:cs="Arial"/>
-          <w:lang w:val="en-US"/>
-        </w:rPr>
-        <w:t xml:space="preserve"> The l</w:t>
-      </w:r>
-      <w:r>
-        <w:rPr>
-          <w:rFonts w:ascii="Arial" w:hAnsi="Arial" w:cs="Arial"/>
-          <w:lang w:val="en-US"/>
-        </w:rPr>
-        <w:t xml:space="preserve">atest activity was built through Bootstrap’s grid </w:t>
-      </w:r>
-      <w:r>
-        <w:rPr>
-          <w:rFonts w:ascii="Arial" w:hAnsi="Arial" w:cs="Arial"/>
-          <w:lang w:val="en-US"/>
-        </w:rPr>
-        <w:t>system</w:t>
-      </w:r>
-      <w:r>
-        <w:rPr>
-          <w:rFonts w:ascii="Arial" w:hAnsi="Arial" w:cs="Arial"/>
-          <w:lang w:val="en-US"/>
-        </w:rPr>
-        <w:t xml:space="preserve"> with a two column </w:t>
-      </w:r>
-      <w:r>
-        <w:rPr>
-          <w:rFonts w:ascii="Arial" w:hAnsi="Arial" w:cs="Arial"/>
-          <w:lang w:val="en-US"/>
-        </w:rPr>
-        <w:t>layout</w:t>
-      </w:r>
-      <w:r>
-        <w:rPr>
-          <w:rFonts w:ascii="Arial" w:hAnsi="Arial" w:cs="Arial"/>
-          <w:lang w:val="en-US"/>
-        </w:rPr>
-        <w:t>,</w:t>
-      </w:r>
-      <w:r>
-        <w:rPr>
-          <w:rFonts w:ascii="Arial" w:hAnsi="Arial" w:cs="Arial"/>
-          <w:lang w:val="en-US"/>
-        </w:rPr>
-        <w:t xml:space="preserve"> and it provides more details </w:t>
-      </w:r>
-      <w:r>
-        <w:rPr>
-          <w:rFonts w:ascii="Arial" w:hAnsi="Arial" w:cs="Arial"/>
-          <w:lang w:val="en-US"/>
-        </w:rPr>
-        <w:t xml:space="preserve">for anyone who is interested in learning </w:t>
-      </w:r>
-      <w:r>
-        <w:rPr>
-          <w:rFonts w:ascii="Arial" w:hAnsi="Arial" w:cs="Arial"/>
-          <w:lang w:val="en-US"/>
-        </w:rPr>
-        <w:t xml:space="preserve">more about the company. </w:t>
+        <w:t xml:space="preserve"> </w:t>
+      </w:r>
+      <w:r>
+        <w:rPr>
+          <w:rFonts w:ascii="Arial" w:hAnsi="Arial" w:cs="Arial"/>
+          <w:lang w:val="en-US"/>
+        </w:rPr>
+        <w:t xml:space="preserve">In order for the website to be fully responsive, the design should include colors </w:t>
+      </w:r>
+      <w:r>
+        <w:rPr>
+          <w:rFonts w:ascii="Arial" w:hAnsi="Arial" w:cs="Arial"/>
+          <w:lang w:val="en-US"/>
+        </w:rPr>
+        <w:t xml:space="preserve">and different </w:t>
+      </w:r>
+      <w:r>
+        <w:rPr>
+          <w:rFonts w:ascii="Arial" w:hAnsi="Arial" w:cs="Arial"/>
+          <w:lang w:val="en-US"/>
+        </w:rPr>
+        <w:t xml:space="preserve">style. For that reason, all buttons have different colors </w:t>
+      </w:r>
+      <w:r>
+        <w:rPr>
+          <w:rFonts w:ascii="Arial" w:hAnsi="Arial" w:cs="Arial"/>
+          <w:lang w:val="en-US"/>
+        </w:rPr>
+        <w:t>for a different meaning. For example, the “</w:t>
+      </w:r>
+      <w:r>
+        <w:rPr>
+          <w:rFonts w:ascii="Arial" w:hAnsi="Arial" w:cs="Arial"/>
+          <w:lang w:val="en-US"/>
+        </w:rPr>
+        <w:t>C</w:t>
+      </w:r>
+      <w:r>
+        <w:rPr>
+          <w:rFonts w:ascii="Arial" w:hAnsi="Arial" w:cs="Arial"/>
+          <w:lang w:val="en-US"/>
+        </w:rPr>
+        <w:t>omplete” button is green</w:t>
+      </w:r>
+      <w:r>
+        <w:rPr>
+          <w:rFonts w:ascii="Arial" w:hAnsi="Arial" w:cs="Arial"/>
+          <w:lang w:val="en-US"/>
+        </w:rPr>
+        <w:t xml:space="preserve">, the “Edit” button </w:t>
+      </w:r>
+      <w:r>
+        <w:rPr>
+          <w:rFonts w:ascii="Arial" w:hAnsi="Arial" w:cs="Arial"/>
+          <w:lang w:val="en-US"/>
+        </w:rPr>
+        <w:t>.</w:t>
+      </w:r>
+      <w:r>
+        <w:rPr>
+          <w:rFonts w:ascii="Arial" w:hAnsi="Arial" w:cs="Arial"/>
+          <w:lang w:val="en-US"/>
+        </w:rPr>
+        <w:t xml:space="preserve">is </w:t>
+      </w:r>
+      <w:r>
+        <w:rPr>
+          <w:rFonts w:ascii="Arial" w:hAnsi="Arial" w:cs="Arial"/>
+          <w:lang w:val="en-US"/>
+        </w:rPr>
+        <w:t>yellow</w:t>
+      </w:r>
+      <w:r>
+        <w:rPr>
+          <w:rFonts w:ascii="Arial" w:hAnsi="Arial" w:cs="Arial"/>
+          <w:lang w:val="en-US"/>
+        </w:rPr>
+        <w:t xml:space="preserve"> and the “</w:t>
+      </w:r>
+      <w:r>
+        <w:rPr>
+          <w:rFonts w:ascii="Arial" w:hAnsi="Arial" w:cs="Arial"/>
+          <w:lang w:val="en-US"/>
+        </w:rPr>
+        <w:t>D</w:t>
+      </w:r>
+      <w:r>
+        <w:rPr>
+          <w:rFonts w:ascii="Arial" w:hAnsi="Arial" w:cs="Arial"/>
+          <w:lang w:val="en-US"/>
+        </w:rPr>
+        <w:t xml:space="preserve">elete” button is red. </w:t>
+      </w:r>
+      <w:r>
+        <w:rPr>
+          <w:rFonts w:ascii="Arial" w:hAnsi="Arial" w:cs="Arial"/>
+          <w:lang w:val="en-US"/>
+        </w:rPr>
+        <w:t xml:space="preserve">I searched </w:t>
+      </w:r>
+      <w:r>
+        <w:rPr>
+          <w:rFonts w:ascii="Arial" w:hAnsi="Arial" w:cs="Arial"/>
+          <w:lang w:val="en-US"/>
+        </w:rPr>
+        <w:t>on</w:t>
+      </w:r>
+      <w:r>
+        <w:rPr>
+          <w:rFonts w:ascii="Arial" w:hAnsi="Arial" w:cs="Arial"/>
+          <w:lang w:val="en-US"/>
+        </w:rPr>
+        <w:t xml:space="preserve"> google </w:t>
+      </w:r>
+      <w:r>
+        <w:rPr>
+          <w:rFonts w:ascii="Arial" w:hAnsi="Arial" w:cs="Arial"/>
+          <w:lang w:val="en-US"/>
+        </w:rPr>
+        <w:t>the code for colors to use them in CSS</w:t>
+      </w:r>
+      <w:r>
+        <w:rPr>
+          <w:rFonts w:ascii="Arial" w:hAnsi="Arial" w:cs="Arial"/>
+          <w:lang w:val="en-US"/>
+        </w:rPr>
+        <w:t>/Bootstrap</w:t>
+      </w:r>
+      <w:r>
+        <w:rPr>
+          <w:rFonts w:ascii="Arial" w:hAnsi="Arial" w:cs="Arial"/>
+          <w:lang w:val="en-US"/>
+        </w:rPr>
+        <w:t xml:space="preserve"> file</w:t>
+      </w:r>
+      <w:r>
+        <w:rPr>
+          <w:rFonts w:ascii="Arial" w:hAnsi="Arial" w:cs="Arial"/>
+          <w:lang w:val="en-US"/>
+        </w:rPr>
+        <w:t>.</w:t>
+      </w:r>
+      <w:r>
+        <w:rPr>
+          <w:rFonts w:ascii="Arial" w:hAnsi="Arial" w:cs="Arial"/>
+          <w:lang w:val="en-US"/>
+        </w:rPr>
+        <w:t xml:space="preserve"> </w:t>
       </w:r>
     </w:p>
     <w:p>
@@ -902,1260 +2144,10 @@
       <w:r>
         <w:rPr>
           <w:rFonts w:ascii="Arial" w:hAnsi="Arial" w:cs="Arial"/>
-          <w:lang w:val="en-US"/>
-        </w:rPr>
-        <w:t xml:space="preserve">API integration was used for </w:t>
-      </w:r>
-      <w:r>
-        <w:rPr>
-          <w:rFonts w:ascii="Arial" w:hAnsi="Arial" w:cs="Arial"/>
-          <w:lang w:val="en-US"/>
-        </w:rPr>
-        <w:t>displaying a motivational quote dynamically</w:t>
-      </w:r>
-      <w:r>
-        <w:rPr>
-          <w:rFonts w:ascii="Arial" w:hAnsi="Arial" w:cs="Arial"/>
-          <w:lang w:val="en-US"/>
-        </w:rPr>
-        <w:t xml:space="preserve">. JavaScript </w:t>
-      </w:r>
-      <w:r>
-        <w:rPr>
-          <w:rFonts w:ascii="Arial" w:hAnsi="Arial" w:cs="Arial"/>
-          <w:lang w:val="en-US"/>
-        </w:rPr>
-        <w:t xml:space="preserve">requests a random quote from </w:t>
-      </w:r>
-      <w:r>
-        <w:rPr>
-          <w:rFonts w:ascii="Arial" w:hAnsi="Arial" w:cs="Arial"/>
-          <w:lang w:val="en-US"/>
-        </w:rPr>
-        <w:t>a link with random quotes</w:t>
-      </w:r>
-      <w:r>
-        <w:rPr>
-          <w:rFonts w:ascii="Arial" w:hAnsi="Arial" w:cs="Arial"/>
-          <w:lang w:val="en-US"/>
-        </w:rPr>
-        <w:t>, it receives json data</w:t>
-      </w:r>
-      <w:r>
-        <w:rPr>
-          <w:rFonts w:ascii="Arial" w:hAnsi="Arial" w:cs="Arial"/>
-          <w:lang w:val="en-US"/>
-        </w:rPr>
-        <w:t xml:space="preserve"> and it extracts the content which is the quote and the author. I created</w:t>
-      </w:r>
-      <w:r>
-        <w:rPr>
-          <w:rFonts w:ascii="Arial" w:hAnsi="Arial" w:cs="Arial"/>
-          <w:lang w:val="en-US"/>
-        </w:rPr>
-        <w:t xml:space="preserve"> a backup quote in case it does not work when the user enters the page. </w:t>
-      </w:r>
-      <w:r>
-        <w:rPr>
-          <w:rFonts w:ascii="Arial" w:hAnsi="Arial" w:cs="Arial"/>
-          <w:lang w:val="en-US"/>
-        </w:rPr>
-        <w:t>The quote is inside a box, so the user can distinguish it from the content</w:t>
-      </w:r>
-      <w:r>
-        <w:rPr>
-          <w:rFonts w:ascii="Arial" w:hAnsi="Arial" w:cs="Arial"/>
-          <w:lang w:val="en-US"/>
-        </w:rPr>
-        <w:t xml:space="preserve">. It is worth saying that the functionality for the quote is </w:t>
-      </w:r>
-      <w:r>
-        <w:rPr>
-          <w:rFonts w:ascii="Arial" w:hAnsi="Arial" w:cs="Arial"/>
-          <w:lang w:val="en-US"/>
-        </w:rPr>
-        <w:t xml:space="preserve">inside main.js because users can see it only </w:t>
-      </w:r>
-      <w:r>
-        <w:rPr>
-          <w:rFonts w:ascii="Arial" w:hAnsi="Arial" w:cs="Arial"/>
-          <w:lang w:val="en-US"/>
-        </w:rPr>
-        <w:t>on</w:t>
-      </w:r>
-      <w:r>
-        <w:rPr>
-          <w:rFonts w:ascii="Arial" w:hAnsi="Arial" w:cs="Arial"/>
-          <w:lang w:val="en-US"/>
-        </w:rPr>
-        <w:t xml:space="preserve"> this page. </w:t>
-      </w:r>
-    </w:p>
-    <w:p>
-      <w:pPr>
-        <w:rPr>
-          <w:rFonts w:ascii="Arial" w:hAnsi="Arial" w:cs="Arial"/>
-          <w:lang w:val="en-US"/>
-        </w:rPr>
-      </w:pPr>
-      <w:r>
-        <w:rPr>
-          <w:rFonts w:ascii="Arial" w:hAnsi="Arial" w:cs="Arial"/>
-          <w:lang w:val="en-US"/>
-        </w:rPr>
-        <w:t xml:space="preserve">In the About Page, I created a Bootstrap Carousel </w:t>
-      </w:r>
-      <w:r>
-        <w:rPr>
-          <w:rFonts w:ascii="Arial" w:hAnsi="Arial" w:cs="Arial"/>
-          <w:lang w:val="en-US"/>
-        </w:rPr>
-        <w:t xml:space="preserve">with several images to make the website more interesting. It can be rotated through the arrows </w:t>
-      </w:r>
-      <w:r>
-        <w:rPr>
-          <w:rFonts w:ascii="Arial" w:hAnsi="Arial" w:cs="Arial"/>
-          <w:lang w:val="en-US"/>
-        </w:rPr>
-        <w:t xml:space="preserve">by the </w:t>
-      </w:r>
-      <w:r>
-        <w:rPr>
-          <w:rFonts w:ascii="Arial" w:hAnsi="Arial" w:cs="Arial"/>
-          <w:lang w:val="en-US"/>
-        </w:rPr>
-        <w:t>users,</w:t>
-      </w:r>
-      <w:r>
-        <w:rPr>
-          <w:rFonts w:ascii="Arial" w:hAnsi="Arial" w:cs="Arial"/>
-          <w:lang w:val="en-US"/>
-        </w:rPr>
-        <w:t xml:space="preserve"> and the choice was taken</w:t>
-      </w:r>
-      <w:r>
-        <w:rPr>
-          <w:rFonts w:ascii="Arial" w:hAnsi="Arial" w:cs="Arial"/>
-          <w:lang w:val="en-US"/>
-        </w:rPr>
-        <w:t xml:space="preserve"> because multiple images </w:t>
-      </w:r>
-      <w:r>
-        <w:rPr>
-          <w:rFonts w:ascii="Arial" w:hAnsi="Arial" w:cs="Arial"/>
-          <w:lang w:val="en-US"/>
-        </w:rPr>
-        <w:t>can be displayed in the same area</w:t>
-      </w:r>
-      <w:r>
-        <w:rPr>
-          <w:rFonts w:ascii="Arial" w:hAnsi="Arial" w:cs="Arial"/>
-          <w:lang w:val="en-US"/>
-        </w:rPr>
-        <w:t>.</w:t>
-      </w:r>
-      <w:r>
-        <w:rPr>
-          <w:rFonts w:ascii="Arial" w:hAnsi="Arial" w:cs="Arial"/>
-          <w:lang w:val="en-US"/>
-        </w:rPr>
-        <w:t xml:space="preserve"> The content of the page represents the </w:t>
-      </w:r>
-      <w:r>
-        <w:rPr>
-          <w:rFonts w:ascii="Arial" w:hAnsi="Arial" w:cs="Arial"/>
-          <w:lang w:val="en-US"/>
-        </w:rPr>
-        <w:t xml:space="preserve">goals, mission, values, staff and services in an organized manner. </w:t>
-      </w:r>
-      <w:r>
-        <w:rPr>
-          <w:rFonts w:ascii="Arial" w:hAnsi="Arial" w:cs="Arial"/>
-          <w:lang w:val="en-US"/>
-        </w:rPr>
-        <w:t xml:space="preserve">As the user scrolls down the page, they see all details in service cards which were created </w:t>
-      </w:r>
-      <w:r>
-        <w:rPr>
-          <w:rFonts w:ascii="Arial" w:hAnsi="Arial" w:cs="Arial"/>
-          <w:lang w:val="en-US"/>
-        </w:rPr>
-        <w:t>with grid classes such as “col-md-4” so the</w:t>
-      </w:r>
-      <w:r>
-        <w:rPr>
-          <w:rFonts w:ascii="Arial" w:hAnsi="Arial" w:cs="Arial"/>
-          <w:lang w:val="en-US"/>
-        </w:rPr>
-        <w:t xml:space="preserve"> layout</w:t>
-      </w:r>
-      <w:r>
-        <w:rPr>
-          <w:rFonts w:ascii="Arial" w:hAnsi="Arial" w:cs="Arial"/>
-          <w:lang w:val="en-US"/>
-        </w:rPr>
-        <w:t xml:space="preserve"> will not change i</w:t>
-      </w:r>
-      <w:r>
-        <w:rPr>
-          <w:rFonts w:ascii="Arial" w:hAnsi="Arial" w:cs="Arial"/>
-          <w:lang w:val="en-US"/>
-        </w:rPr>
-        <w:t>n any case.</w:t>
-      </w:r>
-    </w:p>
-    <w:p>
-      <w:pPr>
-        <w:rPr>
-          <w:rFonts w:ascii="Arial" w:hAnsi="Arial" w:cs="Arial"/>
-          <w:lang w:val="en-US"/>
-        </w:rPr>
-      </w:pPr>
-      <w:r>
-        <w:rPr>
-          <w:rFonts w:ascii="Arial" w:hAnsi="Arial" w:cs="Arial"/>
-          <w:lang w:val="en-US"/>
-        </w:rPr>
-        <w:t xml:space="preserve">The </w:t>
-      </w:r>
-      <w:r>
-        <w:rPr>
-          <w:rFonts w:ascii="Arial" w:hAnsi="Arial" w:cs="Arial"/>
-          <w:lang w:val="en-US"/>
-        </w:rPr>
-        <w:t>E</w:t>
-      </w:r>
-      <w:r>
-        <w:rPr>
-          <w:rFonts w:ascii="Arial" w:hAnsi="Arial" w:cs="Arial"/>
-          <w:lang w:val="en-US"/>
-        </w:rPr>
-        <w:t xml:space="preserve">vents </w:t>
-      </w:r>
-      <w:r>
-        <w:rPr>
-          <w:rFonts w:ascii="Arial" w:hAnsi="Arial" w:cs="Arial"/>
-          <w:lang w:val="en-US"/>
-        </w:rPr>
-        <w:t>P</w:t>
-      </w:r>
-      <w:r>
-        <w:rPr>
-          <w:rFonts w:ascii="Arial" w:hAnsi="Arial" w:cs="Arial"/>
-          <w:lang w:val="en-US"/>
-        </w:rPr>
-        <w:t>age</w:t>
-      </w:r>
-      <w:r>
-        <w:rPr>
-          <w:rFonts w:ascii="Arial" w:hAnsi="Arial" w:cs="Arial"/>
-          <w:lang w:val="en-US"/>
-        </w:rPr>
-        <w:t xml:space="preserve"> </w:t>
-      </w:r>
-      <w:r>
-        <w:rPr>
-          <w:rFonts w:ascii="Arial" w:hAnsi="Arial" w:cs="Arial"/>
-          <w:lang w:val="en-US"/>
-        </w:rPr>
-        <w:t>allows users to browse the upcoming events and register to as many events as possible.</w:t>
-      </w:r>
-      <w:r>
-        <w:rPr>
-          <w:rFonts w:ascii="Arial" w:hAnsi="Arial" w:cs="Arial"/>
-          <w:lang w:val="en-US"/>
-        </w:rPr>
-        <w:t xml:space="preserve"> The event cards </w:t>
-      </w:r>
-      <w:r>
-        <w:rPr>
-          <w:rFonts w:ascii="Arial" w:hAnsi="Arial" w:cs="Arial"/>
-          <w:lang w:val="en-US"/>
-        </w:rPr>
-        <w:t xml:space="preserve">make every event </w:t>
-      </w:r>
-      <w:r>
-        <w:rPr>
-          <w:rFonts w:ascii="Arial" w:hAnsi="Arial" w:cs="Arial"/>
-          <w:lang w:val="en-US"/>
-        </w:rPr>
-        <w:t>unique,</w:t>
-      </w:r>
-      <w:r>
-        <w:rPr>
-          <w:rFonts w:ascii="Arial" w:hAnsi="Arial" w:cs="Arial"/>
-          <w:lang w:val="en-US"/>
-        </w:rPr>
-        <w:t xml:space="preserve"> and users </w:t>
-      </w:r>
-      <w:r>
-        <w:rPr>
-          <w:rFonts w:ascii="Arial" w:hAnsi="Arial" w:cs="Arial"/>
-          <w:lang w:val="en-US"/>
-        </w:rPr>
-        <w:t xml:space="preserve">can find the event quickly. </w:t>
-      </w:r>
-      <w:r>
-        <w:rPr>
-          <w:rFonts w:ascii="Arial" w:hAnsi="Arial" w:cs="Arial"/>
-          <w:lang w:val="en-US"/>
-        </w:rPr>
-        <w:t xml:space="preserve">The most important </w:t>
-      </w:r>
-      <w:r>
-        <w:rPr>
-          <w:rFonts w:ascii="Arial" w:hAnsi="Arial" w:cs="Arial"/>
-          <w:lang w:val="en-US"/>
-        </w:rPr>
-        <w:t>functionality</w:t>
-      </w:r>
-      <w:r>
-        <w:rPr>
-          <w:rFonts w:ascii="Arial" w:hAnsi="Arial" w:cs="Arial"/>
-          <w:lang w:val="en-US"/>
-        </w:rPr>
-        <w:t xml:space="preserve"> in this page is the registration system</w:t>
-      </w:r>
-      <w:r>
-        <w:rPr>
-          <w:rFonts w:ascii="Arial" w:hAnsi="Arial" w:cs="Arial"/>
-          <w:lang w:val="en-US"/>
-        </w:rPr>
-        <w:t xml:space="preserve">. </w:t>
-      </w:r>
-      <w:r>
-        <w:rPr>
-          <w:rFonts w:ascii="Arial" w:hAnsi="Arial" w:cs="Arial"/>
-          <w:lang w:val="en-US"/>
-        </w:rPr>
-        <w:t>I used</w:t>
-      </w:r>
-      <w:r>
-        <w:rPr>
-          <w:rFonts w:ascii="Arial" w:hAnsi="Arial" w:cs="Arial"/>
-          <w:lang w:val="en-US"/>
-        </w:rPr>
-        <w:t xml:space="preserve"> the “</w:t>
-      </w:r>
-      <w:proofErr w:type="spellStart"/>
-      <w:r>
-        <w:rPr>
-          <w:rFonts w:ascii="Arial" w:hAnsi="Arial" w:cs="Arial"/>
-          <w:lang w:val="en-US"/>
-        </w:rPr>
-        <w:t>querySelector</w:t>
-      </w:r>
-      <w:proofErr w:type="spellEnd"/>
-      <w:r>
-        <w:rPr>
-          <w:rFonts w:ascii="Arial" w:hAnsi="Arial" w:cs="Arial"/>
-          <w:lang w:val="en-US"/>
-        </w:rPr>
-        <w:t>” and “</w:t>
-      </w:r>
-      <w:proofErr w:type="spellStart"/>
-      <w:r>
-        <w:rPr>
-          <w:rFonts w:ascii="Arial" w:hAnsi="Arial" w:cs="Arial"/>
-          <w:lang w:val="en-US"/>
-        </w:rPr>
-        <w:t>querySelectorAll</w:t>
-      </w:r>
-      <w:proofErr w:type="spellEnd"/>
-      <w:r>
-        <w:rPr>
-          <w:rFonts w:ascii="Arial" w:hAnsi="Arial" w:cs="Arial"/>
-          <w:lang w:val="en-US"/>
-        </w:rPr>
-        <w:t xml:space="preserve">()” </w:t>
-      </w:r>
-      <w:r>
-        <w:rPr>
-          <w:rFonts w:ascii="Arial" w:hAnsi="Arial" w:cs="Arial"/>
-          <w:lang w:val="en-US"/>
-        </w:rPr>
-        <w:t>method</w:t>
-      </w:r>
-      <w:r>
-        <w:rPr>
-          <w:rFonts w:ascii="Arial" w:hAnsi="Arial" w:cs="Arial"/>
-          <w:lang w:val="en-US"/>
-        </w:rPr>
-        <w:t xml:space="preserve"> because there are many registration buttons</w:t>
-      </w:r>
-      <w:r>
-        <w:rPr>
-          <w:rFonts w:ascii="Arial" w:hAnsi="Arial" w:cs="Arial"/>
-          <w:lang w:val="en-US"/>
-        </w:rPr>
-        <w:t xml:space="preserve">. The variable </w:t>
-      </w:r>
-      <w:r>
-        <w:rPr>
-          <w:rFonts w:ascii="Arial" w:hAnsi="Arial" w:cs="Arial"/>
-          <w:lang w:val="en-US"/>
-        </w:rPr>
-        <w:t>count stores the total number of</w:t>
-      </w:r>
-      <w:r>
-        <w:rPr>
-          <w:rFonts w:ascii="Arial" w:hAnsi="Arial" w:cs="Arial"/>
-          <w:lang w:val="en-US"/>
-        </w:rPr>
-        <w:t xml:space="preserve"> registrations. When the user </w:t>
-      </w:r>
-      <w:r>
-        <w:rPr>
-          <w:rFonts w:ascii="Arial" w:hAnsi="Arial" w:cs="Arial"/>
-          <w:lang w:val="en-US"/>
-        </w:rPr>
-        <w:t xml:space="preserve">clicks on the button, an event listener is </w:t>
-      </w:r>
-      <w:r>
-        <w:rPr>
-          <w:rFonts w:ascii="Arial" w:hAnsi="Arial" w:cs="Arial"/>
-          <w:lang w:val="en-US"/>
-        </w:rPr>
-        <w:t xml:space="preserve">triggered, the counter increases by 1 and </w:t>
-      </w:r>
-      <w:r>
-        <w:rPr>
-          <w:rFonts w:ascii="Arial" w:hAnsi="Arial" w:cs="Arial"/>
-          <w:lang w:val="en-US"/>
-        </w:rPr>
-        <w:t xml:space="preserve">the number is </w:t>
-      </w:r>
-      <w:r>
-        <w:rPr>
-          <w:rFonts w:ascii="Arial" w:hAnsi="Arial" w:cs="Arial"/>
+          <w:noProof/>
           <w:lang w:val="en-US"/>
         </w:rPr>
         <w:lastRenderedPageBreak/>
-        <w:t>displayed at the top</w:t>
-      </w:r>
-      <w:r>
-        <w:rPr>
-          <w:rFonts w:ascii="Arial" w:hAnsi="Arial" w:cs="Arial"/>
-          <w:lang w:val="en-US"/>
-        </w:rPr>
-        <w:t xml:space="preserve"> immediately</w:t>
-      </w:r>
-      <w:r>
-        <w:rPr>
-          <w:rFonts w:ascii="Arial" w:hAnsi="Arial" w:cs="Arial"/>
-          <w:lang w:val="en-US"/>
-        </w:rPr>
-        <w:t>. In addition, the button changes form into “Registered” and it becomes disabled, so t</w:t>
-      </w:r>
-      <w:r>
-        <w:rPr>
-          <w:rFonts w:ascii="Arial" w:hAnsi="Arial" w:cs="Arial"/>
-          <w:lang w:val="en-US"/>
-        </w:rPr>
-        <w:t>he system prevents double registration on the same event accidentally.</w:t>
-      </w:r>
-      <w:r>
-        <w:rPr>
-          <w:rFonts w:ascii="Arial" w:hAnsi="Arial" w:cs="Arial"/>
-          <w:lang w:val="en-US"/>
-        </w:rPr>
-        <w:t xml:space="preserve"> Finally, a message appears </w:t>
-      </w:r>
-      <w:r>
-        <w:rPr>
-          <w:rFonts w:ascii="Arial" w:hAnsi="Arial" w:cs="Arial"/>
-          <w:lang w:val="en-US"/>
-        </w:rPr>
-        <w:t>when the user is registered</w:t>
-      </w:r>
-      <w:r>
-        <w:rPr>
-          <w:rFonts w:ascii="Arial" w:hAnsi="Arial" w:cs="Arial"/>
-          <w:lang w:val="en-US"/>
-        </w:rPr>
-        <w:t xml:space="preserve"> </w:t>
-      </w:r>
-      <w:r>
-        <w:rPr>
-          <w:rFonts w:ascii="Arial" w:hAnsi="Arial" w:cs="Arial"/>
-          <w:lang w:val="en-US"/>
-        </w:rPr>
-        <w:t xml:space="preserve">as </w:t>
-      </w:r>
-      <w:r>
-        <w:rPr>
-          <w:rFonts w:ascii="Arial" w:hAnsi="Arial" w:cs="Arial"/>
-          <w:lang w:val="en-US"/>
-        </w:rPr>
-        <w:t xml:space="preserve">a form of </w:t>
-      </w:r>
-      <w:r>
-        <w:rPr>
-          <w:rFonts w:ascii="Arial" w:hAnsi="Arial" w:cs="Arial"/>
-          <w:lang w:val="en-US"/>
-        </w:rPr>
-        <w:t>feedback</w:t>
-      </w:r>
-      <w:r>
-        <w:rPr>
-          <w:rFonts w:ascii="Arial" w:hAnsi="Arial" w:cs="Arial"/>
-          <w:lang w:val="en-US"/>
-        </w:rPr>
-        <w:t>.</w:t>
-      </w:r>
-      <w:r>
-        <w:rPr>
-          <w:rFonts w:ascii="Arial" w:hAnsi="Arial" w:cs="Arial"/>
-          <w:lang w:val="en-US"/>
-        </w:rPr>
-        <w:t xml:space="preserve"> Th</w:t>
-      </w:r>
-      <w:r>
-        <w:rPr>
-          <w:rFonts w:ascii="Arial" w:hAnsi="Arial" w:cs="Arial"/>
-          <w:lang w:val="en-US"/>
-        </w:rPr>
-        <w:t>e</w:t>
-      </w:r>
-      <w:r>
-        <w:rPr>
-          <w:rFonts w:ascii="Arial" w:hAnsi="Arial" w:cs="Arial"/>
-          <w:lang w:val="en-US"/>
-        </w:rPr>
-        <w:t xml:space="preserve"> </w:t>
-      </w:r>
-      <w:r>
-        <w:rPr>
-          <w:rFonts w:ascii="Arial" w:hAnsi="Arial" w:cs="Arial"/>
-          <w:lang w:val="en-US"/>
-        </w:rPr>
-        <w:t xml:space="preserve">purpose of </w:t>
-      </w:r>
-      <w:r>
-        <w:rPr>
-          <w:rFonts w:ascii="Arial" w:hAnsi="Arial" w:cs="Arial"/>
-          <w:lang w:val="en-US"/>
-        </w:rPr>
-        <w:t>DOM manipulation</w:t>
-      </w:r>
-      <w:r>
-        <w:rPr>
-          <w:rFonts w:ascii="Arial" w:hAnsi="Arial" w:cs="Arial"/>
-          <w:lang w:val="en-US"/>
-        </w:rPr>
-        <w:t xml:space="preserve"> in this page is to update actions </w:t>
-      </w:r>
-      <w:r>
-        <w:rPr>
-          <w:rFonts w:ascii="Arial" w:hAnsi="Arial" w:cs="Arial"/>
-          <w:lang w:val="en-US"/>
-        </w:rPr>
-        <w:t xml:space="preserve">without obliging the user to reload the page. </w:t>
-      </w:r>
-      <w:r>
-        <w:rPr>
-          <w:rFonts w:ascii="Arial" w:hAnsi="Arial" w:cs="Arial"/>
-          <w:lang w:val="en-US"/>
-        </w:rPr>
-        <w:t xml:space="preserve">Instant confirmation creates a sense of trust to </w:t>
-      </w:r>
-      <w:r>
-        <w:rPr>
-          <w:rFonts w:ascii="Arial" w:hAnsi="Arial" w:cs="Arial"/>
-          <w:lang w:val="en-US"/>
-        </w:rPr>
-        <w:t>users,</w:t>
-      </w:r>
-      <w:r>
-        <w:rPr>
-          <w:rFonts w:ascii="Arial" w:hAnsi="Arial" w:cs="Arial"/>
-          <w:lang w:val="en-US"/>
-        </w:rPr>
-        <w:t xml:space="preserve"> </w:t>
-      </w:r>
-      <w:r>
-        <w:rPr>
-          <w:rFonts w:ascii="Arial" w:hAnsi="Arial" w:cs="Arial"/>
-          <w:lang w:val="en-US"/>
-        </w:rPr>
-        <w:t xml:space="preserve">and the website is considered trustworthy. </w:t>
-      </w:r>
-      <w:r>
-        <w:rPr>
-          <w:rFonts w:ascii="Arial" w:hAnsi="Arial" w:cs="Arial"/>
-          <w:lang w:val="en-US"/>
-        </w:rPr>
-        <w:t xml:space="preserve"> </w:t>
-      </w:r>
-    </w:p>
-    <w:p>
-      <w:pPr>
-        <w:rPr>
-          <w:rFonts w:ascii="Arial" w:hAnsi="Arial" w:cs="Arial"/>
-          <w:lang w:val="en-US"/>
-        </w:rPr>
-      </w:pPr>
-      <w:r>
-        <w:rPr>
-          <w:rFonts w:ascii="Arial" w:hAnsi="Arial" w:cs="Arial"/>
-          <w:lang w:val="en-US"/>
-        </w:rPr>
-        <w:t xml:space="preserve">The Contact Page includes a form submission </w:t>
-      </w:r>
-      <w:r>
-        <w:rPr>
-          <w:rFonts w:ascii="Arial" w:hAnsi="Arial" w:cs="Arial"/>
-          <w:lang w:val="en-US"/>
-        </w:rPr>
-        <w:t xml:space="preserve">for users to send a message or a question to the company. </w:t>
-      </w:r>
-      <w:r>
-        <w:rPr>
-          <w:rFonts w:ascii="Arial" w:hAnsi="Arial" w:cs="Arial"/>
-          <w:lang w:val="en-US"/>
-        </w:rPr>
-        <w:t>The form has the following fields: name, email, subject, message</w:t>
-      </w:r>
-      <w:r>
-        <w:rPr>
-          <w:rFonts w:ascii="Arial" w:hAnsi="Arial" w:cs="Arial"/>
-          <w:lang w:val="en-US"/>
-        </w:rPr>
-        <w:t xml:space="preserve"> and it was created with Bootstrap components. </w:t>
-      </w:r>
-      <w:r>
-        <w:rPr>
-          <w:rFonts w:ascii="Arial" w:hAnsi="Arial" w:cs="Arial"/>
-          <w:lang w:val="en-US"/>
-        </w:rPr>
-        <w:t xml:space="preserve">However, form validation was needed to prevent users </w:t>
-      </w:r>
-      <w:r>
-        <w:rPr>
-          <w:rFonts w:ascii="Arial" w:hAnsi="Arial" w:cs="Arial"/>
-          <w:lang w:val="en-US"/>
-        </w:rPr>
-        <w:t>from submitting incorrect information because the company would not understand the purpose of the form. The validation</w:t>
-      </w:r>
-      <w:r>
-        <w:rPr>
-          <w:rFonts w:ascii="Arial" w:hAnsi="Arial" w:cs="Arial"/>
-          <w:lang w:val="en-US"/>
-        </w:rPr>
-        <w:t xml:space="preserve"> checks if all fields are completed and if they have the correct format. For better responsiveness, error messages appear if they do not follow </w:t>
-      </w:r>
-      <w:r>
-        <w:rPr>
-          <w:rFonts w:ascii="Arial" w:hAnsi="Arial" w:cs="Arial"/>
-          <w:lang w:val="en-US"/>
-        </w:rPr>
-        <w:t xml:space="preserve">the proper format, so they cannot submit the form if they have </w:t>
-      </w:r>
-      <w:r>
-        <w:rPr>
-          <w:rFonts w:ascii="Arial" w:hAnsi="Arial" w:cs="Arial"/>
-          <w:lang w:val="en-US"/>
-        </w:rPr>
-        <w:t xml:space="preserve">wrong input. Google Maps was also integrated at the end of the page, but </w:t>
-      </w:r>
-      <w:r>
-        <w:rPr>
-          <w:rFonts w:ascii="Arial" w:hAnsi="Arial" w:cs="Arial"/>
-          <w:lang w:val="en-US"/>
-        </w:rPr>
-        <w:t xml:space="preserve">it does not loading due to restrictions. </w:t>
-      </w:r>
-    </w:p>
-    <w:p>
-      <w:pPr>
-        <w:rPr>
-          <w:rFonts w:ascii="Arial" w:hAnsi="Arial" w:cs="Arial"/>
-          <w:sz w:val="26"/>
-          <w:szCs w:val="26"/>
-          <w:u w:val="single"/>
-          <w:lang w:val="en-US"/>
-        </w:rPr>
-      </w:pPr>
-      <w:r>
-        <w:rPr>
-          <w:rFonts w:ascii="Arial" w:hAnsi="Arial" w:cs="Arial"/>
-          <w:sz w:val="26"/>
-          <w:szCs w:val="26"/>
-          <w:u w:val="single"/>
-          <w:lang w:val="en-US"/>
-        </w:rPr>
-        <w:t xml:space="preserve">GitHub Repository </w:t>
-      </w:r>
-    </w:p>
-    <w:p>
-      <w:pPr>
-        <w:rPr>
-          <w:rFonts w:ascii="Arial" w:hAnsi="Arial" w:cs="Arial"/>
-          <w:lang w:val="en-US"/>
-        </w:rPr>
-      </w:pPr>
-      <w:r>
-        <w:rPr>
-          <w:rFonts w:ascii="Arial" w:hAnsi="Arial" w:cs="Arial"/>
-          <w:lang w:val="en-US"/>
-        </w:rPr>
-        <w:t xml:space="preserve">Git &amp; GitHub was used for version control. More specifically, </w:t>
-      </w:r>
-      <w:r>
-        <w:rPr>
-          <w:rFonts w:ascii="Arial" w:hAnsi="Arial" w:cs="Arial"/>
-          <w:lang w:val="en-US"/>
-        </w:rPr>
-        <w:t xml:space="preserve">it was used to track changes and save them into the repository. </w:t>
-      </w:r>
-      <w:r>
-        <w:rPr>
-          <w:rFonts w:ascii="Arial" w:hAnsi="Arial" w:cs="Arial"/>
-          <w:lang w:val="en-US"/>
-        </w:rPr>
-        <w:t>While I was creating the website and developing code, I created commits in Git and GitHub desktop</w:t>
-      </w:r>
-      <w:r>
-        <w:rPr>
-          <w:rFonts w:ascii="Arial" w:hAnsi="Arial" w:cs="Arial"/>
-          <w:lang w:val="en-US"/>
-        </w:rPr>
-        <w:t xml:space="preserve">. In this way, the local project in my desktop was synchronized with GitHub </w:t>
-      </w:r>
-      <w:r>
-        <w:rPr>
-          <w:rFonts w:ascii="Arial" w:hAnsi="Arial" w:cs="Arial"/>
-          <w:lang w:val="en-US"/>
-        </w:rPr>
-        <w:t xml:space="preserve">so anyone could see all actions taken </w:t>
-      </w:r>
-      <w:r>
-        <w:rPr>
-          <w:rFonts w:ascii="Arial" w:hAnsi="Arial" w:cs="Arial"/>
-          <w:lang w:val="en-US"/>
-        </w:rPr>
-        <w:t xml:space="preserve">and all changes I made. </w:t>
-      </w:r>
-      <w:r>
-        <w:rPr>
-          <w:rFonts w:ascii="Arial" w:hAnsi="Arial" w:cs="Arial"/>
-          <w:lang w:val="en-US"/>
-        </w:rPr>
-        <w:t xml:space="preserve">It is important to mention that when I fixed errors, GitHub on desktop would </w:t>
-      </w:r>
-      <w:r>
-        <w:rPr>
-          <w:rFonts w:ascii="Arial" w:hAnsi="Arial" w:cs="Arial"/>
-          <w:lang w:val="en-US"/>
-        </w:rPr>
-        <w:t xml:space="preserve">display exactly the lines of the code </w:t>
-      </w:r>
-      <w:r>
-        <w:rPr>
-          <w:rFonts w:ascii="Arial" w:hAnsi="Arial" w:cs="Arial"/>
-          <w:lang w:val="en-US"/>
-        </w:rPr>
-        <w:t xml:space="preserve">for users </w:t>
-      </w:r>
-      <w:r>
-        <w:rPr>
-          <w:rFonts w:ascii="Arial" w:hAnsi="Arial" w:cs="Arial"/>
-          <w:lang w:val="en-US"/>
-        </w:rPr>
-        <w:t xml:space="preserve">to see the difference between them. </w:t>
-      </w:r>
-      <w:r>
-        <w:rPr>
-          <w:rFonts w:ascii="Arial" w:hAnsi="Arial" w:cs="Arial"/>
-          <w:lang w:val="en-US"/>
-        </w:rPr>
-        <w:t>Another</w:t>
-      </w:r>
-      <w:r>
-        <w:rPr>
-          <w:rFonts w:ascii="Arial" w:hAnsi="Arial" w:cs="Arial"/>
-          <w:lang w:val="en-US"/>
-        </w:rPr>
-        <w:t xml:space="preserve"> positive thing about GitHub is that </w:t>
-      </w:r>
-      <w:r>
-        <w:rPr>
-          <w:rFonts w:ascii="Arial" w:hAnsi="Arial" w:cs="Arial"/>
-          <w:lang w:val="en-US"/>
-        </w:rPr>
-        <w:t>it keeps old versions of the code, so when I made a mistake</w:t>
-      </w:r>
-      <w:r>
-        <w:rPr>
-          <w:rFonts w:ascii="Arial" w:hAnsi="Arial" w:cs="Arial"/>
-          <w:lang w:val="en-US"/>
-        </w:rPr>
-        <w:t xml:space="preserve"> in tasks.html</w:t>
-      </w:r>
-      <w:r>
-        <w:rPr>
-          <w:rFonts w:ascii="Arial" w:hAnsi="Arial" w:cs="Arial"/>
-          <w:lang w:val="en-US"/>
-        </w:rPr>
-        <w:t xml:space="preserve">, I lost the code </w:t>
-      </w:r>
-      <w:r>
-        <w:rPr>
-          <w:rFonts w:ascii="Arial" w:hAnsi="Arial" w:cs="Arial"/>
-          <w:lang w:val="en-US"/>
-        </w:rPr>
-        <w:t xml:space="preserve">and I </w:t>
-      </w:r>
-      <w:r>
-        <w:rPr>
-          <w:rFonts w:ascii="Arial" w:hAnsi="Arial" w:cs="Arial"/>
-          <w:lang w:val="en-US"/>
-        </w:rPr>
-        <w:t xml:space="preserve">restored it from commit history. </w:t>
-      </w:r>
-    </w:p>
-    <w:p>
-      <w:pPr>
-        <w:rPr>
-          <w:rFonts w:ascii="Arial" w:hAnsi="Arial" w:cs="Arial"/>
-          <w:lang w:val="en-US"/>
-        </w:rPr>
-      </w:pPr>
-      <w:r>
-        <w:rPr>
-          <w:rFonts w:ascii="Arial" w:hAnsi="Arial" w:cs="Arial"/>
-          <w:lang w:val="en-US"/>
-        </w:rPr>
-        <w:t xml:space="preserve">Google Chrome LightHouse was used to </w:t>
-      </w:r>
-      <w:r>
-        <w:rPr>
-          <w:rFonts w:ascii="Arial" w:hAnsi="Arial" w:cs="Arial"/>
-          <w:lang w:val="en-US"/>
-        </w:rPr>
-        <w:t>evaluate website’s accessibility, SEO and performance</w:t>
-      </w:r>
-      <w:r>
-        <w:rPr>
-          <w:rFonts w:ascii="Arial" w:hAnsi="Arial" w:cs="Arial"/>
-          <w:lang w:val="en-US"/>
-        </w:rPr>
-        <w:t xml:space="preserve"> when it was complete</w:t>
-      </w:r>
-      <w:r>
-        <w:rPr>
-          <w:rFonts w:ascii="Arial" w:hAnsi="Arial" w:cs="Arial"/>
-          <w:lang w:val="en-US"/>
-        </w:rPr>
-        <w:t>.</w:t>
-      </w:r>
-      <w:r>
-        <w:rPr>
-          <w:rFonts w:ascii="Arial" w:hAnsi="Arial" w:cs="Arial"/>
-          <w:lang w:val="en-US"/>
-        </w:rPr>
-        <w:t xml:space="preserve"> In the screenshots, we can see th</w:t>
-      </w:r>
-      <w:r>
-        <w:rPr>
-          <w:rFonts w:ascii="Arial" w:hAnsi="Arial" w:cs="Arial"/>
-          <w:lang w:val="en-US"/>
-        </w:rPr>
-        <w:t xml:space="preserve">e results </w:t>
-      </w:r>
-      <w:r>
-        <w:rPr>
-          <w:rFonts w:ascii="Arial" w:hAnsi="Arial" w:cs="Arial"/>
-          <w:lang w:val="en-US"/>
-        </w:rPr>
-        <w:t xml:space="preserve">from the audits </w:t>
-      </w:r>
-      <w:r>
-        <w:rPr>
-          <w:rFonts w:ascii="Arial" w:hAnsi="Arial" w:cs="Arial"/>
-          <w:lang w:val="en-US"/>
-        </w:rPr>
-        <w:t xml:space="preserve">which </w:t>
-      </w:r>
-      <w:r>
-        <w:rPr>
-          <w:rFonts w:ascii="Arial" w:hAnsi="Arial" w:cs="Arial"/>
-          <w:lang w:val="en-US"/>
-        </w:rPr>
-        <w:t>confirm</w:t>
-      </w:r>
-      <w:r>
-        <w:rPr>
-          <w:rFonts w:ascii="Arial" w:hAnsi="Arial" w:cs="Arial"/>
-          <w:lang w:val="en-US"/>
-        </w:rPr>
-        <w:t xml:space="preserve"> that the website uses</w:t>
-      </w:r>
-      <w:r>
-        <w:rPr>
-          <w:rFonts w:ascii="Arial" w:hAnsi="Arial" w:cs="Arial"/>
-          <w:lang w:val="en-US"/>
-        </w:rPr>
-        <w:t xml:space="preserve"> the necessary elements to have accessibility and responsiveness. </w:t>
-      </w:r>
-      <w:r>
-        <w:rPr>
-          <w:rFonts w:ascii="Arial" w:hAnsi="Arial" w:cs="Arial"/>
-          <w:lang w:val="en-US"/>
-        </w:rPr>
-        <w:t xml:space="preserve">In the code, </w:t>
-      </w:r>
-      <w:r>
-        <w:rPr>
-          <w:rFonts w:ascii="Arial" w:hAnsi="Arial" w:cs="Arial"/>
-          <w:lang w:val="en-US"/>
-        </w:rPr>
-        <w:t xml:space="preserve">the first thing </w:t>
-      </w:r>
-      <w:r>
-        <w:rPr>
-          <w:rFonts w:ascii="Arial" w:hAnsi="Arial" w:cs="Arial"/>
-          <w:lang w:val="en-US"/>
-        </w:rPr>
-        <w:t>I added</w:t>
-      </w:r>
-      <w:r>
-        <w:rPr>
-          <w:rFonts w:ascii="Arial" w:hAnsi="Arial" w:cs="Arial"/>
-          <w:lang w:val="en-US"/>
-        </w:rPr>
-        <w:t xml:space="preserve"> was</w:t>
-      </w:r>
-      <w:r>
-        <w:rPr>
-          <w:rFonts w:ascii="Arial" w:hAnsi="Arial" w:cs="Arial"/>
-          <w:lang w:val="en-US"/>
-        </w:rPr>
-        <w:t xml:space="preserve"> alt text for all images and semantic HTML elements</w:t>
-      </w:r>
-      <w:r>
-        <w:rPr>
-          <w:rFonts w:ascii="Arial" w:hAnsi="Arial" w:cs="Arial"/>
-          <w:lang w:val="en-US"/>
-        </w:rPr>
-        <w:t xml:space="preserve"> (</w:t>
-      </w:r>
-      <w:r>
-        <w:rPr>
-          <w:rFonts w:ascii="Arial" w:hAnsi="Arial" w:cs="Arial"/>
-          <w:lang w:val="en-US"/>
-        </w:rPr>
-        <w:t>nav, main, header, section, footer)</w:t>
-      </w:r>
-      <w:r>
-        <w:rPr>
-          <w:rFonts w:ascii="Arial" w:hAnsi="Arial" w:cs="Arial"/>
-          <w:lang w:val="en-US"/>
-        </w:rPr>
-        <w:t>.</w:t>
-      </w:r>
-      <w:r>
-        <w:rPr>
-          <w:rFonts w:ascii="Arial" w:hAnsi="Arial" w:cs="Arial"/>
-          <w:lang w:val="en-US"/>
-        </w:rPr>
-        <w:t xml:space="preserve"> These elements </w:t>
-      </w:r>
-      <w:r>
-        <w:rPr>
-          <w:rFonts w:ascii="Arial" w:hAnsi="Arial" w:cs="Arial"/>
-          <w:lang w:val="en-US"/>
-        </w:rPr>
-        <w:t>create an organized structure of the page.</w:t>
-      </w:r>
-      <w:r>
-        <w:rPr>
-          <w:rFonts w:ascii="Arial" w:hAnsi="Arial" w:cs="Arial"/>
-          <w:lang w:val="en-US"/>
-        </w:rPr>
-        <w:t xml:space="preserve"> This description </w:t>
-      </w:r>
-      <w:r>
-        <w:rPr>
-          <w:rFonts w:ascii="Arial" w:hAnsi="Arial" w:cs="Arial"/>
-          <w:lang w:val="en-US"/>
-        </w:rPr>
-        <w:t>allows</w:t>
-      </w:r>
-      <w:r>
-        <w:rPr>
-          <w:rFonts w:ascii="Arial" w:hAnsi="Arial" w:cs="Arial"/>
-          <w:lang w:val="en-US"/>
-        </w:rPr>
-        <w:t xml:space="preserve"> screen readers to </w:t>
-      </w:r>
-      <w:r>
-        <w:rPr>
-          <w:rFonts w:ascii="Arial" w:hAnsi="Arial" w:cs="Arial"/>
-          <w:lang w:val="en-US"/>
-        </w:rPr>
-        <w:t xml:space="preserve">explain the content of an image to </w:t>
-      </w:r>
-      <w:r>
-        <w:rPr>
-          <w:rFonts w:ascii="Arial" w:hAnsi="Arial" w:cs="Arial"/>
-          <w:lang w:val="en-US"/>
-        </w:rPr>
-        <w:t>blind people</w:t>
-      </w:r>
-      <w:r>
-        <w:rPr>
-          <w:rFonts w:ascii="Arial" w:hAnsi="Arial" w:cs="Arial"/>
-          <w:lang w:val="en-US"/>
-        </w:rPr>
-        <w:t>.</w:t>
-      </w:r>
-      <w:r>
-        <w:rPr>
-          <w:rFonts w:ascii="Arial" w:hAnsi="Arial" w:cs="Arial"/>
-          <w:lang w:val="en-US"/>
-        </w:rPr>
-        <w:t xml:space="preserve"> </w:t>
-      </w:r>
-      <w:r>
-        <w:rPr>
-          <w:rFonts w:ascii="Arial" w:hAnsi="Arial" w:cs="Arial"/>
-          <w:lang w:val="en-US"/>
-        </w:rPr>
-        <w:t xml:space="preserve">Next, I put labels when I was creating </w:t>
-      </w:r>
-      <w:r>
-        <w:rPr>
-          <w:rFonts w:ascii="Arial" w:hAnsi="Arial" w:cs="Arial"/>
-          <w:lang w:val="en-US"/>
-        </w:rPr>
-        <w:t>form fields, so the</w:t>
-      </w:r>
-      <w:r>
-        <w:rPr>
-          <w:rFonts w:ascii="Arial" w:hAnsi="Arial" w:cs="Arial"/>
-          <w:lang w:val="en-US"/>
-        </w:rPr>
-        <w:t xml:space="preserve"> purpose</w:t>
-      </w:r>
-      <w:r>
-        <w:rPr>
-          <w:rFonts w:ascii="Arial" w:hAnsi="Arial" w:cs="Arial"/>
-          <w:lang w:val="en-US"/>
-        </w:rPr>
-        <w:t xml:space="preserve"> of the</w:t>
-      </w:r>
-      <w:r>
-        <w:rPr>
-          <w:rFonts w:ascii="Arial" w:hAnsi="Arial" w:cs="Arial"/>
-          <w:lang w:val="en-US"/>
-        </w:rPr>
-        <w:t xml:space="preserve"> form could be more </w:t>
-      </w:r>
-      <w:r>
-        <w:rPr>
-          <w:rFonts w:ascii="Arial" w:hAnsi="Arial" w:cs="Arial"/>
-          <w:lang w:val="en-US"/>
-        </w:rPr>
-        <w:t>understandable,</w:t>
-      </w:r>
-      <w:r>
-        <w:rPr>
-          <w:rFonts w:ascii="Arial" w:hAnsi="Arial" w:cs="Arial"/>
-          <w:lang w:val="en-US"/>
-        </w:rPr>
-        <w:t xml:space="preserve"> and users could see what they need to write</w:t>
-      </w:r>
-      <w:r>
-        <w:rPr>
-          <w:rFonts w:ascii="Arial" w:hAnsi="Arial" w:cs="Arial"/>
-          <w:lang w:val="en-US"/>
-        </w:rPr>
-        <w:t xml:space="preserve"> in each field</w:t>
-      </w:r>
-      <w:r>
-        <w:rPr>
-          <w:rFonts w:ascii="Arial" w:hAnsi="Arial" w:cs="Arial"/>
-          <w:lang w:val="en-US"/>
-        </w:rPr>
-        <w:t>.</w:t>
-      </w:r>
-      <w:r>
-        <w:rPr>
-          <w:rFonts w:ascii="Arial" w:hAnsi="Arial" w:cs="Arial"/>
-          <w:lang w:val="en-US"/>
-        </w:rPr>
-        <w:t xml:space="preserve"> </w:t>
-      </w:r>
-      <w:r>
-        <w:rPr>
-          <w:rFonts w:ascii="Arial" w:hAnsi="Arial" w:cs="Arial"/>
-          <w:lang w:val="en-US"/>
-        </w:rPr>
-        <w:t xml:space="preserve">In order for the website to be fully responsive, the design should include colors </w:t>
-      </w:r>
-      <w:r>
-        <w:rPr>
-          <w:rFonts w:ascii="Arial" w:hAnsi="Arial" w:cs="Arial"/>
-          <w:lang w:val="en-US"/>
-        </w:rPr>
-        <w:t xml:space="preserve">and different </w:t>
-      </w:r>
-      <w:r>
-        <w:rPr>
-          <w:rFonts w:ascii="Arial" w:hAnsi="Arial" w:cs="Arial"/>
-          <w:lang w:val="en-US"/>
-        </w:rPr>
-        <w:t xml:space="preserve">style. For that reason, all buttons have different colors </w:t>
-      </w:r>
-      <w:r>
-        <w:rPr>
-          <w:rFonts w:ascii="Arial" w:hAnsi="Arial" w:cs="Arial"/>
-          <w:lang w:val="en-US"/>
-        </w:rPr>
-        <w:t>for a different meaning. For example, the “</w:t>
-      </w:r>
-      <w:r>
-        <w:rPr>
-          <w:rFonts w:ascii="Arial" w:hAnsi="Arial" w:cs="Arial"/>
-          <w:lang w:val="en-US"/>
-        </w:rPr>
-        <w:t>C</w:t>
-      </w:r>
-      <w:r>
-        <w:rPr>
-          <w:rFonts w:ascii="Arial" w:hAnsi="Arial" w:cs="Arial"/>
-          <w:lang w:val="en-US"/>
-        </w:rPr>
-        <w:t>omplete” button is green</w:t>
-      </w:r>
-      <w:r>
-        <w:rPr>
-          <w:rFonts w:ascii="Arial" w:hAnsi="Arial" w:cs="Arial"/>
-          <w:lang w:val="en-US"/>
-        </w:rPr>
-        <w:t xml:space="preserve">, the “Edit” button </w:t>
-      </w:r>
-      <w:r>
-        <w:rPr>
-          <w:rFonts w:ascii="Arial" w:hAnsi="Arial" w:cs="Arial"/>
-          <w:lang w:val="en-US"/>
-        </w:rPr>
-        <w:t>.</w:t>
-      </w:r>
-      <w:r>
-        <w:rPr>
-          <w:rFonts w:ascii="Arial" w:hAnsi="Arial" w:cs="Arial"/>
-          <w:lang w:val="en-US"/>
-        </w:rPr>
-        <w:t xml:space="preserve">is </w:t>
-      </w:r>
-      <w:r>
-        <w:rPr>
-          <w:rFonts w:ascii="Arial" w:hAnsi="Arial" w:cs="Arial"/>
-          <w:lang w:val="en-US"/>
-        </w:rPr>
-        <w:t>yellow</w:t>
-      </w:r>
-      <w:r>
-        <w:rPr>
-          <w:rFonts w:ascii="Arial" w:hAnsi="Arial" w:cs="Arial"/>
-          <w:lang w:val="en-US"/>
-        </w:rPr>
-        <w:t xml:space="preserve"> and the “</w:t>
-      </w:r>
-      <w:r>
-        <w:rPr>
-          <w:rFonts w:ascii="Arial" w:hAnsi="Arial" w:cs="Arial"/>
-          <w:lang w:val="en-US"/>
-        </w:rPr>
-        <w:t>D</w:t>
-      </w:r>
-      <w:r>
-        <w:rPr>
-          <w:rFonts w:ascii="Arial" w:hAnsi="Arial" w:cs="Arial"/>
-          <w:lang w:val="en-US"/>
-        </w:rPr>
-        <w:t xml:space="preserve">elete” </w:t>
-      </w:r>
-      <w:r>
-        <w:rPr>
-          <w:rFonts w:ascii="Arial" w:hAnsi="Arial" w:cs="Arial"/>
-          <w:lang w:val="en-US"/>
-        </w:rPr>
-        <w:lastRenderedPageBreak/>
-        <w:t xml:space="preserve">button is red. </w:t>
-      </w:r>
-      <w:r>
-        <w:rPr>
-          <w:rFonts w:ascii="Arial" w:hAnsi="Arial" w:cs="Arial"/>
-          <w:lang w:val="en-US"/>
-        </w:rPr>
-        <w:t xml:space="preserve">I searched </w:t>
-      </w:r>
-      <w:r>
-        <w:rPr>
-          <w:rFonts w:ascii="Arial" w:hAnsi="Arial" w:cs="Arial"/>
-          <w:lang w:val="en-US"/>
-        </w:rPr>
-        <w:t>on</w:t>
-      </w:r>
-      <w:r>
-        <w:rPr>
-          <w:rFonts w:ascii="Arial" w:hAnsi="Arial" w:cs="Arial"/>
-          <w:lang w:val="en-US"/>
-        </w:rPr>
-        <w:t xml:space="preserve"> google </w:t>
-      </w:r>
-      <w:r>
-        <w:rPr>
-          <w:rFonts w:ascii="Arial" w:hAnsi="Arial" w:cs="Arial"/>
-          <w:lang w:val="en-US"/>
-        </w:rPr>
-        <w:t>the code for colors to use them in CSS</w:t>
-      </w:r>
-      <w:r>
-        <w:rPr>
-          <w:rFonts w:ascii="Arial" w:hAnsi="Arial" w:cs="Arial"/>
-          <w:lang w:val="en-US"/>
-        </w:rPr>
-        <w:t>/Bootstrap</w:t>
-      </w:r>
-      <w:r>
-        <w:rPr>
-          <w:rFonts w:ascii="Arial" w:hAnsi="Arial" w:cs="Arial"/>
-          <w:lang w:val="en-US"/>
-        </w:rPr>
-        <w:t xml:space="preserve"> file</w:t>
-      </w:r>
-      <w:r>
-        <w:rPr>
-          <w:rFonts w:ascii="Arial" w:hAnsi="Arial" w:cs="Arial"/>
-          <w:lang w:val="en-US"/>
-        </w:rPr>
-        <w:t>.</w:t>
-      </w:r>
-      <w:r>
-        <w:rPr>
-          <w:rFonts w:ascii="Arial" w:hAnsi="Arial" w:cs="Arial"/>
-          <w:lang w:val="en-US"/>
-        </w:rPr>
-        <w:t xml:space="preserve"> </w:t>
-      </w:r>
-    </w:p>
-    <w:p>
-      <w:pPr>
-        <w:rPr>
-          <w:rFonts w:ascii="Arial" w:hAnsi="Arial" w:cs="Arial"/>
-          <w:lang w:val="en-US"/>
-        </w:rPr>
-      </w:pPr>
-      <w:r>
-        <w:rPr>
-          <w:rFonts w:ascii="Arial" w:hAnsi="Arial" w:cs="Arial"/>
-          <w:noProof/>
-          <w:lang w:val="en-US"/>
-        </w:rPr>
         <w:drawing>
           <wp:inline distT="0" distB="0" distL="0" distR="0" wp14:anchorId="125D5D37" wp14:editId="4BFC3109">
             <wp:extent cx="5274310" cy="2272030"/>
@@ -2403,15 +2395,7 @@
           <w:rFonts w:ascii="Arial" w:hAnsi="Arial" w:cs="Arial"/>
           <w:lang w:val="en-US"/>
         </w:rPr>
-        <w:t xml:space="preserve">background colors for all sections such as cards, tables, forms and </w:t>
-      </w:r>
-      <w:r>
-        <w:rPr>
-          <w:rFonts w:ascii="Arial" w:hAnsi="Arial" w:cs="Arial"/>
-          <w:lang w:val="en-US"/>
-        </w:rPr>
-        <w:lastRenderedPageBreak/>
-        <w:t xml:space="preserve">paragraphs. The </w:t>
+        <w:t xml:space="preserve">background colors for all sections such as cards, tables, forms and paragraphs. The </w:t>
       </w:r>
       <w:r>
         <w:rPr>
@@ -2447,6 +2431,7 @@
           <w:rFonts w:ascii="Arial" w:hAnsi="Arial" w:cs="Arial"/>
           <w:lang w:val="en-US"/>
         </w:rPr>
+        <w:lastRenderedPageBreak/>
         <w:t xml:space="preserve">Bootstrap </w:t>
       </w:r>
       <w:r>
@@ -3048,28 +3033,28 @@
           <w:rFonts w:ascii="Arial" w:hAnsi="Arial" w:cs="Arial"/>
           <w:lang w:val="en-US"/>
         </w:rPr>
+        <w:t xml:space="preserve">Each time I was adding a new function to a page, I had to </w:t>
+      </w:r>
+      <w:r>
+        <w:rPr>
+          <w:rFonts w:ascii="Arial" w:hAnsi="Arial" w:cs="Arial"/>
+          <w:lang w:val="en-US"/>
+        </w:rPr>
+        <w:t xml:space="preserve">test it in Chrome Developer Tools </w:t>
+      </w:r>
+      <w:r>
+        <w:rPr>
+          <w:rFonts w:ascii="Arial" w:hAnsi="Arial" w:cs="Arial"/>
+          <w:lang w:val="en-US"/>
+        </w:rPr>
+        <w:t xml:space="preserve">because it was displayed differently in each screen size. </w:t>
+      </w:r>
+      <w:r>
+        <w:rPr>
+          <w:rFonts w:ascii="Arial" w:hAnsi="Arial" w:cs="Arial"/>
+          <w:lang w:val="en-US"/>
+        </w:rPr>
         <w:lastRenderedPageBreak/>
-        <w:t xml:space="preserve">Each time I was adding a new function to a page, I had to </w:t>
-      </w:r>
-      <w:r>
-        <w:rPr>
-          <w:rFonts w:ascii="Arial" w:hAnsi="Arial" w:cs="Arial"/>
-          <w:lang w:val="en-US"/>
-        </w:rPr>
-        <w:t xml:space="preserve">test it in Chrome Developer Tools </w:t>
-      </w:r>
-      <w:r>
-        <w:rPr>
-          <w:rFonts w:ascii="Arial" w:hAnsi="Arial" w:cs="Arial"/>
-          <w:lang w:val="en-US"/>
-        </w:rPr>
-        <w:t xml:space="preserve">because it was displayed differently in each screen size. </w:t>
-      </w:r>
-      <w:r>
-        <w:rPr>
-          <w:rFonts w:ascii="Arial" w:hAnsi="Arial" w:cs="Arial"/>
-          <w:lang w:val="en-US"/>
-        </w:rPr>
         <w:t>Images were large in mobile devices as well as cards and bootstrap helped me fix th</w:t>
       </w:r>
       <w:r>
